--- a/DEPLOYMENT.docx
+++ b/DEPLOYMENT.docx
@@ -10,18 +10,15 @@
         <w:rPr>
           <w:rFonts w:ascii="Calibri" w:hAnsi="Calibri" w:eastAsia="STHeiti"/>
         </w:rPr>
-        <w:t>壹拾智检数智服务平台部署文档</w:t>
+        <w:t>壹拾智检数智服务平台部署手册</w:t>
       </w:r>
     </w:p>
     <w:p>
-      <w:pPr>
-        <w:pStyle w:val="IntenseQuote"/>
-      </w:pPr>
-      <w:r>
-        <w:rPr>
-          <w:rFonts w:ascii="Calibri" w:hAnsi="Calibri" w:eastAsia="STHeiti"/>
-        </w:rPr>
-        <w:t>适用仓库：壹拾智检数智服务平台前端管理端与 Electron 桌面端。</w:t>
+      <w:r>
+        <w:rPr>
+          <w:rFonts w:ascii="Calibri" w:hAnsi="Calibri" w:eastAsia="STHeiti"/>
+        </w:rPr>
+        <w:t>文档更新时间：2026-08-26</w:t>
       </w:r>
     </w:p>
     <w:p>
@@ -29,37 +26,7 @@
         <w:rPr>
           <w:rFonts w:ascii="Calibri" w:hAnsi="Calibri" w:eastAsia="STHeiti"/>
         </w:rPr>
-        <w:t>&gt;</w:t>
-      </w:r>
-    </w:p>
-    <w:p>
-      <w:pPr>
-        <w:pStyle w:val="IntenseQuote"/>
-      </w:pPr>
-      <w:r>
-        <w:rPr>
-          <w:rFonts w:ascii="Calibri" w:hAnsi="Calibri" w:eastAsia="STHeiti"/>
-        </w:rPr>
-        <w:t>文档版本：2026-08-24。</w:t>
-      </w:r>
-    </w:p>
-    <w:p>
-      <w:r>
-        <w:rPr>
-          <w:rFonts w:ascii="Calibri" w:hAnsi="Calibri" w:eastAsia="STHeiti"/>
-        </w:rPr>
-        <w:t>&gt;</w:t>
-      </w:r>
-    </w:p>
-    <w:p>
-      <w:pPr>
-        <w:pStyle w:val="IntenseQuote"/>
-      </w:pPr>
-      <w:r>
-        <w:rPr>
-          <w:rFonts w:ascii="Calibri" w:hAnsi="Calibri" w:eastAsia="STHeiti"/>
-        </w:rPr>
-        <w:t>本文只描述当前仓库中的前端 Web 和桌面应用部署。后端、数据库、对象存储、讯飞控制台和服务器操作系统需要单独准备。</w:t>
+        <w:t>本文只写当前仓库的前端 Web 和 Electron 桌面端。后端、数据库、对象存储和讯飞账号需要另行准备。</w:t>
       </w:r>
     </w:p>
     <w:p>
@@ -70,40 +37,44 @@
         <w:rPr>
           <w:rFonts w:ascii="Calibri" w:hAnsi="Calibri" w:eastAsia="STHeiti"/>
         </w:rPr>
-        <w:t>1. 交付物与架构</w:t>
+        <w:t>1. 构建机环境</w:t>
       </w:r>
     </w:p>
     <w:p>
-      <w:r>
-        <w:rPr>
-          <w:rFonts w:ascii="Calibri" w:hAnsi="Calibri" w:eastAsia="STHeiti"/>
-        </w:rPr>
-        <w:t>本项目有两种交付物：</w:t>
+      <w:pPr>
+        <w:pStyle w:val="Heading3"/>
+      </w:pPr>
+      <w:r>
+        <w:rPr>
+          <w:rFonts w:ascii="Calibri" w:hAnsi="Calibri" w:eastAsia="STHeiti"/>
+        </w:rPr>
+        <w:t>1.1 版本要求</w:t>
       </w:r>
     </w:p>
     <w:tbl>
       <w:tblPr>
         <w:tblStyle w:val="TableGrid"/>
-        <w:tblW w:type="dxa" w:w="9360"/>
+        <w:tblW w:type="auto" w:w="0"/>
         <w:jc w:val="left"/>
         <w:tblLayout w:type="fixed"/>
         <w:tblLook w:firstColumn="1" w:firstRow="1" w:lastColumn="0" w:lastRow="0" w:noHBand="0" w:noVBand="1" w:val="04A0"/>
+        <w:tblW w:w="9360" w:type="dxa"/>
         <w:tblInd w:w="120" w:type="dxa"/>
       </w:tblPr>
       <w:tblGrid>
-        <w:gridCol w:w="1800"/>
-        <w:gridCol w:w="2520"/>
-        <w:gridCol w:w="2520"/>
-        <w:gridCol w:w="2520"/>
+        <w:gridCol w:w="2100"/>
+        <w:gridCol w:w="3630"/>
+        <w:gridCol w:w="3630"/>
       </w:tblGrid>
       <w:tr>
         <w:trPr>
           <w:tblHeader/>
+          <w:tblHeader/>
+          <w:tblHeader/>
         </w:trPr>
         <w:tc>
           <w:tcPr>
-            <w:tcW w:type="dxa" w:w="1800"/>
-            <w:shd w:fill="E8EEF5"/>
+            <w:tcW w:type="dxa" w:w="3312"/>
             <w:tcMar>
               <w:top w:w="80" w:type="dxa"/>
               <w:start w:w="120" w:type="dxa"/>
@@ -111,139 +82,8 @@
               <w:end w:w="120" w:type="dxa"/>
             </w:tcMar>
             <w:vAlign w:val="center"/>
-          </w:tcPr>
-          <w:p>
-            <w:pPr>
-              <w:spacing w:after="0"/>
-            </w:pPr>
-            <w:r>
-              <w:rPr>
-                <w:rFonts w:ascii="Calibri" w:hAnsi="Calibri" w:eastAsia="STHeiti"/>
-                <w:b/>
-                <w:sz w:val="19"/>
-              </w:rPr>
-            </w:r>
-            <w:r>
-              <w:rPr>
-                <w:rFonts w:ascii="Calibri" w:hAnsi="Calibri" w:eastAsia="STHeiti"/>
-                <w:b/>
-                <w:sz w:val="19"/>
-              </w:rPr>
-              <w:t>交付物</w:t>
-            </w:r>
-          </w:p>
-        </w:tc>
-        <w:tc>
-          <w:tcPr>
-            <w:tcW w:type="dxa" w:w="2520"/>
             <w:shd w:fill="E8EEF5"/>
-            <w:tcMar>
-              <w:top w:w="80" w:type="dxa"/>
-              <w:start w:w="120" w:type="dxa"/>
-              <w:bottom w:w="80" w:type="dxa"/>
-              <w:end w:w="120" w:type="dxa"/>
-            </w:tcMar>
-            <w:vAlign w:val="center"/>
-          </w:tcPr>
-          <w:p>
-            <w:pPr>
-              <w:spacing w:after="0"/>
-            </w:pPr>
-            <w:r>
-              <w:rPr>
-                <w:rFonts w:ascii="Calibri" w:hAnsi="Calibri" w:eastAsia="STHeiti"/>
-                <w:b/>
-                <w:sz w:val="19"/>
-              </w:rPr>
-            </w:r>
-            <w:r>
-              <w:rPr>
-                <w:rFonts w:ascii="Calibri" w:hAnsi="Calibri" w:eastAsia="STHeiti"/>
-                <w:b/>
-                <w:sz w:val="19"/>
-              </w:rPr>
-              <w:t>构建方式</w:t>
-            </w:r>
-          </w:p>
-        </w:tc>
-        <w:tc>
-          <w:tcPr>
-            <w:tcW w:type="dxa" w:w="2520"/>
-            <w:shd w:fill="E8EEF5"/>
-            <w:tcMar>
-              <w:top w:w="80" w:type="dxa"/>
-              <w:start w:w="120" w:type="dxa"/>
-              <w:bottom w:w="80" w:type="dxa"/>
-              <w:end w:w="120" w:type="dxa"/>
-            </w:tcMar>
-            <w:vAlign w:val="center"/>
-          </w:tcPr>
-          <w:p>
-            <w:pPr>
-              <w:spacing w:after="0"/>
-            </w:pPr>
-            <w:r>
-              <w:rPr>
-                <w:rFonts w:ascii="Calibri" w:hAnsi="Calibri" w:eastAsia="STHeiti"/>
-                <w:b/>
-                <w:sz w:val="19"/>
-              </w:rPr>
-            </w:r>
-            <w:r>
-              <w:rPr>
-                <w:rFonts w:ascii="Calibri" w:hAnsi="Calibri" w:eastAsia="STHeiti"/>
-                <w:b/>
-                <w:sz w:val="19"/>
-              </w:rPr>
-              <w:t>运行方式</w:t>
-            </w:r>
-          </w:p>
-        </w:tc>
-        <w:tc>
-          <w:tcPr>
-            <w:tcW w:type="dxa" w:w="2520"/>
-            <w:shd w:fill="E8EEF5"/>
-            <w:tcMar>
-              <w:top w:w="80" w:type="dxa"/>
-              <w:start w:w="120" w:type="dxa"/>
-              <w:bottom w:w="80" w:type="dxa"/>
-              <w:end w:w="120" w:type="dxa"/>
-            </w:tcMar>
-            <w:vAlign w:val="center"/>
-          </w:tcPr>
-          <w:p>
-            <w:pPr>
-              <w:spacing w:after="0"/>
-            </w:pPr>
-            <w:r>
-              <w:rPr>
-                <w:rFonts w:ascii="Calibri" w:hAnsi="Calibri" w:eastAsia="STHeiti"/>
-                <w:b/>
-                <w:sz w:val="19"/>
-              </w:rPr>
-            </w:r>
-            <w:r>
-              <w:rPr>
-                <w:rFonts w:ascii="Calibri" w:hAnsi="Calibri" w:eastAsia="STHeiti"/>
-                <w:b/>
-                <w:sz w:val="19"/>
-              </w:rPr>
-              <w:t>适用场景</w:t>
-            </w:r>
-          </w:p>
-        </w:tc>
-      </w:tr>
-      <w:tr>
-        <w:tc>
-          <w:tcPr>
-            <w:tcW w:type="dxa" w:w="1800"/>
-            <w:tcMar>
-              <w:top w:w="80" w:type="dxa"/>
-              <w:start w:w="120" w:type="dxa"/>
-              <w:bottom w:w="80" w:type="dxa"/>
-              <w:end w:w="120" w:type="dxa"/>
-            </w:tcMar>
-            <w:vAlign w:val="center"/>
+            <w:tcW w:w="2100" w:type="dxa"/>
           </w:tcPr>
           <w:p>
             <w:pPr>
@@ -260,13 +100,13 @@
                 <w:rFonts w:ascii="Calibri" w:hAnsi="Calibri" w:eastAsia="STHeiti"/>
                 <w:sz w:val="19"/>
               </w:rPr>
-              <w:t>Web 前端</w:t>
+              <w:t>工具</w:t>
             </w:r>
           </w:p>
         </w:tc>
         <w:tc>
           <w:tcPr>
-            <w:tcW w:type="dxa" w:w="2520"/>
+            <w:tcW w:type="dxa" w:w="3312"/>
             <w:tcMar>
               <w:top w:w="80" w:type="dxa"/>
               <w:start w:w="120" w:type="dxa"/>
@@ -274,6 +114,8 @@
               <w:end w:w="120" w:type="dxa"/>
             </w:tcMar>
             <w:vAlign w:val="center"/>
+            <w:shd w:fill="E8EEF5"/>
+            <w:tcW w:w="3630" w:type="dxa"/>
           </w:tcPr>
           <w:p>
             <w:pPr>
@@ -290,13 +132,13 @@
                 <w:rFonts w:ascii="Calibri" w:hAnsi="Calibri" w:eastAsia="STHeiti"/>
                 <w:sz w:val="19"/>
               </w:rPr>
-              <w:t>Vite 静态构建</w:t>
+              <w:t>要求</w:t>
             </w:r>
           </w:p>
         </w:tc>
         <w:tc>
           <w:tcPr>
-            <w:tcW w:type="dxa" w:w="2520"/>
+            <w:tcW w:type="dxa" w:w="3312"/>
             <w:tcMar>
               <w:top w:w="80" w:type="dxa"/>
               <w:start w:w="120" w:type="dxa"/>
@@ -304,6 +146,8 @@
               <w:end w:w="120" w:type="dxa"/>
             </w:tcMar>
             <w:vAlign w:val="center"/>
+            <w:shd w:fill="E8EEF5"/>
+            <w:tcW w:w="3630" w:type="dxa"/>
           </w:tcPr>
           <w:p>
             <w:pPr>
@@ -320,13 +164,15 @@
                 <w:rFonts w:ascii="Calibri" w:hAnsi="Calibri" w:eastAsia="STHeiti"/>
                 <w:sz w:val="19"/>
               </w:rPr>
-              <w:t>Nginx、宝塔、CDN 或其他静态服务器</w:t>
+              <w:t>当前项目建议</w:t>
             </w:r>
           </w:p>
         </w:tc>
+      </w:tr>
+      <w:tr>
         <w:tc>
           <w:tcPr>
-            <w:tcW w:type="dxa" w:w="2520"/>
+            <w:tcW w:type="dxa" w:w="3312"/>
             <w:tcMar>
               <w:top w:w="80" w:type="dxa"/>
               <w:start w:w="120" w:type="dxa"/>
@@ -334,6 +180,7 @@
               <w:end w:w="120" w:type="dxa"/>
             </w:tcMar>
             <w:vAlign w:val="center"/>
+            <w:tcW w:w="2100" w:type="dxa"/>
           </w:tcPr>
           <w:p>
             <w:pPr>
@@ -350,15 +197,13 @@
                 <w:rFonts w:ascii="Calibri" w:hAnsi="Calibri" w:eastAsia="STHeiti"/>
                 <w:sz w:val="19"/>
               </w:rPr>
-              <w:t>浏览器访问管理后台</w:t>
+              <w:t>Node.js</w:t>
             </w:r>
           </w:p>
         </w:tc>
-      </w:tr>
-      <w:tr>
         <w:tc>
           <w:tcPr>
-            <w:tcW w:type="dxa" w:w="1800"/>
+            <w:tcW w:type="dxa" w:w="3312"/>
             <w:tcMar>
               <w:top w:w="80" w:type="dxa"/>
               <w:start w:w="120" w:type="dxa"/>
@@ -366,6 +211,39 @@
               <w:end w:w="120" w:type="dxa"/>
             </w:tcMar>
             <w:vAlign w:val="center"/>
+            <w:tcW w:w="3630" w:type="dxa"/>
+          </w:tcPr>
+          <w:p>
+            <w:pPr>
+              <w:spacing w:after="0"/>
+            </w:pPr>
+            <w:r>
+              <w:rPr>
+                <w:rFonts w:ascii="Calibri" w:hAnsi="Calibri" w:eastAsia="STHeiti"/>
+                <w:sz w:val="19"/>
+              </w:rPr>
+            </w:r>
+            <w:r>
+              <w:rPr>
+                <w:rFonts w:ascii="Calibri" w:hAnsi="Calibri" w:eastAsia="STHeiti"/>
+                <w:color w:val="464646"/>
+                <w:sz w:val="19"/>
+              </w:rPr>
+              <w:t>&gt;=16.0.0</w:t>
+            </w:r>
+          </w:p>
+        </w:tc>
+        <w:tc>
+          <w:tcPr>
+            <w:tcW w:type="dxa" w:w="3312"/>
+            <w:tcMar>
+              <w:top w:w="80" w:type="dxa"/>
+              <w:start w:w="120" w:type="dxa"/>
+              <w:bottom w:w="80" w:type="dxa"/>
+              <w:end w:w="120" w:type="dxa"/>
+            </w:tcMar>
+            <w:vAlign w:val="center"/>
+            <w:tcW w:w="3630" w:type="dxa"/>
           </w:tcPr>
           <w:p>
             <w:pPr>
@@ -382,13 +260,23 @@
                 <w:rFonts w:ascii="Calibri" w:hAnsi="Calibri" w:eastAsia="STHeiti"/>
                 <w:sz w:val="19"/>
               </w:rPr>
-              <w:t>Electron 应用</w:t>
+              <w:t xml:space="preserve">Node.js 20 LTS，已验证 </w:t>
+            </w:r>
+            <w:r>
+              <w:rPr>
+                <w:rFonts w:ascii="Calibri" w:hAnsi="Calibri" w:eastAsia="STHeiti"/>
+                <w:color w:val="464646"/>
+                <w:sz w:val="19"/>
+              </w:rPr>
+              <w:t>v20.19.0</w:t>
             </w:r>
           </w:p>
         </w:tc>
+      </w:tr>
+      <w:tr>
         <w:tc>
           <w:tcPr>
-            <w:tcW w:type="dxa" w:w="2520"/>
+            <w:tcW w:type="dxa" w:w="3312"/>
             <w:tcMar>
               <w:top w:w="80" w:type="dxa"/>
               <w:start w:w="120" w:type="dxa"/>
@@ -396,6 +284,7 @@
               <w:end w:w="120" w:type="dxa"/>
             </w:tcMar>
             <w:vAlign w:val="center"/>
+            <w:tcW w:w="2100" w:type="dxa"/>
           </w:tcPr>
           <w:p>
             <w:pPr>
@@ -412,13 +301,13 @@
                 <w:rFonts w:ascii="Calibri" w:hAnsi="Calibri" w:eastAsia="STHeiti"/>
                 <w:sz w:val="19"/>
               </w:rPr>
-              <w:t>Vite + Electron Builder</w:t>
+              <w:t>pnpm</w:t>
             </w:r>
           </w:p>
         </w:tc>
         <w:tc>
           <w:tcPr>
-            <w:tcW w:type="dxa" w:w="2520"/>
+            <w:tcW w:type="dxa" w:w="3312"/>
             <w:tcMar>
               <w:top w:w="80" w:type="dxa"/>
               <w:start w:w="120" w:type="dxa"/>
@@ -426,6 +315,39 @@
               <w:end w:w="120" w:type="dxa"/>
             </w:tcMar>
             <w:vAlign w:val="center"/>
+            <w:tcW w:w="3630" w:type="dxa"/>
+          </w:tcPr>
+          <w:p>
+            <w:pPr>
+              <w:spacing w:after="0"/>
+            </w:pPr>
+            <w:r>
+              <w:rPr>
+                <w:rFonts w:ascii="Calibri" w:hAnsi="Calibri" w:eastAsia="STHeiti"/>
+                <w:sz w:val="19"/>
+              </w:rPr>
+            </w:r>
+            <w:r>
+              <w:rPr>
+                <w:rFonts w:ascii="Calibri" w:hAnsi="Calibri" w:eastAsia="STHeiti"/>
+                <w:color w:val="464646"/>
+                <w:sz w:val="19"/>
+              </w:rPr>
+              <w:t>&gt;=8.6.0</w:t>
+            </w:r>
+          </w:p>
+        </w:tc>
+        <w:tc>
+          <w:tcPr>
+            <w:tcW w:type="dxa" w:w="3312"/>
+            <w:tcMar>
+              <w:top w:w="80" w:type="dxa"/>
+              <w:start w:w="120" w:type="dxa"/>
+              <w:bottom w:w="80" w:type="dxa"/>
+              <w:end w:w="120" w:type="dxa"/>
+            </w:tcMar>
+            <w:vAlign w:val="center"/>
+            <w:tcW w:w="3630" w:type="dxa"/>
           </w:tcPr>
           <w:p>
             <w:pPr>
@@ -442,13 +364,15 @@
                 <w:rFonts w:ascii="Calibri" w:hAnsi="Calibri" w:eastAsia="STHeiti"/>
                 <w:sz w:val="19"/>
               </w:rPr>
-              <w:t>Windows NSIS、macOS DMG/ZIP</w:t>
+              <w:t>pnpm 9.15.5（与 Windows CI 一致）</w:t>
             </w:r>
           </w:p>
         </w:tc>
+      </w:tr>
+      <w:tr>
         <w:tc>
           <w:tcPr>
-            <w:tcW w:type="dxa" w:w="2520"/>
+            <w:tcW w:type="dxa" w:w="3312"/>
             <w:tcMar>
               <w:top w:w="80" w:type="dxa"/>
               <w:start w:w="120" w:type="dxa"/>
@@ -456,6 +380,7 @@
               <w:end w:w="120" w:type="dxa"/>
             </w:tcMar>
             <w:vAlign w:val="center"/>
+            <w:tcW w:w="2100" w:type="dxa"/>
           </w:tcPr>
           <w:p>
             <w:pPr>
@@ -472,497 +397,13 @@
                 <w:rFonts w:ascii="Calibri" w:hAnsi="Calibri" w:eastAsia="STHeiti"/>
                 <w:sz w:val="19"/>
               </w:rPr>
-              <w:t>本地应用、麦克风、本地唤醒</w:t>
+              <w:t>Git</w:t>
             </w:r>
           </w:p>
         </w:tc>
-      </w:tr>
-    </w:tbl>
-    <w:p>
-      <w:pPr>
-        <w:spacing w:after="0"/>
-      </w:pPr>
-    </w:p>
-    <w:p>
-      <w:r>
-        <w:rPr>
-          <w:rFonts w:ascii="Calibri" w:hAnsi="Calibri" w:eastAsia="STHeiti"/>
-        </w:rPr>
-        <w:t>Web 请求链路：</w:t>
-      </w:r>
-    </w:p>
-    <w:p>
-      <w:pPr>
-        <w:pStyle w:val="CodeBlock"/>
-        <w:keepLines/>
-      </w:pPr>
-      <w:r>
-        <w:rPr>
-          <w:rFonts w:ascii="Calibri" w:hAnsi="Calibri" w:eastAsia="STHeiti"/>
-        </w:rPr>
-        <w:t>浏览器 -&gt; Nginx/静态文件服务器 -&gt; index.html/assets</w:t>
-        <w:br/>
-      </w:r>
-      <w:r>
-        <w:rPr>
-          <w:rFonts w:ascii="Calibri" w:hAnsi="Calibri" w:eastAsia="STHeiti"/>
-        </w:rPr>
-        <w:t xml:space="preserve">        -&gt; /admin-api 反向代理 -&gt; 后端 API</w:t>
-      </w:r>
-    </w:p>
-    <w:p>
-      <w:r>
-        <w:rPr>
-          <w:rFonts w:ascii="Calibri" w:hAnsi="Calibri" w:eastAsia="STHeiti"/>
-        </w:rPr>
-        <w:t>当前 Web 生产 API 配置为：</w:t>
-      </w:r>
-    </w:p>
-    <w:p>
-      <w:pPr>
-        <w:pStyle w:val="CodeBlock"/>
-        <w:keepLines/>
-      </w:pPr>
-      <w:r>
-        <w:rPr>
-          <w:rFonts w:ascii="Calibri" w:hAnsi="Calibri" w:eastAsia="STHeiti"/>
-        </w:rPr>
-        <w:t>VITE_BASE_URL=https://yishizhijian.jikeyun.net</w:t>
-        <w:br/>
-      </w:r>
-      <w:r>
-        <w:rPr>
-          <w:rFonts w:ascii="Calibri" w:hAnsi="Calibri" w:eastAsia="STHeiti"/>
-        </w:rPr>
-        <w:t>VITE_API_URL=/admin-api</w:t>
-      </w:r>
-    </w:p>
-    <w:p>
-      <w:r>
-        <w:rPr>
-          <w:rFonts w:ascii="Calibri" w:hAnsi="Calibri" w:eastAsia="STHeiti"/>
-        </w:rPr>
-        <w:t>因此默认完整 API 地址是：</w:t>
-      </w:r>
-    </w:p>
-    <w:p>
-      <w:pPr>
-        <w:pStyle w:val="CodeBlock"/>
-        <w:keepLines/>
-      </w:pPr>
-      <w:r>
-        <w:rPr>
-          <w:rFonts w:ascii="Calibri" w:hAnsi="Calibri" w:eastAsia="STHeiti"/>
-        </w:rPr>
-        <w:t>https://yishizhijian.jikeyun.net/admin-api</w:t>
-      </w:r>
-    </w:p>
-    <w:p>
-      <w:r>
-        <w:rPr>
-          <w:rFonts w:ascii="Calibri" w:hAnsi="Calibri" w:eastAsia="STHeiti"/>
-        </w:rPr>
-        <w:t>如果 Web 使用同域 Nginx 代理，建议把生产环境的 VITE_BASE_URL 设为空、保留 VITE_API_URL=/admin-api，避免浏览器跨域。改环境变量后必须重新构建。</w:t>
-      </w:r>
-    </w:p>
-    <w:p>
-      <w:r>
-        <w:rPr>
-          <w:rFonts w:ascii="Calibri" w:hAnsi="Calibri" w:eastAsia="STHeiti"/>
-        </w:rPr>
-        <w:t>Electron 请求链路：</w:t>
-      </w:r>
-    </w:p>
-    <w:p>
-      <w:pPr>
-        <w:pStyle w:val="CodeBlock"/>
-        <w:keepLines/>
-      </w:pPr>
-      <w:r>
-        <w:rPr>
-          <w:rFonts w:ascii="Calibri" w:hAnsi="Calibri" w:eastAsia="STHeiti"/>
-        </w:rPr>
-        <w:t>app://app/admin-api/*</w:t>
-        <w:br/>
-      </w:r>
-      <w:r>
-        <w:rPr>
-          <w:rFonts w:ascii="Calibri" w:hAnsi="Calibri" w:eastAsia="STHeiti"/>
-        </w:rPr>
-        <w:t xml:space="preserve">  -&gt; Electron 主进程</w:t>
-        <w:br/>
-      </w:r>
-      <w:r>
-        <w:rPr>
-          <w:rFonts w:ascii="Calibri" w:hAnsi="Calibri" w:eastAsia="STHeiti"/>
-        </w:rPr>
-        <w:t xml:space="preserve">  -&gt; https://yishizhijian.jikeyun.net/admin-api/*</w:t>
-      </w:r>
-    </w:p>
-    <w:p>
-      <w:r>
-        <w:rPr>
-          <w:rFonts w:ascii="Calibri" w:hAnsi="Calibri" w:eastAsia="STHeiti"/>
-        </w:rPr>
-        <w:t>桌面端的 apiOrigin 当前写在 electron/main.cjs 中。仅修改 .env.desktop 不会改变已打包应用的后端地址；若需要多个后端环境，必须先改造主进程配置来源。</w:t>
-      </w:r>
-    </w:p>
-    <w:p>
-      <w:pPr>
-        <w:pStyle w:val="Heading2"/>
-      </w:pPr>
-      <w:r>
-        <w:rPr>
-          <w:rFonts w:ascii="Calibri" w:hAnsi="Calibri" w:eastAsia="STHeiti"/>
-        </w:rPr>
-        <w:t>2. 运行环境</w:t>
-      </w:r>
-    </w:p>
-    <w:p>
-      <w:pPr>
-        <w:pStyle w:val="Heading3"/>
-      </w:pPr>
-      <w:r>
-        <w:rPr>
-          <w:rFonts w:ascii="Calibri" w:hAnsi="Calibri" w:eastAsia="STHeiti"/>
-        </w:rPr>
-        <w:t>2.1 开发机</w:t>
-      </w:r>
-    </w:p>
-    <w:p>
-      <w:pPr>
-        <w:pStyle w:val="ListBullet"/>
-        <w:spacing w:after="80"/>
-      </w:pPr>
-      <w:r>
-        <w:rPr>
-          <w:rFonts w:ascii="Calibri" w:hAnsi="Calibri" w:eastAsia="STHeiti"/>
-        </w:rPr>
-        <w:t>Node.js：推荐 20 LTS，最低满足项目 engines 的 Node.js &gt;=16。</w:t>
-      </w:r>
-    </w:p>
-    <w:p>
-      <w:pPr>
-        <w:pStyle w:val="ListBullet"/>
-        <w:spacing w:after="80"/>
-      </w:pPr>
-      <w:r>
-        <w:rPr>
-          <w:rFonts w:ascii="Calibri" w:hAnsi="Calibri" w:eastAsia="STHeiti"/>
-        </w:rPr>
-        <w:t>pnpm：&gt;=8.6.0；Windows CI 当前使用 9.15.5。</w:t>
-      </w:r>
-    </w:p>
-    <w:p>
-      <w:pPr>
-        <w:pStyle w:val="ListBullet"/>
-        <w:spacing w:after="80"/>
-      </w:pPr>
-      <w:r>
-        <w:rPr>
-          <w:rFonts w:ascii="Calibri" w:hAnsi="Calibri" w:eastAsia="STHeiti"/>
-        </w:rPr>
-        <w:t>Git。</w:t>
-      </w:r>
-    </w:p>
-    <w:p>
-      <w:pPr>
-        <w:pStyle w:val="ListBullet"/>
-        <w:spacing w:after="80"/>
-      </w:pPr>
-      <w:r>
-        <w:rPr>
-          <w:rFonts w:ascii="Calibri" w:hAnsi="Calibri" w:eastAsia="STHeiti"/>
-        </w:rPr>
-        <w:t>Electron 开发依赖 Electron 36.7.3。</w:t>
-      </w:r>
-    </w:p>
-    <w:p>
-      <w:pPr>
-        <w:pStyle w:val="ListBullet"/>
-        <w:spacing w:after="80"/>
-      </w:pPr>
-      <w:r>
-        <w:rPr>
-          <w:rFonts w:ascii="Calibri" w:hAnsi="Calibri" w:eastAsia="STHeiti"/>
-        </w:rPr>
-        <w:t>Windows 原生唤醒编译需要 Visual Studio/MSBuild 和 Windows SDK。</w:t>
-      </w:r>
-    </w:p>
-    <w:p>
-      <w:pPr>
-        <w:pStyle w:val="ListBullet"/>
-        <w:spacing w:after="80"/>
-      </w:pPr>
-      <w:r>
-        <w:rPr>
-          <w:rFonts w:ascii="Calibri" w:hAnsi="Calibri" w:eastAsia="STHeiti"/>
-        </w:rPr>
-        <w:t>macOS 打包需要 macOS 和 Xcode Command Line Tools。</w:t>
-      </w:r>
-    </w:p>
-    <w:p>
-      <w:pPr>
-        <w:pStyle w:val="ListBullet"/>
-        <w:spacing w:after="80"/>
-      </w:pPr>
-      <w:r>
-        <w:rPr>
-          <w:rFonts w:ascii="Calibri" w:hAnsi="Calibri" w:eastAsia="STHeiti"/>
-        </w:rPr>
-        <w:t>生产签名、公证需要相应 Apple Developer 或 Windows 证书。</w:t>
-      </w:r>
-    </w:p>
-    <w:p>
-      <w:r>
-        <w:rPr>
-          <w:rFonts w:ascii="Calibri" w:hAnsi="Calibri" w:eastAsia="STHeiti"/>
-        </w:rPr>
-        <w:t>检查版本：</w:t>
-      </w:r>
-    </w:p>
-    <w:p>
-      <w:pPr>
-        <w:pStyle w:val="CodeBlock"/>
-        <w:keepLines/>
-      </w:pPr>
-      <w:r>
-        <w:rPr>
-          <w:rFonts w:ascii="Calibri" w:hAnsi="Calibri" w:eastAsia="STHeiti"/>
-        </w:rPr>
-        <w:t>node --version</w:t>
-        <w:br/>
-      </w:r>
-      <w:r>
-        <w:rPr>
-          <w:rFonts w:ascii="Calibri" w:hAnsi="Calibri" w:eastAsia="STHeiti"/>
-        </w:rPr>
-        <w:t>pnpm --version</w:t>
-        <w:br/>
-      </w:r>
-      <w:r>
-        <w:rPr>
-          <w:rFonts w:ascii="Calibri" w:hAnsi="Calibri" w:eastAsia="STHeiti"/>
-        </w:rPr>
-        <w:t>git --version</w:t>
-      </w:r>
-    </w:p>
-    <w:p>
-      <w:pPr>
-        <w:pStyle w:val="Heading3"/>
-      </w:pPr>
-      <w:r>
-        <w:rPr>
-          <w:rFonts w:ascii="Calibri" w:hAnsi="Calibri" w:eastAsia="STHeiti"/>
-        </w:rPr>
-        <w:t>2.2 Web 服务器</w:t>
-      </w:r>
-    </w:p>
-    <w:p>
-      <w:pPr>
-        <w:pStyle w:val="ListBullet"/>
-        <w:spacing w:after="80"/>
-      </w:pPr>
-      <w:r>
-        <w:rPr>
-          <w:rFonts w:ascii="Calibri" w:hAnsi="Calibri" w:eastAsia="STHeiti"/>
-        </w:rPr>
-        <w:t>Nginx 或等价静态文件服务器。</w:t>
-      </w:r>
-    </w:p>
-    <w:p>
-      <w:pPr>
-        <w:pStyle w:val="ListBullet"/>
-        <w:spacing w:after="80"/>
-      </w:pPr>
-      <w:r>
-        <w:rPr>
-          <w:rFonts w:ascii="Calibri" w:hAnsi="Calibri" w:eastAsia="STHeiti"/>
-        </w:rPr>
-        <w:t>生产 HTTPS 证书。</w:t>
-      </w:r>
-    </w:p>
-    <w:p>
-      <w:pPr>
-        <w:pStyle w:val="ListBullet"/>
-        <w:spacing w:after="80"/>
-      </w:pPr>
-      <w:r>
-        <w:rPr>
-          <w:rFonts w:ascii="Calibri" w:hAnsi="Calibri" w:eastAsia="STHeiti"/>
-        </w:rPr>
-        <w:t>服务器能访问后端 API。</w:t>
-      </w:r>
-    </w:p>
-    <w:p>
-      <w:pPr>
-        <w:pStyle w:val="ListBullet"/>
-        <w:spacing w:after="80"/>
-      </w:pPr>
-      <w:r>
-        <w:rPr>
-          <w:rFonts w:ascii="Calibri" w:hAnsi="Calibri" w:eastAsia="STHeiti"/>
-        </w:rPr>
-        <w:t>若启用反向代理，服务器能访问 https://yishizhijian.jikeyun.net。</w:t>
-      </w:r>
-    </w:p>
-    <w:p>
-      <w:pPr>
-        <w:pStyle w:val="ListBullet"/>
-        <w:spacing w:after="80"/>
-      </w:pPr>
-      <w:r>
-        <w:rPr>
-          <w:rFonts w:ascii="Calibri" w:hAnsi="Calibri" w:eastAsia="STHeiti"/>
-        </w:rPr>
-        <w:t>若使用 CDN，源站必须正确返回 index.html、assets、字体和媒体文件。</w:t>
-      </w:r>
-    </w:p>
-    <w:p>
-      <w:pPr>
-        <w:pStyle w:val="Heading2"/>
-      </w:pPr>
-      <w:r>
-        <w:rPr>
-          <w:rFonts w:ascii="Calibri" w:hAnsi="Calibri" w:eastAsia="STHeiti"/>
-        </w:rPr>
-        <w:t>3. 首次准备</w:t>
-      </w:r>
-    </w:p>
-    <w:p>
-      <w:r>
-        <w:rPr>
-          <w:rFonts w:ascii="Calibri" w:hAnsi="Calibri" w:eastAsia="STHeiti"/>
-        </w:rPr>
-        <w:t>进入仓库根目录后安装锁定依赖：</w:t>
-      </w:r>
-    </w:p>
-    <w:p>
-      <w:pPr>
-        <w:pStyle w:val="CodeBlock"/>
-        <w:keepLines/>
-      </w:pPr>
-      <w:r>
-        <w:rPr>
-          <w:rFonts w:ascii="Calibri" w:hAnsi="Calibri" w:eastAsia="STHeiti"/>
-        </w:rPr>
-        <w:t>pnpm install --frozen-lockfile</w:t>
-      </w:r>
-    </w:p>
-    <w:p>
-      <w:r>
-        <w:rPr>
-          <w:rFonts w:ascii="Calibri" w:hAnsi="Calibri" w:eastAsia="STHeiti"/>
-        </w:rPr>
-        <w:t>说明：</w:t>
-      </w:r>
-    </w:p>
-    <w:p>
-      <w:pPr>
-        <w:pStyle w:val="ListBullet"/>
-        <w:spacing w:after="80"/>
-      </w:pPr>
-      <w:r>
-        <w:rPr>
-          <w:rFonts w:ascii="Calibri" w:hAnsi="Calibri" w:eastAsia="STHeiti"/>
-        </w:rPr>
-        <w:t>正式构建使用 --frozen-lockfile，避免构建机修改 pnpm-lock.yaml。</w:t>
-      </w:r>
-    </w:p>
-    <w:p>
-      <w:pPr>
-        <w:pStyle w:val="ListBullet"/>
-        <w:spacing w:after="80"/>
-      </w:pPr>
-      <w:r>
-        <w:rPr>
-          <w:rFonts w:ascii="Calibri" w:hAnsi="Calibri" w:eastAsia="STHeiti"/>
-        </w:rPr>
-        <w:t>项目脚本、CI 和 Electron staging 以 pnpm 为准，不建议使用 npm install 替代。</w:t>
-      </w:r>
-    </w:p>
-    <w:p>
-      <w:pPr>
-        <w:pStyle w:val="ListBullet"/>
-        <w:spacing w:after="80"/>
-      </w:pPr>
-      <w:r>
-        <w:rPr>
-          <w:rFonts w:ascii="Calibri" w:hAnsi="Calibri" w:eastAsia="STHeiti"/>
-        </w:rPr>
-        <w:t>不要提交 node_modules、dist*、release、desktop-app 等构建输出。</w:t>
-      </w:r>
-    </w:p>
-    <w:p>
-      <w:r>
-        <w:rPr>
-          <w:rFonts w:ascii="Calibri" w:hAnsi="Calibri" w:eastAsia="STHeiti"/>
-        </w:rPr>
-        <w:t>构建前检查：</w:t>
-      </w:r>
-    </w:p>
-    <w:p>
-      <w:pPr>
-        <w:pStyle w:val="CodeBlock"/>
-        <w:keepLines/>
-      </w:pPr>
-      <w:r>
-        <w:rPr>
-          <w:rFonts w:ascii="Calibri" w:hAnsi="Calibri" w:eastAsia="STHeiti"/>
-        </w:rPr>
-        <w:t>git status --short</w:t>
-      </w:r>
-    </w:p>
-    <w:p>
-      <w:r>
-        <w:rPr>
-          <w:rFonts w:ascii="Calibri" w:hAnsi="Calibri" w:eastAsia="STHeiti"/>
-        </w:rPr>
-        <w:t>不要用 git reset --hard 或 git checkout -- 清理未知修改；先确认修改归属。</w:t>
-      </w:r>
-    </w:p>
-    <w:p>
-      <w:pPr>
-        <w:pStyle w:val="Heading2"/>
-      </w:pPr>
-      <w:r>
-        <w:rPr>
-          <w:rFonts w:ascii="Calibri" w:hAnsi="Calibri" w:eastAsia="STHeiti"/>
-        </w:rPr>
-        <w:t>4. 环境文件</w:t>
-      </w:r>
-    </w:p>
-    <w:p>
-      <w:r>
-        <w:rPr>
-          <w:rFonts w:ascii="Calibri" w:hAnsi="Calibri" w:eastAsia="STHeiti"/>
-        </w:rPr>
-        <w:t>Vite 根据命令的 mode 加载对应文件：</w:t>
-      </w:r>
-    </w:p>
-    <w:tbl>
-      <w:tblPr>
-        <w:tblStyle w:val="TableGrid"/>
-        <w:tblW w:type="dxa" w:w="9360"/>
-        <w:jc w:val="left"/>
-        <w:tblLayout w:type="fixed"/>
-        <w:tblLook w:firstColumn="1" w:firstRow="1" w:lastColumn="0" w:lastRow="0" w:noHBand="0" w:noVBand="1" w:val="04A0"/>
-        <w:tblInd w:w="120" w:type="dxa"/>
-      </w:tblPr>
-      <w:tblGrid>
-        <w:gridCol w:w="1800"/>
-        <w:gridCol w:w="2520"/>
-        <w:gridCol w:w="2520"/>
-        <w:gridCol w:w="2520"/>
-      </w:tblGrid>
-      <w:tr>
-        <w:trPr>
-          <w:tblHeader/>
-        </w:trPr>
         <w:tc>
           <w:tcPr>
-            <w:tcW w:type="dxa" w:w="1800"/>
-            <w:shd w:fill="E8EEF5"/>
+            <w:tcW w:type="dxa" w:w="3312"/>
             <w:tcMar>
               <w:top w:w="80" w:type="dxa"/>
               <w:start w:w="120" w:type="dxa"/>
@@ -970,139 +411,7 @@
               <w:end w:w="120" w:type="dxa"/>
             </w:tcMar>
             <w:vAlign w:val="center"/>
-          </w:tcPr>
-          <w:p>
-            <w:pPr>
-              <w:spacing w:after="0"/>
-            </w:pPr>
-            <w:r>
-              <w:rPr>
-                <w:rFonts w:ascii="Calibri" w:hAnsi="Calibri" w:eastAsia="STHeiti"/>
-                <w:b/>
-                <w:sz w:val="19"/>
-              </w:rPr>
-            </w:r>
-            <w:r>
-              <w:rPr>
-                <w:rFonts w:ascii="Calibri" w:hAnsi="Calibri" w:eastAsia="STHeiti"/>
-                <w:b/>
-                <w:sz w:val="19"/>
-              </w:rPr>
-              <w:t>命令</w:t>
-            </w:r>
-          </w:p>
-        </w:tc>
-        <w:tc>
-          <w:tcPr>
-            <w:tcW w:type="dxa" w:w="2520"/>
-            <w:shd w:fill="E8EEF5"/>
-            <w:tcMar>
-              <w:top w:w="80" w:type="dxa"/>
-              <w:start w:w="120" w:type="dxa"/>
-              <w:bottom w:w="80" w:type="dxa"/>
-              <w:end w:w="120" w:type="dxa"/>
-            </w:tcMar>
-            <w:vAlign w:val="center"/>
-          </w:tcPr>
-          <w:p>
-            <w:pPr>
-              <w:spacing w:after="0"/>
-            </w:pPr>
-            <w:r>
-              <w:rPr>
-                <w:rFonts w:ascii="Calibri" w:hAnsi="Calibri" w:eastAsia="STHeiti"/>
-                <w:b/>
-                <w:sz w:val="19"/>
-              </w:rPr>
-            </w:r>
-            <w:r>
-              <w:rPr>
-                <w:rFonts w:ascii="Calibri" w:hAnsi="Calibri" w:eastAsia="STHeiti"/>
-                <w:b/>
-                <w:sz w:val="19"/>
-              </w:rPr>
-              <w:t>环境文件</w:t>
-            </w:r>
-          </w:p>
-        </w:tc>
-        <w:tc>
-          <w:tcPr>
-            <w:tcW w:type="dxa" w:w="2520"/>
-            <w:shd w:fill="E8EEF5"/>
-            <w:tcMar>
-              <w:top w:w="80" w:type="dxa"/>
-              <w:start w:w="120" w:type="dxa"/>
-              <w:bottom w:w="80" w:type="dxa"/>
-              <w:end w:w="120" w:type="dxa"/>
-            </w:tcMar>
-            <w:vAlign w:val="center"/>
-          </w:tcPr>
-          <w:p>
-            <w:pPr>
-              <w:spacing w:after="0"/>
-            </w:pPr>
-            <w:r>
-              <w:rPr>
-                <w:rFonts w:ascii="Calibri" w:hAnsi="Calibri" w:eastAsia="STHeiti"/>
-                <w:b/>
-                <w:sz w:val="19"/>
-              </w:rPr>
-            </w:r>
-            <w:r>
-              <w:rPr>
-                <w:rFonts w:ascii="Calibri" w:hAnsi="Calibri" w:eastAsia="STHeiti"/>
-                <w:b/>
-                <w:sz w:val="19"/>
-              </w:rPr>
-              <w:t>输出目录</w:t>
-            </w:r>
-          </w:p>
-        </w:tc>
-        <w:tc>
-          <w:tcPr>
-            <w:tcW w:type="dxa" w:w="2520"/>
-            <w:shd w:fill="E8EEF5"/>
-            <w:tcMar>
-              <w:top w:w="80" w:type="dxa"/>
-              <w:start w:w="120" w:type="dxa"/>
-              <w:bottom w:w="80" w:type="dxa"/>
-              <w:end w:w="120" w:type="dxa"/>
-            </w:tcMar>
-            <w:vAlign w:val="center"/>
-          </w:tcPr>
-          <w:p>
-            <w:pPr>
-              <w:spacing w:after="0"/>
-            </w:pPr>
-            <w:r>
-              <w:rPr>
-                <w:rFonts w:ascii="Calibri" w:hAnsi="Calibri" w:eastAsia="STHeiti"/>
-                <w:b/>
-                <w:sz w:val="19"/>
-              </w:rPr>
-            </w:r>
-            <w:r>
-              <w:rPr>
-                <w:rFonts w:ascii="Calibri" w:hAnsi="Calibri" w:eastAsia="STHeiti"/>
-                <w:b/>
-                <w:sz w:val="19"/>
-              </w:rPr>
-              <w:t>用途</w:t>
-            </w:r>
-          </w:p>
-        </w:tc>
-      </w:tr>
-      <w:tr>
-        <w:tc>
-          <w:tcPr>
-            <w:tcW w:type="dxa" w:w="1800"/>
-            <w:tcMar>
-              <w:top w:w="80" w:type="dxa"/>
-              <w:start w:w="120" w:type="dxa"/>
-              <w:bottom w:w="80" w:type="dxa"/>
-              <w:end w:w="120" w:type="dxa"/>
-            </w:tcMar>
-            <w:vAlign w:val="center"/>
+            <w:tcW w:w="3630" w:type="dxa"/>
           </w:tcPr>
           <w:p>
             <w:pPr>
@@ -1119,13 +428,13 @@
                 <w:rFonts w:ascii="Calibri" w:hAnsi="Calibri" w:eastAsia="STHeiti"/>
                 <w:sz w:val="19"/>
               </w:rPr>
-              <w:t>pnpm dev</w:t>
+              <w:t>可用</w:t>
             </w:r>
           </w:p>
         </w:tc>
         <w:tc>
           <w:tcPr>
-            <w:tcW w:type="dxa" w:w="2520"/>
+            <w:tcW w:type="dxa" w:w="3312"/>
             <w:tcMar>
               <w:top w:w="80" w:type="dxa"/>
               <w:start w:w="120" w:type="dxa"/>
@@ -1133,6 +442,7 @@
               <w:end w:w="120" w:type="dxa"/>
             </w:tcMar>
             <w:vAlign w:val="center"/>
+            <w:tcW w:w="3630" w:type="dxa"/>
           </w:tcPr>
           <w:p>
             <w:pPr>
@@ -1149,13 +459,15 @@
                 <w:rFonts w:ascii="Calibri" w:hAnsi="Calibri" w:eastAsia="STHeiti"/>
                 <w:sz w:val="19"/>
               </w:rPr>
-              <w:t>.env.local</w:t>
+              <w:t>用于拉取代码和确认 commit</w:t>
             </w:r>
           </w:p>
         </w:tc>
+      </w:tr>
+      <w:tr>
         <w:tc>
           <w:tcPr>
-            <w:tcW w:type="dxa" w:w="2520"/>
+            <w:tcW w:type="dxa" w:w="3312"/>
             <w:tcMar>
               <w:top w:w="80" w:type="dxa"/>
               <w:start w:w="120" w:type="dxa"/>
@@ -1163,6 +475,7 @@
               <w:end w:w="120" w:type="dxa"/>
             </w:tcMar>
             <w:vAlign w:val="center"/>
+            <w:tcW w:w="2100" w:type="dxa"/>
           </w:tcPr>
           <w:p>
             <w:pPr>
@@ -1179,13 +492,13 @@
                 <w:rFonts w:ascii="Calibri" w:hAnsi="Calibri" w:eastAsia="STHeiti"/>
                 <w:sz w:val="19"/>
               </w:rPr>
-              <w:t>无生产输出</w:t>
+              <w:t>Electron</w:t>
             </w:r>
           </w:p>
         </w:tc>
         <w:tc>
           <w:tcPr>
-            <w:tcW w:type="dxa" w:w="2520"/>
+            <w:tcW w:type="dxa" w:w="3312"/>
             <w:tcMar>
               <w:top w:w="80" w:type="dxa"/>
               <w:start w:w="120" w:type="dxa"/>
@@ -1193,6 +506,7 @@
               <w:end w:w="120" w:type="dxa"/>
             </w:tcMar>
             <w:vAlign w:val="center"/>
+            <w:tcW w:w="3630" w:type="dxa"/>
           </w:tcPr>
           <w:p>
             <w:pPr>
@@ -1209,15 +523,13 @@
                 <w:rFonts w:ascii="Calibri" w:hAnsi="Calibri" w:eastAsia="STHeiti"/>
                 <w:sz w:val="19"/>
               </w:rPr>
-              <w:t>本地浏览器开发</w:t>
+              <w:t>项目锁定 36.7.3</w:t>
             </w:r>
           </w:p>
         </w:tc>
-      </w:tr>
-      <w:tr>
         <w:tc>
           <w:tcPr>
-            <w:tcW w:type="dxa" w:w="1800"/>
+            <w:tcW w:type="dxa" w:w="3312"/>
             <w:tcMar>
               <w:top w:w="80" w:type="dxa"/>
               <w:start w:w="120" w:type="dxa"/>
@@ -1225,6 +537,7 @@
               <w:end w:w="120" w:type="dxa"/>
             </w:tcMar>
             <w:vAlign w:val="center"/>
+            <w:tcW w:w="3630" w:type="dxa"/>
           </w:tcPr>
           <w:p>
             <w:pPr>
@@ -1241,13 +554,30 @@
                 <w:rFonts w:ascii="Calibri" w:hAnsi="Calibri" w:eastAsia="STHeiti"/>
                 <w:sz w:val="19"/>
               </w:rPr>
-              <w:t>pnpm dev-server</w:t>
+              <w:t xml:space="preserve">由 </w:t>
+            </w:r>
+            <w:r>
+              <w:rPr>
+                <w:rFonts w:ascii="Calibri" w:hAnsi="Calibri" w:eastAsia="STHeiti"/>
+                <w:color w:val="464646"/>
+                <w:sz w:val="19"/>
+              </w:rPr>
+              <w:t>pnpm install</w:t>
+            </w:r>
+            <w:r>
+              <w:rPr>
+                <w:rFonts w:ascii="Calibri" w:hAnsi="Calibri" w:eastAsia="STHeiti"/>
+                <w:sz w:val="19"/>
+              </w:rPr>
+              <w:t xml:space="preserve"> 安装</w:t>
             </w:r>
           </w:p>
         </w:tc>
+      </w:tr>
+      <w:tr>
         <w:tc>
           <w:tcPr>
-            <w:tcW w:type="dxa" w:w="2520"/>
+            <w:tcW w:type="dxa" w:w="3312"/>
             <w:tcMar>
               <w:top w:w="80" w:type="dxa"/>
               <w:start w:w="120" w:type="dxa"/>
@@ -1255,6 +585,7 @@
               <w:end w:w="120" w:type="dxa"/>
             </w:tcMar>
             <w:vAlign w:val="center"/>
+            <w:tcW w:w="2100" w:type="dxa"/>
           </w:tcPr>
           <w:p>
             <w:pPr>
@@ -1271,13 +602,13 @@
                 <w:rFonts w:ascii="Calibri" w:hAnsi="Calibri" w:eastAsia="STHeiti"/>
                 <w:sz w:val="19"/>
               </w:rPr>
-              <w:t>.env.dev</w:t>
+              <w:t>electron-builder</w:t>
             </w:r>
           </w:p>
         </w:tc>
         <w:tc>
           <w:tcPr>
-            <w:tcW w:type="dxa" w:w="2520"/>
+            <w:tcW w:type="dxa" w:w="3312"/>
             <w:tcMar>
               <w:top w:w="80" w:type="dxa"/>
               <w:start w:w="120" w:type="dxa"/>
@@ -1285,6 +616,7 @@
               <w:end w:w="120" w:type="dxa"/>
             </w:tcMar>
             <w:vAlign w:val="center"/>
+            <w:tcW w:w="3630" w:type="dxa"/>
           </w:tcPr>
           <w:p>
             <w:pPr>
@@ -1301,13 +633,13 @@
                 <w:rFonts w:ascii="Calibri" w:hAnsi="Calibri" w:eastAsia="STHeiti"/>
                 <w:sz w:val="19"/>
               </w:rPr>
-              <w:t>无生产输出</w:t>
+              <w:t>项目锁定 26.0.12</w:t>
             </w:r>
           </w:p>
         </w:tc>
         <w:tc>
           <w:tcPr>
-            <w:tcW w:type="dxa" w:w="2520"/>
+            <w:tcW w:type="dxa" w:w="3312"/>
             <w:tcMar>
               <w:top w:w="80" w:type="dxa"/>
               <w:start w:w="120" w:type="dxa"/>
@@ -1315,6 +647,942 @@
               <w:end w:w="120" w:type="dxa"/>
             </w:tcMar>
             <w:vAlign w:val="center"/>
+            <w:tcW w:w="3630" w:type="dxa"/>
+          </w:tcPr>
+          <w:p>
+            <w:pPr>
+              <w:spacing w:after="0"/>
+            </w:pPr>
+            <w:r>
+              <w:rPr>
+                <w:rFonts w:ascii="Calibri" w:hAnsi="Calibri" w:eastAsia="STHeiti"/>
+                <w:sz w:val="19"/>
+              </w:rPr>
+            </w:r>
+            <w:r>
+              <w:rPr>
+                <w:rFonts w:ascii="Calibri" w:hAnsi="Calibri" w:eastAsia="STHeiti"/>
+                <w:sz w:val="19"/>
+              </w:rPr>
+              <w:t xml:space="preserve">由 </w:t>
+            </w:r>
+            <w:r>
+              <w:rPr>
+                <w:rFonts w:ascii="Calibri" w:hAnsi="Calibri" w:eastAsia="STHeiti"/>
+                <w:color w:val="464646"/>
+                <w:sz w:val="19"/>
+              </w:rPr>
+              <w:t>pnpm install</w:t>
+            </w:r>
+            <w:r>
+              <w:rPr>
+                <w:rFonts w:ascii="Calibri" w:hAnsi="Calibri" w:eastAsia="STHeiti"/>
+                <w:sz w:val="19"/>
+              </w:rPr>
+              <w:t xml:space="preserve"> 安装</w:t>
+            </w:r>
+          </w:p>
+        </w:tc>
+      </w:tr>
+    </w:tbl>
+    <w:p>
+      <w:pPr>
+        <w:spacing w:after="0"/>
+      </w:pPr>
+    </w:p>
+    <w:p>
+      <w:r>
+        <w:rPr>
+          <w:rFonts w:ascii="Calibri" w:hAnsi="Calibri" w:eastAsia="STHeiti"/>
+        </w:rPr>
+        <w:t>检查版本：</w:t>
+      </w:r>
+    </w:p>
+    <w:p>
+      <w:pPr>
+        <w:pStyle w:val="CodeBlock"/>
+        <w:keepLines/>
+      </w:pPr>
+      <w:r>
+        <w:rPr>
+          <w:rFonts w:ascii="Calibri" w:hAnsi="Calibri" w:eastAsia="STHeiti"/>
+          <w:sz w:val="18"/>
+        </w:rPr>
+        <w:t>node --version</w:t>
+        <w:br/>
+      </w:r>
+      <w:r>
+        <w:rPr>
+          <w:rFonts w:ascii="Calibri" w:hAnsi="Calibri" w:eastAsia="STHeiti"/>
+          <w:sz w:val="18"/>
+        </w:rPr>
+        <w:t>pnpm --version</w:t>
+        <w:br/>
+      </w:r>
+      <w:r>
+        <w:rPr>
+          <w:rFonts w:ascii="Calibri" w:hAnsi="Calibri" w:eastAsia="STHeiti"/>
+          <w:sz w:val="18"/>
+        </w:rPr>
+        <w:t>git --version</w:t>
+      </w:r>
+    </w:p>
+    <w:p>
+      <w:r>
+        <w:rPr>
+          <w:rFonts w:ascii="Calibri" w:hAnsi="Calibri" w:eastAsia="STHeiti"/>
+        </w:rPr>
+        <w:t>Node 版本不合适时，建议使用 nvm：</w:t>
+      </w:r>
+    </w:p>
+    <w:p>
+      <w:pPr>
+        <w:pStyle w:val="CodeBlock"/>
+        <w:keepLines/>
+      </w:pPr>
+      <w:r>
+        <w:rPr>
+          <w:rFonts w:ascii="Calibri" w:hAnsi="Calibri" w:eastAsia="STHeiti"/>
+          <w:sz w:val="18"/>
+        </w:rPr>
+        <w:t>nvm install 20.19.0</w:t>
+        <w:br/>
+      </w:r>
+      <w:r>
+        <w:rPr>
+          <w:rFonts w:ascii="Calibri" w:hAnsi="Calibri" w:eastAsia="STHeiti"/>
+          <w:sz w:val="18"/>
+        </w:rPr>
+        <w:t>nvm use 20.19.0</w:t>
+        <w:br/>
+      </w:r>
+      <w:r>
+        <w:rPr>
+          <w:rFonts w:ascii="Calibri" w:hAnsi="Calibri" w:eastAsia="STHeiti"/>
+          <w:sz w:val="18"/>
+        </w:rPr>
+        <w:t>node --version</w:t>
+      </w:r>
+    </w:p>
+    <w:p>
+      <w:r>
+        <w:rPr>
+          <w:rFonts w:ascii="Calibri" w:hAnsi="Calibri" w:eastAsia="STHeiti"/>
+        </w:rPr>
+        <w:t>如果没有 pnpm：</w:t>
+      </w:r>
+    </w:p>
+    <w:p>
+      <w:pPr>
+        <w:pStyle w:val="CodeBlock"/>
+        <w:keepLines/>
+      </w:pPr>
+      <w:r>
+        <w:rPr>
+          <w:rFonts w:ascii="Calibri" w:hAnsi="Calibri" w:eastAsia="STHeiti"/>
+          <w:sz w:val="18"/>
+        </w:rPr>
+        <w:t>corepack enable</w:t>
+        <w:br/>
+      </w:r>
+      <w:r>
+        <w:rPr>
+          <w:rFonts w:ascii="Calibri" w:hAnsi="Calibri" w:eastAsia="STHeiti"/>
+          <w:sz w:val="18"/>
+        </w:rPr>
+        <w:t>corepack prepare pnpm@9.15.5 --activate</w:t>
+        <w:br/>
+      </w:r>
+      <w:r>
+        <w:rPr>
+          <w:rFonts w:ascii="Calibri" w:hAnsi="Calibri" w:eastAsia="STHeiti"/>
+          <w:sz w:val="18"/>
+        </w:rPr>
+        <w:t>pnpm --version</w:t>
+      </w:r>
+    </w:p>
+    <w:p>
+      <w:r>
+        <w:rPr>
+          <w:rFonts w:ascii="Calibri" w:hAnsi="Calibri" w:eastAsia="STHeiti"/>
+        </w:rPr>
+        <w:t>Windows 原生唤醒 helper 只能在 Windows runner 上编译，需要 Visual Studio/MSBuild 和 Windows SDK。macOS 打包需要 Xcode Command Line Tools。</w:t>
+      </w:r>
+    </w:p>
+    <w:p>
+      <w:pPr>
+        <w:pStyle w:val="Heading3"/>
+      </w:pPr>
+      <w:r>
+        <w:rPr>
+          <w:rFonts w:ascii="Calibri" w:hAnsi="Calibri" w:eastAsia="STHeiti"/>
+        </w:rPr>
+        <w:t>1.2 拉取代码</w:t>
+      </w:r>
+    </w:p>
+    <w:p>
+      <w:pPr>
+        <w:pStyle w:val="CodeBlock"/>
+        <w:keepLines/>
+      </w:pPr>
+      <w:r>
+        <w:rPr>
+          <w:rFonts w:ascii="Calibri" w:hAnsi="Calibri" w:eastAsia="STHeiti"/>
+          <w:sz w:val="18"/>
+        </w:rPr>
+        <w:t>git clone &lt;仓库地址&gt;</w:t>
+        <w:br/>
+      </w:r>
+      <w:r>
+        <w:rPr>
+          <w:rFonts w:ascii="Calibri" w:hAnsi="Calibri" w:eastAsia="STHeiti"/>
+          <w:sz w:val="18"/>
+        </w:rPr>
+        <w:t>cd 拾壹</w:t>
+        <w:br/>
+      </w:r>
+      <w:r>
+        <w:rPr>
+          <w:rFonts w:ascii="Calibri" w:hAnsi="Calibri" w:eastAsia="STHeiti"/>
+          <w:sz w:val="18"/>
+        </w:rPr>
+        <w:t>git checkout main</w:t>
+        <w:br/>
+      </w:r>
+      <w:r>
+        <w:rPr>
+          <w:rFonts w:ascii="Calibri" w:hAnsi="Calibri" w:eastAsia="STHeiti"/>
+          <w:sz w:val="18"/>
+        </w:rPr>
+        <w:t>git pull --ff-only</w:t>
+      </w:r>
+    </w:p>
+    <w:p>
+      <w:r>
+        <w:rPr>
+          <w:rFonts w:ascii="Calibri" w:hAnsi="Calibri" w:eastAsia="STHeiti"/>
+        </w:rPr>
+        <w:t>构建前查看工作区：</w:t>
+      </w:r>
+    </w:p>
+    <w:p>
+      <w:pPr>
+        <w:pStyle w:val="CodeBlock"/>
+        <w:keepLines/>
+      </w:pPr>
+      <w:r>
+        <w:rPr>
+          <w:rFonts w:ascii="Calibri" w:hAnsi="Calibri" w:eastAsia="STHeiti"/>
+          <w:sz w:val="18"/>
+        </w:rPr>
+        <w:t>git status --short</w:t>
+      </w:r>
+    </w:p>
+    <w:p>
+      <w:r>
+        <w:rPr>
+          <w:rFonts w:ascii="Calibri" w:hAnsi="Calibri" w:eastAsia="STHeiti"/>
+        </w:rPr>
+        <w:t xml:space="preserve">不要用 </w:t>
+      </w:r>
+      <w:r>
+        <w:rPr>
+          <w:rFonts w:ascii="Calibri" w:hAnsi="Calibri" w:eastAsia="STHeiti"/>
+          <w:color w:val="464646"/>
+          <w:sz w:val="19"/>
+        </w:rPr>
+        <w:t>git reset --hard</w:t>
+      </w:r>
+      <w:r>
+        <w:rPr>
+          <w:rFonts w:ascii="Calibri" w:hAnsi="Calibri" w:eastAsia="STHeiti"/>
+        </w:rPr>
+        <w:t xml:space="preserve"> 或 </w:t>
+      </w:r>
+      <w:r>
+        <w:rPr>
+          <w:rFonts w:ascii="Calibri" w:hAnsi="Calibri" w:eastAsia="STHeiti"/>
+          <w:color w:val="464646"/>
+          <w:sz w:val="19"/>
+        </w:rPr>
+        <w:t>git checkout --</w:t>
+      </w:r>
+      <w:r>
+        <w:rPr>
+          <w:rFonts w:ascii="Calibri" w:hAnsi="Calibri" w:eastAsia="STHeiti"/>
+        </w:rPr>
+        <w:t xml:space="preserve"> 清理工作区，先确认修改是否属于当前发布。</w:t>
+      </w:r>
+    </w:p>
+    <w:p>
+      <w:pPr>
+        <w:pStyle w:val="Heading2"/>
+      </w:pPr>
+      <w:r>
+        <w:rPr>
+          <w:rFonts w:ascii="Calibri" w:hAnsi="Calibri" w:eastAsia="STHeiti"/>
+        </w:rPr>
+        <w:t>2. 安装依赖</w:t>
+      </w:r>
+    </w:p>
+    <w:p>
+      <w:r>
+        <w:rPr>
+          <w:rFonts w:ascii="Calibri" w:hAnsi="Calibri" w:eastAsia="STHeiti"/>
+        </w:rPr>
+        <w:t>首次安装或锁文件有变化时，在仓库根目录执行：</w:t>
+      </w:r>
+    </w:p>
+    <w:p>
+      <w:pPr>
+        <w:pStyle w:val="CodeBlock"/>
+        <w:keepLines/>
+      </w:pPr>
+      <w:r>
+        <w:rPr>
+          <w:rFonts w:ascii="Calibri" w:hAnsi="Calibri" w:eastAsia="STHeiti"/>
+          <w:sz w:val="18"/>
+        </w:rPr>
+        <w:t>pnpm install --frozen-lockfile</w:t>
+      </w:r>
+    </w:p>
+    <w:p>
+      <w:r>
+        <w:rPr>
+          <w:rFonts w:ascii="Calibri" w:hAnsi="Calibri" w:eastAsia="STHeiti"/>
+        </w:rPr>
+        <w:t>安装完成后可确认依赖是否可用：</w:t>
+      </w:r>
+    </w:p>
+    <w:p>
+      <w:pPr>
+        <w:pStyle w:val="CodeBlock"/>
+        <w:keepLines/>
+      </w:pPr>
+      <w:r>
+        <w:rPr>
+          <w:rFonts w:ascii="Calibri" w:hAnsi="Calibri" w:eastAsia="STHeiti"/>
+          <w:sz w:val="18"/>
+        </w:rPr>
+        <w:t>pnpm exec vite --version</w:t>
+        <w:br/>
+      </w:r>
+      <w:r>
+        <w:rPr>
+          <w:rFonts w:ascii="Calibri" w:hAnsi="Calibri" w:eastAsia="STHeiti"/>
+          <w:sz w:val="18"/>
+        </w:rPr>
+        <w:t>pnpm exec electron-builder --version</w:t>
+      </w:r>
+    </w:p>
+    <w:p>
+      <w:r>
+        <w:rPr>
+          <w:rFonts w:ascii="Calibri" w:hAnsi="Calibri" w:eastAsia="STHeiti"/>
+          <w:color w:val="464646"/>
+          <w:sz w:val="19"/>
+        </w:rPr>
+        <w:t>--frozen-lockfile</w:t>
+      </w:r>
+      <w:r>
+        <w:rPr>
+          <w:rFonts w:ascii="Calibri" w:hAnsi="Calibri" w:eastAsia="STHeiti"/>
+        </w:rPr>
+        <w:t xml:space="preserve"> 会严格使用 </w:t>
+      </w:r>
+      <w:r>
+        <w:rPr>
+          <w:rFonts w:ascii="Calibri" w:hAnsi="Calibri" w:eastAsia="STHeiti"/>
+          <w:color w:val="464646"/>
+          <w:sz w:val="19"/>
+        </w:rPr>
+        <w:t>pnpm-lock.yaml</w:t>
+      </w:r>
+      <w:r>
+        <w:rPr>
+          <w:rFonts w:ascii="Calibri" w:hAnsi="Calibri" w:eastAsia="STHeiti"/>
+        </w:rPr>
+        <w:t xml:space="preserve">。如果提示 lockfile 与 </w:t>
+      </w:r>
+      <w:r>
+        <w:rPr>
+          <w:rFonts w:ascii="Calibri" w:hAnsi="Calibri" w:eastAsia="STHeiti"/>
+          <w:color w:val="464646"/>
+          <w:sz w:val="19"/>
+        </w:rPr>
+        <w:t>package.json</w:t>
+      </w:r>
+      <w:r>
+        <w:rPr>
+          <w:rFonts w:ascii="Calibri" w:hAnsi="Calibri" w:eastAsia="STHeiti"/>
+        </w:rPr>
+        <w:t xml:space="preserve"> 不一致，不要在生产机直接改锁文件，应在开发分支执行 </w:t>
+      </w:r>
+      <w:r>
+        <w:rPr>
+          <w:rFonts w:ascii="Calibri" w:hAnsi="Calibri" w:eastAsia="STHeiti"/>
+          <w:color w:val="464646"/>
+          <w:sz w:val="19"/>
+        </w:rPr>
+        <w:t>pnpm install</w:t>
+      </w:r>
+      <w:r>
+        <w:rPr>
+          <w:rFonts w:ascii="Calibri" w:hAnsi="Calibri" w:eastAsia="STHeiti"/>
+        </w:rPr>
+        <w:t>、检查变更后再提交锁文件。</w:t>
+      </w:r>
+    </w:p>
+    <w:p>
+      <w:r>
+        <w:rPr>
+          <w:rFonts w:ascii="Calibri" w:hAnsi="Calibri" w:eastAsia="STHeiti"/>
+        </w:rPr>
+        <w:t>常见错误：</w:t>
+      </w:r>
+    </w:p>
+    <w:p>
+      <w:pPr>
+        <w:pStyle w:val="ListBullet"/>
+        <w:spacing w:after="80"/>
+      </w:pPr>
+      <w:r>
+        <w:rPr>
+          <w:rFonts w:ascii="Calibri" w:hAnsi="Calibri" w:eastAsia="STHeiti"/>
+          <w:color w:val="464646"/>
+          <w:sz w:val="19"/>
+        </w:rPr>
+        <w:t>packages field missing or empty</w:t>
+      </w:r>
+      <w:r>
+        <w:rPr>
+          <w:rFonts w:ascii="Calibri" w:hAnsi="Calibri" w:eastAsia="STHeiti"/>
+        </w:rPr>
+        <w:t xml:space="preserve">：通常是 pnpm 工作区配置或执行目录不对。确认当前目录是仓库根目录，并检查 </w:t>
+      </w:r>
+      <w:r>
+        <w:rPr>
+          <w:rFonts w:ascii="Calibri" w:hAnsi="Calibri" w:eastAsia="STHeiti"/>
+          <w:color w:val="464646"/>
+          <w:sz w:val="19"/>
+        </w:rPr>
+        <w:t>pnpm-workspace.yaml</w:t>
+      </w:r>
+      <w:r>
+        <w:rPr>
+          <w:rFonts w:ascii="Calibri" w:hAnsi="Calibri" w:eastAsia="STHeiti"/>
+        </w:rPr>
+        <w:t xml:space="preserve">；不要把 </w:t>
+      </w:r>
+      <w:r>
+        <w:rPr>
+          <w:rFonts w:ascii="Calibri" w:hAnsi="Calibri" w:eastAsia="STHeiti"/>
+          <w:color w:val="464646"/>
+          <w:sz w:val="19"/>
+        </w:rPr>
+        <w:t>pnpm run</w:t>
+      </w:r>
+      <w:r>
+        <w:rPr>
+          <w:rFonts w:ascii="Calibri" w:hAnsi="Calibri" w:eastAsia="STHeiti"/>
+        </w:rPr>
+        <w:t xml:space="preserve"> 命令当成 </w:t>
+      </w:r>
+      <w:r>
+        <w:rPr>
+          <w:rFonts w:ascii="Calibri" w:hAnsi="Calibri" w:eastAsia="STHeiti"/>
+          <w:color w:val="464646"/>
+          <w:sz w:val="19"/>
+        </w:rPr>
+        <w:t>pnpm exec</w:t>
+      </w:r>
+      <w:r>
+        <w:rPr>
+          <w:rFonts w:ascii="Calibri" w:hAnsi="Calibri" w:eastAsia="STHeiti"/>
+        </w:rPr>
+        <w:t xml:space="preserve"> 使用。</w:t>
+      </w:r>
+    </w:p>
+    <w:p>
+      <w:pPr>
+        <w:pStyle w:val="ListBullet"/>
+        <w:spacing w:after="80"/>
+      </w:pPr>
+      <w:r>
+        <w:rPr>
+          <w:rFonts w:ascii="Calibri" w:hAnsi="Calibri" w:eastAsia="STHeiti"/>
+          <w:color w:val="464646"/>
+          <w:sz w:val="19"/>
+        </w:rPr>
+        <w:t>ERR_PNPM_LINKING_FAILED</w:t>
+      </w:r>
+      <w:r>
+        <w:rPr>
+          <w:rFonts w:ascii="Calibri" w:hAnsi="Calibri" w:eastAsia="STHeiti"/>
+        </w:rPr>
+        <w:t xml:space="preserve">：常见于 Windows 文件被占用。关闭正在运行的 Electron、Vite 和编辑器终端后重试；必要时删除项目自己的 </w:t>
+      </w:r>
+      <w:r>
+        <w:rPr>
+          <w:rFonts w:ascii="Calibri" w:hAnsi="Calibri" w:eastAsia="STHeiti"/>
+          <w:color w:val="464646"/>
+          <w:sz w:val="19"/>
+        </w:rPr>
+        <w:t>node_modules</w:t>
+      </w:r>
+      <w:r>
+        <w:rPr>
+          <w:rFonts w:ascii="Calibri" w:hAnsi="Calibri" w:eastAsia="STHeiti"/>
+        </w:rPr>
+        <w:t xml:space="preserve">，再执行 </w:t>
+      </w:r>
+      <w:r>
+        <w:rPr>
+          <w:rFonts w:ascii="Calibri" w:hAnsi="Calibri" w:eastAsia="STHeiti"/>
+          <w:color w:val="464646"/>
+          <w:sz w:val="19"/>
+        </w:rPr>
+        <w:t>pnpm install --frozen-lockfile</w:t>
+      </w:r>
+      <w:r>
+        <w:rPr>
+          <w:rFonts w:ascii="Calibri" w:hAnsi="Calibri" w:eastAsia="STHeiti"/>
+        </w:rPr>
+        <w:t>。</w:t>
+      </w:r>
+    </w:p>
+    <w:p>
+      <w:pPr>
+        <w:pStyle w:val="ListBullet"/>
+        <w:spacing w:after="80"/>
+      </w:pPr>
+      <w:r>
+        <w:rPr>
+          <w:rFonts w:ascii="Calibri" w:hAnsi="Calibri" w:eastAsia="STHeiti"/>
+        </w:rPr>
+        <w:t xml:space="preserve">依赖下载失败：确认网络、代理和 Electron 下载源；不要把半完成的 </w:t>
+      </w:r>
+      <w:r>
+        <w:rPr>
+          <w:rFonts w:ascii="Calibri" w:hAnsi="Calibri" w:eastAsia="STHeiti"/>
+          <w:color w:val="464646"/>
+          <w:sz w:val="19"/>
+        </w:rPr>
+        <w:t>node_modules</w:t>
+      </w:r>
+      <w:r>
+        <w:rPr>
+          <w:rFonts w:ascii="Calibri" w:hAnsi="Calibri" w:eastAsia="STHeiti"/>
+        </w:rPr>
+        <w:t xml:space="preserve"> 复制到另一台机器。</w:t>
+      </w:r>
+    </w:p>
+    <w:p>
+      <w:pPr>
+        <w:pStyle w:val="Heading2"/>
+      </w:pPr>
+      <w:r>
+        <w:rPr>
+          <w:rFonts w:ascii="Calibri" w:hAnsi="Calibri" w:eastAsia="STHeiti"/>
+        </w:rPr>
+        <w:t>3. 环境文件</w:t>
+      </w:r>
+    </w:p>
+    <w:p>
+      <w:r>
+        <w:rPr>
+          <w:rFonts w:ascii="Calibri" w:hAnsi="Calibri" w:eastAsia="STHeiti"/>
+        </w:rPr>
+        <w:t>Vite 根据命令的 mode 读取环境文件：</w:t>
+      </w:r>
+    </w:p>
+    <w:tbl>
+      <w:tblPr>
+        <w:tblStyle w:val="TableGrid"/>
+        <w:tblW w:type="auto" w:w="0"/>
+        <w:jc w:val="left"/>
+        <w:tblLayout w:type="fixed"/>
+        <w:tblLook w:firstColumn="1" w:firstRow="1" w:lastColumn="0" w:lastRow="0" w:noHBand="0" w:noVBand="1" w:val="04A0"/>
+        <w:tblW w:w="9360" w:type="dxa"/>
+        <w:tblInd w:w="120" w:type="dxa"/>
+      </w:tblPr>
+      <w:tblGrid>
+        <w:gridCol w:w="2100"/>
+        <w:gridCol w:w="2420"/>
+        <w:gridCol w:w="2420"/>
+        <w:gridCol w:w="2420"/>
+      </w:tblGrid>
+      <w:tr>
+        <w:trPr>
+          <w:tblHeader/>
+          <w:tblHeader/>
+          <w:tblHeader/>
+          <w:tblHeader/>
+        </w:trPr>
+        <w:tc>
+          <w:tcPr>
+            <w:tcW w:type="dxa" w:w="2484"/>
+            <w:tcMar>
+              <w:top w:w="80" w:type="dxa"/>
+              <w:start w:w="120" w:type="dxa"/>
+              <w:bottom w:w="80" w:type="dxa"/>
+              <w:end w:w="120" w:type="dxa"/>
+            </w:tcMar>
+            <w:vAlign w:val="center"/>
+            <w:shd w:fill="E8EEF5"/>
+            <w:tcW w:w="2100" w:type="dxa"/>
+          </w:tcPr>
+          <w:p>
+            <w:pPr>
+              <w:spacing w:after="0"/>
+            </w:pPr>
+            <w:r>
+              <w:rPr>
+                <w:rFonts w:ascii="Calibri" w:hAnsi="Calibri" w:eastAsia="STHeiti"/>
+                <w:sz w:val="19"/>
+              </w:rPr>
+            </w:r>
+            <w:r>
+              <w:rPr>
+                <w:rFonts w:ascii="Calibri" w:hAnsi="Calibri" w:eastAsia="STHeiti"/>
+                <w:sz w:val="19"/>
+              </w:rPr>
+              <w:t>命令</w:t>
+            </w:r>
+          </w:p>
+        </w:tc>
+        <w:tc>
+          <w:tcPr>
+            <w:tcW w:type="dxa" w:w="2484"/>
+            <w:tcMar>
+              <w:top w:w="80" w:type="dxa"/>
+              <w:start w:w="120" w:type="dxa"/>
+              <w:bottom w:w="80" w:type="dxa"/>
+              <w:end w:w="120" w:type="dxa"/>
+            </w:tcMar>
+            <w:vAlign w:val="center"/>
+            <w:shd w:fill="E8EEF5"/>
+            <w:tcW w:w="2420" w:type="dxa"/>
+          </w:tcPr>
+          <w:p>
+            <w:pPr>
+              <w:spacing w:after="0"/>
+            </w:pPr>
+            <w:r>
+              <w:rPr>
+                <w:rFonts w:ascii="Calibri" w:hAnsi="Calibri" w:eastAsia="STHeiti"/>
+                <w:sz w:val="19"/>
+              </w:rPr>
+            </w:r>
+            <w:r>
+              <w:rPr>
+                <w:rFonts w:ascii="Calibri" w:hAnsi="Calibri" w:eastAsia="STHeiti"/>
+                <w:sz w:val="19"/>
+              </w:rPr>
+              <w:t>环境文件</w:t>
+            </w:r>
+          </w:p>
+        </w:tc>
+        <w:tc>
+          <w:tcPr>
+            <w:tcW w:type="dxa" w:w="2484"/>
+            <w:tcMar>
+              <w:top w:w="80" w:type="dxa"/>
+              <w:start w:w="120" w:type="dxa"/>
+              <w:bottom w:w="80" w:type="dxa"/>
+              <w:end w:w="120" w:type="dxa"/>
+            </w:tcMar>
+            <w:vAlign w:val="center"/>
+            <w:shd w:fill="E8EEF5"/>
+            <w:tcW w:w="2420" w:type="dxa"/>
+          </w:tcPr>
+          <w:p>
+            <w:pPr>
+              <w:spacing w:after="0"/>
+            </w:pPr>
+            <w:r>
+              <w:rPr>
+                <w:rFonts w:ascii="Calibri" w:hAnsi="Calibri" w:eastAsia="STHeiti"/>
+                <w:sz w:val="19"/>
+              </w:rPr>
+            </w:r>
+            <w:r>
+              <w:rPr>
+                <w:rFonts w:ascii="Calibri" w:hAnsi="Calibri" w:eastAsia="STHeiti"/>
+                <w:sz w:val="19"/>
+              </w:rPr>
+              <w:t>输出目录</w:t>
+            </w:r>
+          </w:p>
+        </w:tc>
+        <w:tc>
+          <w:tcPr>
+            <w:tcW w:type="dxa" w:w="2484"/>
+            <w:tcMar>
+              <w:top w:w="80" w:type="dxa"/>
+              <w:start w:w="120" w:type="dxa"/>
+              <w:bottom w:w="80" w:type="dxa"/>
+              <w:end w:w="120" w:type="dxa"/>
+            </w:tcMar>
+            <w:vAlign w:val="center"/>
+            <w:shd w:fill="E8EEF5"/>
+            <w:tcW w:w="2420" w:type="dxa"/>
+          </w:tcPr>
+          <w:p>
+            <w:pPr>
+              <w:spacing w:after="0"/>
+            </w:pPr>
+            <w:r>
+              <w:rPr>
+                <w:rFonts w:ascii="Calibri" w:hAnsi="Calibri" w:eastAsia="STHeiti"/>
+                <w:sz w:val="19"/>
+              </w:rPr>
+            </w:r>
+            <w:r>
+              <w:rPr>
+                <w:rFonts w:ascii="Calibri" w:hAnsi="Calibri" w:eastAsia="STHeiti"/>
+                <w:sz w:val="19"/>
+              </w:rPr>
+              <w:t>用途</w:t>
+            </w:r>
+          </w:p>
+        </w:tc>
+      </w:tr>
+      <w:tr>
+        <w:tc>
+          <w:tcPr>
+            <w:tcW w:type="dxa" w:w="2484"/>
+            <w:tcMar>
+              <w:top w:w="80" w:type="dxa"/>
+              <w:start w:w="120" w:type="dxa"/>
+              <w:bottom w:w="80" w:type="dxa"/>
+              <w:end w:w="120" w:type="dxa"/>
+            </w:tcMar>
+            <w:vAlign w:val="center"/>
+            <w:tcW w:w="2100" w:type="dxa"/>
+          </w:tcPr>
+          <w:p>
+            <w:pPr>
+              <w:spacing w:after="0"/>
+            </w:pPr>
+            <w:r>
+              <w:rPr>
+                <w:rFonts w:ascii="Calibri" w:hAnsi="Calibri" w:eastAsia="STHeiti"/>
+                <w:sz w:val="19"/>
+              </w:rPr>
+            </w:r>
+            <w:r>
+              <w:rPr>
+                <w:rFonts w:ascii="Calibri" w:hAnsi="Calibri" w:eastAsia="STHeiti"/>
+                <w:color w:val="464646"/>
+                <w:sz w:val="19"/>
+              </w:rPr>
+              <w:t>pnpm dev</w:t>
+            </w:r>
+          </w:p>
+        </w:tc>
+        <w:tc>
+          <w:tcPr>
+            <w:tcW w:type="dxa" w:w="2484"/>
+            <w:tcMar>
+              <w:top w:w="80" w:type="dxa"/>
+              <w:start w:w="120" w:type="dxa"/>
+              <w:bottom w:w="80" w:type="dxa"/>
+              <w:end w:w="120" w:type="dxa"/>
+            </w:tcMar>
+            <w:vAlign w:val="center"/>
+            <w:tcW w:w="2420" w:type="dxa"/>
+          </w:tcPr>
+          <w:p>
+            <w:pPr>
+              <w:spacing w:after="0"/>
+            </w:pPr>
+            <w:r>
+              <w:rPr>
+                <w:rFonts w:ascii="Calibri" w:hAnsi="Calibri" w:eastAsia="STHeiti"/>
+                <w:sz w:val="19"/>
+              </w:rPr>
+            </w:r>
+            <w:r>
+              <w:rPr>
+                <w:rFonts w:ascii="Calibri" w:hAnsi="Calibri" w:eastAsia="STHeiti"/>
+                <w:color w:val="464646"/>
+                <w:sz w:val="19"/>
+              </w:rPr>
+              <w:t>.env.local</w:t>
+            </w:r>
+          </w:p>
+        </w:tc>
+        <w:tc>
+          <w:tcPr>
+            <w:tcW w:type="dxa" w:w="2484"/>
+            <w:tcMar>
+              <w:top w:w="80" w:type="dxa"/>
+              <w:start w:w="120" w:type="dxa"/>
+              <w:bottom w:w="80" w:type="dxa"/>
+              <w:end w:w="120" w:type="dxa"/>
+            </w:tcMar>
+            <w:vAlign w:val="center"/>
+            <w:tcW w:w="2420" w:type="dxa"/>
+          </w:tcPr>
+          <w:p>
+            <w:pPr>
+              <w:spacing w:after="0"/>
+            </w:pPr>
+            <w:r>
+              <w:rPr>
+                <w:rFonts w:ascii="Calibri" w:hAnsi="Calibri" w:eastAsia="STHeiti"/>
+                <w:sz w:val="19"/>
+              </w:rPr>
+            </w:r>
+            <w:r>
+              <w:rPr>
+                <w:rFonts w:ascii="Calibri" w:hAnsi="Calibri" w:eastAsia="STHeiti"/>
+                <w:sz w:val="19"/>
+              </w:rPr>
+              <w:t>无</w:t>
+            </w:r>
+          </w:p>
+        </w:tc>
+        <w:tc>
+          <w:tcPr>
+            <w:tcW w:type="dxa" w:w="2484"/>
+            <w:tcMar>
+              <w:top w:w="80" w:type="dxa"/>
+              <w:start w:w="120" w:type="dxa"/>
+              <w:bottom w:w="80" w:type="dxa"/>
+              <w:end w:w="120" w:type="dxa"/>
+            </w:tcMar>
+            <w:vAlign w:val="center"/>
+            <w:tcW w:w="2420" w:type="dxa"/>
+          </w:tcPr>
+          <w:p>
+            <w:pPr>
+              <w:spacing w:after="0"/>
+            </w:pPr>
+            <w:r>
+              <w:rPr>
+                <w:rFonts w:ascii="Calibri" w:hAnsi="Calibri" w:eastAsia="STHeiti"/>
+                <w:sz w:val="19"/>
+              </w:rPr>
+            </w:r>
+            <w:r>
+              <w:rPr>
+                <w:rFonts w:ascii="Calibri" w:hAnsi="Calibri" w:eastAsia="STHeiti"/>
+                <w:sz w:val="19"/>
+              </w:rPr>
+              <w:t>浏览器本地开发</w:t>
+            </w:r>
+          </w:p>
+        </w:tc>
+      </w:tr>
+      <w:tr>
+        <w:tc>
+          <w:tcPr>
+            <w:tcW w:type="dxa" w:w="2484"/>
+            <w:tcMar>
+              <w:top w:w="80" w:type="dxa"/>
+              <w:start w:w="120" w:type="dxa"/>
+              <w:bottom w:w="80" w:type="dxa"/>
+              <w:end w:w="120" w:type="dxa"/>
+            </w:tcMar>
+            <w:vAlign w:val="center"/>
+            <w:tcW w:w="2100" w:type="dxa"/>
+          </w:tcPr>
+          <w:p>
+            <w:pPr>
+              <w:spacing w:after="0"/>
+            </w:pPr>
+            <w:r>
+              <w:rPr>
+                <w:rFonts w:ascii="Calibri" w:hAnsi="Calibri" w:eastAsia="STHeiti"/>
+                <w:sz w:val="19"/>
+              </w:rPr>
+            </w:r>
+            <w:r>
+              <w:rPr>
+                <w:rFonts w:ascii="Calibri" w:hAnsi="Calibri" w:eastAsia="STHeiti"/>
+                <w:color w:val="464646"/>
+                <w:sz w:val="19"/>
+              </w:rPr>
+              <w:t>pnpm dev-server</w:t>
+            </w:r>
+          </w:p>
+        </w:tc>
+        <w:tc>
+          <w:tcPr>
+            <w:tcW w:type="dxa" w:w="2484"/>
+            <w:tcMar>
+              <w:top w:w="80" w:type="dxa"/>
+              <w:start w:w="120" w:type="dxa"/>
+              <w:bottom w:w="80" w:type="dxa"/>
+              <w:end w:w="120" w:type="dxa"/>
+            </w:tcMar>
+            <w:vAlign w:val="center"/>
+            <w:tcW w:w="2420" w:type="dxa"/>
+          </w:tcPr>
+          <w:p>
+            <w:pPr>
+              <w:spacing w:after="0"/>
+            </w:pPr>
+            <w:r>
+              <w:rPr>
+                <w:rFonts w:ascii="Calibri" w:hAnsi="Calibri" w:eastAsia="STHeiti"/>
+                <w:sz w:val="19"/>
+              </w:rPr>
+            </w:r>
+            <w:r>
+              <w:rPr>
+                <w:rFonts w:ascii="Calibri" w:hAnsi="Calibri" w:eastAsia="STHeiti"/>
+                <w:color w:val="464646"/>
+                <w:sz w:val="19"/>
+              </w:rPr>
+              <w:t>.env.dev</w:t>
+            </w:r>
+          </w:p>
+        </w:tc>
+        <w:tc>
+          <w:tcPr>
+            <w:tcW w:type="dxa" w:w="2484"/>
+            <w:tcMar>
+              <w:top w:w="80" w:type="dxa"/>
+              <w:start w:w="120" w:type="dxa"/>
+              <w:bottom w:w="80" w:type="dxa"/>
+              <w:end w:w="120" w:type="dxa"/>
+            </w:tcMar>
+            <w:vAlign w:val="center"/>
+            <w:tcW w:w="2420" w:type="dxa"/>
+          </w:tcPr>
+          <w:p>
+            <w:pPr>
+              <w:spacing w:after="0"/>
+            </w:pPr>
+            <w:r>
+              <w:rPr>
+                <w:rFonts w:ascii="Calibri" w:hAnsi="Calibri" w:eastAsia="STHeiti"/>
+                <w:sz w:val="19"/>
+              </w:rPr>
+            </w:r>
+            <w:r>
+              <w:rPr>
+                <w:rFonts w:ascii="Calibri" w:hAnsi="Calibri" w:eastAsia="STHeiti"/>
+                <w:sz w:val="19"/>
+              </w:rPr>
+              <w:t>无</w:t>
+            </w:r>
+          </w:p>
+        </w:tc>
+        <w:tc>
+          <w:tcPr>
+            <w:tcW w:type="dxa" w:w="2484"/>
+            <w:tcMar>
+              <w:top w:w="80" w:type="dxa"/>
+              <w:start w:w="120" w:type="dxa"/>
+              <w:bottom w:w="80" w:type="dxa"/>
+              <w:end w:w="120" w:type="dxa"/>
+            </w:tcMar>
+            <w:vAlign w:val="center"/>
+            <w:tcW w:w="2420" w:type="dxa"/>
           </w:tcPr>
           <w:p>
             <w:pPr>
@@ -1339,7 +1607,7 @@
       <w:tr>
         <w:tc>
           <w:tcPr>
-            <w:tcW w:type="dxa" w:w="1800"/>
+            <w:tcW w:type="dxa" w:w="2484"/>
             <w:tcMar>
               <w:top w:w="80" w:type="dxa"/>
               <w:start w:w="120" w:type="dxa"/>
@@ -1347,6 +1615,103 @@
               <w:end w:w="120" w:type="dxa"/>
             </w:tcMar>
             <w:vAlign w:val="center"/>
+            <w:tcW w:w="2100" w:type="dxa"/>
+          </w:tcPr>
+          <w:p>
+            <w:pPr>
+              <w:spacing w:after="0"/>
+            </w:pPr>
+            <w:r>
+              <w:rPr>
+                <w:rFonts w:ascii="Calibri" w:hAnsi="Calibri" w:eastAsia="STHeiti"/>
+                <w:sz w:val="19"/>
+              </w:rPr>
+            </w:r>
+            <w:r>
+              <w:rPr>
+                <w:rFonts w:ascii="Calibri" w:hAnsi="Calibri" w:eastAsia="STHeiti"/>
+                <w:color w:val="464646"/>
+                <w:sz w:val="19"/>
+              </w:rPr>
+              <w:t>pnpm build:test</w:t>
+            </w:r>
+          </w:p>
+        </w:tc>
+        <w:tc>
+          <w:tcPr>
+            <w:tcW w:type="dxa" w:w="2484"/>
+            <w:tcMar>
+              <w:top w:w="80" w:type="dxa"/>
+              <w:start w:w="120" w:type="dxa"/>
+              <w:bottom w:w="80" w:type="dxa"/>
+              <w:end w:w="120" w:type="dxa"/>
+            </w:tcMar>
+            <w:vAlign w:val="center"/>
+            <w:tcW w:w="2420" w:type="dxa"/>
+          </w:tcPr>
+          <w:p>
+            <w:pPr>
+              <w:spacing w:after="0"/>
+            </w:pPr>
+            <w:r>
+              <w:rPr>
+                <w:rFonts w:ascii="Calibri" w:hAnsi="Calibri" w:eastAsia="STHeiti"/>
+                <w:sz w:val="19"/>
+              </w:rPr>
+            </w:r>
+            <w:r>
+              <w:rPr>
+                <w:rFonts w:ascii="Calibri" w:hAnsi="Calibri" w:eastAsia="STHeiti"/>
+                <w:color w:val="464646"/>
+                <w:sz w:val="19"/>
+              </w:rPr>
+              <w:t>.env.test</w:t>
+            </w:r>
+          </w:p>
+        </w:tc>
+        <w:tc>
+          <w:tcPr>
+            <w:tcW w:type="dxa" w:w="2484"/>
+            <w:tcMar>
+              <w:top w:w="80" w:type="dxa"/>
+              <w:start w:w="120" w:type="dxa"/>
+              <w:bottom w:w="80" w:type="dxa"/>
+              <w:end w:w="120" w:type="dxa"/>
+            </w:tcMar>
+            <w:vAlign w:val="center"/>
+            <w:tcW w:w="2420" w:type="dxa"/>
+          </w:tcPr>
+          <w:p>
+            <w:pPr>
+              <w:spacing w:after="0"/>
+            </w:pPr>
+            <w:r>
+              <w:rPr>
+                <w:rFonts w:ascii="Calibri" w:hAnsi="Calibri" w:eastAsia="STHeiti"/>
+                <w:sz w:val="19"/>
+              </w:rPr>
+            </w:r>
+            <w:r>
+              <w:rPr>
+                <w:rFonts w:ascii="Calibri" w:hAnsi="Calibri" w:eastAsia="STHeiti"/>
+                <w:color w:val="464646"/>
+                <w:sz w:val="19"/>
+              </w:rPr>
+              <w:t>dist-test</w:t>
+            </w:r>
+          </w:p>
+        </w:tc>
+        <w:tc>
+          <w:tcPr>
+            <w:tcW w:type="dxa" w:w="2484"/>
+            <w:tcMar>
+              <w:top w:w="80" w:type="dxa"/>
+              <w:start w:w="120" w:type="dxa"/>
+              <w:bottom w:w="80" w:type="dxa"/>
+              <w:end w:w="120" w:type="dxa"/>
+            </w:tcMar>
+            <w:vAlign w:val="center"/>
+            <w:tcW w:w="2420" w:type="dxa"/>
           </w:tcPr>
           <w:p>
             <w:pPr>
@@ -1363,13 +1728,15 @@
                 <w:rFonts w:ascii="Calibri" w:hAnsi="Calibri" w:eastAsia="STHeiti"/>
                 <w:sz w:val="19"/>
               </w:rPr>
-              <w:t>pnpm build:stage</w:t>
+              <w:t>测试环境</w:t>
             </w:r>
           </w:p>
         </w:tc>
+      </w:tr>
+      <w:tr>
         <w:tc>
           <w:tcPr>
-            <w:tcW w:type="dxa" w:w="2520"/>
+            <w:tcW w:type="dxa" w:w="2484"/>
             <w:tcMar>
               <w:top w:w="80" w:type="dxa"/>
               <w:start w:w="120" w:type="dxa"/>
@@ -1377,6 +1744,103 @@
               <w:end w:w="120" w:type="dxa"/>
             </w:tcMar>
             <w:vAlign w:val="center"/>
+            <w:tcW w:w="2100" w:type="dxa"/>
+          </w:tcPr>
+          <w:p>
+            <w:pPr>
+              <w:spacing w:after="0"/>
+            </w:pPr>
+            <w:r>
+              <w:rPr>
+                <w:rFonts w:ascii="Calibri" w:hAnsi="Calibri" w:eastAsia="STHeiti"/>
+                <w:sz w:val="19"/>
+              </w:rPr>
+            </w:r>
+            <w:r>
+              <w:rPr>
+                <w:rFonts w:ascii="Calibri" w:hAnsi="Calibri" w:eastAsia="STHeiti"/>
+                <w:color w:val="464646"/>
+                <w:sz w:val="19"/>
+              </w:rPr>
+              <w:t>pnpm build:stage</w:t>
+            </w:r>
+          </w:p>
+        </w:tc>
+        <w:tc>
+          <w:tcPr>
+            <w:tcW w:type="dxa" w:w="2484"/>
+            <w:tcMar>
+              <w:top w:w="80" w:type="dxa"/>
+              <w:start w:w="120" w:type="dxa"/>
+              <w:bottom w:w="80" w:type="dxa"/>
+              <w:end w:w="120" w:type="dxa"/>
+            </w:tcMar>
+            <w:vAlign w:val="center"/>
+            <w:tcW w:w="2420" w:type="dxa"/>
+          </w:tcPr>
+          <w:p>
+            <w:pPr>
+              <w:spacing w:after="0"/>
+            </w:pPr>
+            <w:r>
+              <w:rPr>
+                <w:rFonts w:ascii="Calibri" w:hAnsi="Calibri" w:eastAsia="STHeiti"/>
+                <w:sz w:val="19"/>
+              </w:rPr>
+            </w:r>
+            <w:r>
+              <w:rPr>
+                <w:rFonts w:ascii="Calibri" w:hAnsi="Calibri" w:eastAsia="STHeiti"/>
+                <w:color w:val="464646"/>
+                <w:sz w:val="19"/>
+              </w:rPr>
+              <w:t>.env.stage</w:t>
+            </w:r>
+          </w:p>
+        </w:tc>
+        <w:tc>
+          <w:tcPr>
+            <w:tcW w:type="dxa" w:w="2484"/>
+            <w:tcMar>
+              <w:top w:w="80" w:type="dxa"/>
+              <w:start w:w="120" w:type="dxa"/>
+              <w:bottom w:w="80" w:type="dxa"/>
+              <w:end w:w="120" w:type="dxa"/>
+            </w:tcMar>
+            <w:vAlign w:val="center"/>
+            <w:tcW w:w="2420" w:type="dxa"/>
+          </w:tcPr>
+          <w:p>
+            <w:pPr>
+              <w:spacing w:after="0"/>
+            </w:pPr>
+            <w:r>
+              <w:rPr>
+                <w:rFonts w:ascii="Calibri" w:hAnsi="Calibri" w:eastAsia="STHeiti"/>
+                <w:sz w:val="19"/>
+              </w:rPr>
+            </w:r>
+            <w:r>
+              <w:rPr>
+                <w:rFonts w:ascii="Calibri" w:hAnsi="Calibri" w:eastAsia="STHeiti"/>
+                <w:color w:val="464646"/>
+                <w:sz w:val="19"/>
+              </w:rPr>
+              <w:t>dist-stage</w:t>
+            </w:r>
+          </w:p>
+        </w:tc>
+        <w:tc>
+          <w:tcPr>
+            <w:tcW w:type="dxa" w:w="2484"/>
+            <w:tcMar>
+              <w:top w:w="80" w:type="dxa"/>
+              <w:start w:w="120" w:type="dxa"/>
+              <w:bottom w:w="80" w:type="dxa"/>
+              <w:end w:w="120" w:type="dxa"/>
+            </w:tcMar>
+            <w:vAlign w:val="center"/>
+            <w:tcW w:w="2420" w:type="dxa"/>
           </w:tcPr>
           <w:p>
             <w:pPr>
@@ -1393,13 +1857,15 @@
                 <w:rFonts w:ascii="Calibri" w:hAnsi="Calibri" w:eastAsia="STHeiti"/>
                 <w:sz w:val="19"/>
               </w:rPr>
-              <w:t>.env.stage</w:t>
+              <w:t>预发布环境</w:t>
             </w:r>
           </w:p>
         </w:tc>
+      </w:tr>
+      <w:tr>
         <w:tc>
           <w:tcPr>
-            <w:tcW w:type="dxa" w:w="2520"/>
+            <w:tcW w:type="dxa" w:w="2484"/>
             <w:tcMar>
               <w:top w:w="80" w:type="dxa"/>
               <w:start w:w="120" w:type="dxa"/>
@@ -1407,6 +1873,103 @@
               <w:end w:w="120" w:type="dxa"/>
             </w:tcMar>
             <w:vAlign w:val="center"/>
+            <w:tcW w:w="2100" w:type="dxa"/>
+          </w:tcPr>
+          <w:p>
+            <w:pPr>
+              <w:spacing w:after="0"/>
+            </w:pPr>
+            <w:r>
+              <w:rPr>
+                <w:rFonts w:ascii="Calibri" w:hAnsi="Calibri" w:eastAsia="STHeiti"/>
+                <w:sz w:val="19"/>
+              </w:rPr>
+            </w:r>
+            <w:r>
+              <w:rPr>
+                <w:rFonts w:ascii="Calibri" w:hAnsi="Calibri" w:eastAsia="STHeiti"/>
+                <w:color w:val="464646"/>
+                <w:sz w:val="19"/>
+              </w:rPr>
+              <w:t>pnpm build:prod</w:t>
+            </w:r>
+          </w:p>
+        </w:tc>
+        <w:tc>
+          <w:tcPr>
+            <w:tcW w:type="dxa" w:w="2484"/>
+            <w:tcMar>
+              <w:top w:w="80" w:type="dxa"/>
+              <w:start w:w="120" w:type="dxa"/>
+              <w:bottom w:w="80" w:type="dxa"/>
+              <w:end w:w="120" w:type="dxa"/>
+            </w:tcMar>
+            <w:vAlign w:val="center"/>
+            <w:tcW w:w="2420" w:type="dxa"/>
+          </w:tcPr>
+          <w:p>
+            <w:pPr>
+              <w:spacing w:after="0"/>
+            </w:pPr>
+            <w:r>
+              <w:rPr>
+                <w:rFonts w:ascii="Calibri" w:hAnsi="Calibri" w:eastAsia="STHeiti"/>
+                <w:sz w:val="19"/>
+              </w:rPr>
+            </w:r>
+            <w:r>
+              <w:rPr>
+                <w:rFonts w:ascii="Calibri" w:hAnsi="Calibri" w:eastAsia="STHeiti"/>
+                <w:color w:val="464646"/>
+                <w:sz w:val="19"/>
+              </w:rPr>
+              <w:t>.env.prod</w:t>
+            </w:r>
+          </w:p>
+        </w:tc>
+        <w:tc>
+          <w:tcPr>
+            <w:tcW w:type="dxa" w:w="2484"/>
+            <w:tcMar>
+              <w:top w:w="80" w:type="dxa"/>
+              <w:start w:w="120" w:type="dxa"/>
+              <w:bottom w:w="80" w:type="dxa"/>
+              <w:end w:w="120" w:type="dxa"/>
+            </w:tcMar>
+            <w:vAlign w:val="center"/>
+            <w:tcW w:w="2420" w:type="dxa"/>
+          </w:tcPr>
+          <w:p>
+            <w:pPr>
+              <w:spacing w:after="0"/>
+            </w:pPr>
+            <w:r>
+              <w:rPr>
+                <w:rFonts w:ascii="Calibri" w:hAnsi="Calibri" w:eastAsia="STHeiti"/>
+                <w:sz w:val="19"/>
+              </w:rPr>
+            </w:r>
+            <w:r>
+              <w:rPr>
+                <w:rFonts w:ascii="Calibri" w:hAnsi="Calibri" w:eastAsia="STHeiti"/>
+                <w:color w:val="464646"/>
+                <w:sz w:val="19"/>
+              </w:rPr>
+              <w:t>dist-prod</w:t>
+            </w:r>
+          </w:p>
+        </w:tc>
+        <w:tc>
+          <w:tcPr>
+            <w:tcW w:type="dxa" w:w="2484"/>
+            <w:tcMar>
+              <w:top w:w="80" w:type="dxa"/>
+              <w:start w:w="120" w:type="dxa"/>
+              <w:bottom w:w="80" w:type="dxa"/>
+              <w:end w:w="120" w:type="dxa"/>
+            </w:tcMar>
+            <w:vAlign w:val="center"/>
+            <w:tcW w:w="2420" w:type="dxa"/>
           </w:tcPr>
           <w:p>
             <w:pPr>
@@ -1423,13 +1986,15 @@
                 <w:rFonts w:ascii="Calibri" w:hAnsi="Calibri" w:eastAsia="STHeiti"/>
                 <w:sz w:val="19"/>
               </w:rPr>
-              <w:t>dist-stage</w:t>
+              <w:t>Web 生产环境</w:t>
             </w:r>
           </w:p>
         </w:tc>
+      </w:tr>
+      <w:tr>
         <w:tc>
           <w:tcPr>
-            <w:tcW w:type="dxa" w:w="2520"/>
+            <w:tcW w:type="dxa" w:w="2484"/>
             <w:tcMar>
               <w:top w:w="80" w:type="dxa"/>
               <w:start w:w="120" w:type="dxa"/>
@@ -1437,6 +2002,7 @@
               <w:end w:w="120" w:type="dxa"/>
             </w:tcMar>
             <w:vAlign w:val="center"/>
+            <w:tcW w:w="2100" w:type="dxa"/>
           </w:tcPr>
           <w:p>
             <w:pPr>
@@ -1451,17 +2017,16 @@
             <w:r>
               <w:rPr>
                 <w:rFonts w:ascii="Calibri" w:hAnsi="Calibri" w:eastAsia="STHeiti"/>
+                <w:color w:val="464646"/>
                 <w:sz w:val="19"/>
               </w:rPr>
-              <w:t>预发布</w:t>
+              <w:t>pnpm build:desktop</w:t>
             </w:r>
           </w:p>
         </w:tc>
-      </w:tr>
-      <w:tr>
         <w:tc>
           <w:tcPr>
-            <w:tcW w:type="dxa" w:w="1800"/>
+            <w:tcW w:type="dxa" w:w="2484"/>
             <w:tcMar>
               <w:top w:w="80" w:type="dxa"/>
               <w:start w:w="120" w:type="dxa"/>
@@ -1469,6 +2034,7 @@
               <w:end w:w="120" w:type="dxa"/>
             </w:tcMar>
             <w:vAlign w:val="center"/>
+            <w:tcW w:w="2420" w:type="dxa"/>
           </w:tcPr>
           <w:p>
             <w:pPr>
@@ -1483,15 +2049,16 @@
             <w:r>
               <w:rPr>
                 <w:rFonts w:ascii="Calibri" w:hAnsi="Calibri" w:eastAsia="STHeiti"/>
+                <w:color w:val="464646"/>
                 <w:sz w:val="19"/>
               </w:rPr>
-              <w:t>pnpm build:test</w:t>
+              <w:t>.env.desktop</w:t>
             </w:r>
           </w:p>
         </w:tc>
         <w:tc>
           <w:tcPr>
-            <w:tcW w:type="dxa" w:w="2520"/>
+            <w:tcW w:type="dxa" w:w="2484"/>
             <w:tcMar>
               <w:top w:w="80" w:type="dxa"/>
               <w:start w:w="120" w:type="dxa"/>
@@ -1499,6 +2066,7 @@
               <w:end w:w="120" w:type="dxa"/>
             </w:tcMar>
             <w:vAlign w:val="center"/>
+            <w:tcW w:w="2420" w:type="dxa"/>
           </w:tcPr>
           <w:p>
             <w:pPr>
@@ -1513,280 +2081,7 @@
             <w:r>
               <w:rPr>
                 <w:rFonts w:ascii="Calibri" w:hAnsi="Calibri" w:eastAsia="STHeiti"/>
-                <w:sz w:val="19"/>
-              </w:rPr>
-              <w:t>.env.test</w:t>
-            </w:r>
-          </w:p>
-        </w:tc>
-        <w:tc>
-          <w:tcPr>
-            <w:tcW w:type="dxa" w:w="2520"/>
-            <w:tcMar>
-              <w:top w:w="80" w:type="dxa"/>
-              <w:start w:w="120" w:type="dxa"/>
-              <w:bottom w:w="80" w:type="dxa"/>
-              <w:end w:w="120" w:type="dxa"/>
-            </w:tcMar>
-            <w:vAlign w:val="center"/>
-          </w:tcPr>
-          <w:p>
-            <w:pPr>
-              <w:spacing w:after="0"/>
-            </w:pPr>
-            <w:r>
-              <w:rPr>
-                <w:rFonts w:ascii="Calibri" w:hAnsi="Calibri" w:eastAsia="STHeiti"/>
-                <w:sz w:val="19"/>
-              </w:rPr>
-            </w:r>
-            <w:r>
-              <w:rPr>
-                <w:rFonts w:ascii="Calibri" w:hAnsi="Calibri" w:eastAsia="STHeiti"/>
-                <w:sz w:val="19"/>
-              </w:rPr>
-              <w:t>dist-test</w:t>
-            </w:r>
-          </w:p>
-        </w:tc>
-        <w:tc>
-          <w:tcPr>
-            <w:tcW w:type="dxa" w:w="2520"/>
-            <w:tcMar>
-              <w:top w:w="80" w:type="dxa"/>
-              <w:start w:w="120" w:type="dxa"/>
-              <w:bottom w:w="80" w:type="dxa"/>
-              <w:end w:w="120" w:type="dxa"/>
-            </w:tcMar>
-            <w:vAlign w:val="center"/>
-          </w:tcPr>
-          <w:p>
-            <w:pPr>
-              <w:spacing w:after="0"/>
-            </w:pPr>
-            <w:r>
-              <w:rPr>
-                <w:rFonts w:ascii="Calibri" w:hAnsi="Calibri" w:eastAsia="STHeiti"/>
-                <w:sz w:val="19"/>
-              </w:rPr>
-            </w:r>
-            <w:r>
-              <w:rPr>
-                <w:rFonts w:ascii="Calibri" w:hAnsi="Calibri" w:eastAsia="STHeiti"/>
-                <w:sz w:val="19"/>
-              </w:rPr>
-              <w:t>测试</w:t>
-            </w:r>
-          </w:p>
-        </w:tc>
-      </w:tr>
-      <w:tr>
-        <w:tc>
-          <w:tcPr>
-            <w:tcW w:type="dxa" w:w="1800"/>
-            <w:tcMar>
-              <w:top w:w="80" w:type="dxa"/>
-              <w:start w:w="120" w:type="dxa"/>
-              <w:bottom w:w="80" w:type="dxa"/>
-              <w:end w:w="120" w:type="dxa"/>
-            </w:tcMar>
-            <w:vAlign w:val="center"/>
-          </w:tcPr>
-          <w:p>
-            <w:pPr>
-              <w:spacing w:after="0"/>
-            </w:pPr>
-            <w:r>
-              <w:rPr>
-                <w:rFonts w:ascii="Calibri" w:hAnsi="Calibri" w:eastAsia="STHeiti"/>
-                <w:sz w:val="19"/>
-              </w:rPr>
-            </w:r>
-            <w:r>
-              <w:rPr>
-                <w:rFonts w:ascii="Calibri" w:hAnsi="Calibri" w:eastAsia="STHeiti"/>
-                <w:sz w:val="19"/>
-              </w:rPr>
-              <w:t>pnpm build:prod</w:t>
-            </w:r>
-          </w:p>
-        </w:tc>
-        <w:tc>
-          <w:tcPr>
-            <w:tcW w:type="dxa" w:w="2520"/>
-            <w:tcMar>
-              <w:top w:w="80" w:type="dxa"/>
-              <w:start w:w="120" w:type="dxa"/>
-              <w:bottom w:w="80" w:type="dxa"/>
-              <w:end w:w="120" w:type="dxa"/>
-            </w:tcMar>
-            <w:vAlign w:val="center"/>
-          </w:tcPr>
-          <w:p>
-            <w:pPr>
-              <w:spacing w:after="0"/>
-            </w:pPr>
-            <w:r>
-              <w:rPr>
-                <w:rFonts w:ascii="Calibri" w:hAnsi="Calibri" w:eastAsia="STHeiti"/>
-                <w:sz w:val="19"/>
-              </w:rPr>
-            </w:r>
-            <w:r>
-              <w:rPr>
-                <w:rFonts w:ascii="Calibri" w:hAnsi="Calibri" w:eastAsia="STHeiti"/>
-                <w:sz w:val="19"/>
-              </w:rPr>
-              <w:t>.env.prod</w:t>
-            </w:r>
-          </w:p>
-        </w:tc>
-        <w:tc>
-          <w:tcPr>
-            <w:tcW w:type="dxa" w:w="2520"/>
-            <w:tcMar>
-              <w:top w:w="80" w:type="dxa"/>
-              <w:start w:w="120" w:type="dxa"/>
-              <w:bottom w:w="80" w:type="dxa"/>
-              <w:end w:w="120" w:type="dxa"/>
-            </w:tcMar>
-            <w:vAlign w:val="center"/>
-          </w:tcPr>
-          <w:p>
-            <w:pPr>
-              <w:spacing w:after="0"/>
-            </w:pPr>
-            <w:r>
-              <w:rPr>
-                <w:rFonts w:ascii="Calibri" w:hAnsi="Calibri" w:eastAsia="STHeiti"/>
-                <w:sz w:val="19"/>
-              </w:rPr>
-            </w:r>
-            <w:r>
-              <w:rPr>
-                <w:rFonts w:ascii="Calibri" w:hAnsi="Calibri" w:eastAsia="STHeiti"/>
-                <w:sz w:val="19"/>
-              </w:rPr>
-              <w:t>dist-prod</w:t>
-            </w:r>
-          </w:p>
-        </w:tc>
-        <w:tc>
-          <w:tcPr>
-            <w:tcW w:type="dxa" w:w="2520"/>
-            <w:tcMar>
-              <w:top w:w="80" w:type="dxa"/>
-              <w:start w:w="120" w:type="dxa"/>
-              <w:bottom w:w="80" w:type="dxa"/>
-              <w:end w:w="120" w:type="dxa"/>
-            </w:tcMar>
-            <w:vAlign w:val="center"/>
-          </w:tcPr>
-          <w:p>
-            <w:pPr>
-              <w:spacing w:after="0"/>
-            </w:pPr>
-            <w:r>
-              <w:rPr>
-                <w:rFonts w:ascii="Calibri" w:hAnsi="Calibri" w:eastAsia="STHeiti"/>
-                <w:sz w:val="19"/>
-              </w:rPr>
-            </w:r>
-            <w:r>
-              <w:rPr>
-                <w:rFonts w:ascii="Calibri" w:hAnsi="Calibri" w:eastAsia="STHeiti"/>
-                <w:sz w:val="19"/>
-              </w:rPr>
-              <w:t>Web 生产</w:t>
-            </w:r>
-          </w:p>
-        </w:tc>
-      </w:tr>
-      <w:tr>
-        <w:tc>
-          <w:tcPr>
-            <w:tcW w:type="dxa" w:w="1800"/>
-            <w:tcMar>
-              <w:top w:w="80" w:type="dxa"/>
-              <w:start w:w="120" w:type="dxa"/>
-              <w:bottom w:w="80" w:type="dxa"/>
-              <w:end w:w="120" w:type="dxa"/>
-            </w:tcMar>
-            <w:vAlign w:val="center"/>
-          </w:tcPr>
-          <w:p>
-            <w:pPr>
-              <w:spacing w:after="0"/>
-            </w:pPr>
-            <w:r>
-              <w:rPr>
-                <w:rFonts w:ascii="Calibri" w:hAnsi="Calibri" w:eastAsia="STHeiti"/>
-                <w:sz w:val="19"/>
-              </w:rPr>
-            </w:r>
-            <w:r>
-              <w:rPr>
-                <w:rFonts w:ascii="Calibri" w:hAnsi="Calibri" w:eastAsia="STHeiti"/>
-                <w:sz w:val="19"/>
-              </w:rPr>
-              <w:t>pnpm build:desktop</w:t>
-            </w:r>
-          </w:p>
-        </w:tc>
-        <w:tc>
-          <w:tcPr>
-            <w:tcW w:type="dxa" w:w="2520"/>
-            <w:tcMar>
-              <w:top w:w="80" w:type="dxa"/>
-              <w:start w:w="120" w:type="dxa"/>
-              <w:bottom w:w="80" w:type="dxa"/>
-              <w:end w:w="120" w:type="dxa"/>
-            </w:tcMar>
-            <w:vAlign w:val="center"/>
-          </w:tcPr>
-          <w:p>
-            <w:pPr>
-              <w:spacing w:after="0"/>
-            </w:pPr>
-            <w:r>
-              <w:rPr>
-                <w:rFonts w:ascii="Calibri" w:hAnsi="Calibri" w:eastAsia="STHeiti"/>
-                <w:sz w:val="19"/>
-              </w:rPr>
-            </w:r>
-            <w:r>
-              <w:rPr>
-                <w:rFonts w:ascii="Calibri" w:hAnsi="Calibri" w:eastAsia="STHeiti"/>
-                <w:sz w:val="19"/>
-              </w:rPr>
-              <w:t>.env.desktop</w:t>
-            </w:r>
-          </w:p>
-        </w:tc>
-        <w:tc>
-          <w:tcPr>
-            <w:tcW w:type="dxa" w:w="2520"/>
-            <w:tcMar>
-              <w:top w:w="80" w:type="dxa"/>
-              <w:start w:w="120" w:type="dxa"/>
-              <w:bottom w:w="80" w:type="dxa"/>
-              <w:end w:w="120" w:type="dxa"/>
-            </w:tcMar>
-            <w:vAlign w:val="center"/>
-          </w:tcPr>
-          <w:p>
-            <w:pPr>
-              <w:spacing w:after="0"/>
-            </w:pPr>
-            <w:r>
-              <w:rPr>
-                <w:rFonts w:ascii="Calibri" w:hAnsi="Calibri" w:eastAsia="STHeiti"/>
-                <w:sz w:val="19"/>
-              </w:rPr>
-            </w:r>
-            <w:r>
-              <w:rPr>
-                <w:rFonts w:ascii="Calibri" w:hAnsi="Calibri" w:eastAsia="STHeiti"/>
+                <w:color w:val="464646"/>
                 <w:sz w:val="19"/>
               </w:rPr>
               <w:t>dist-desktop</w:t>
@@ -1795,7 +2090,7 @@
         </w:tc>
         <w:tc>
           <w:tcPr>
-            <w:tcW w:type="dxa" w:w="2520"/>
+            <w:tcW w:type="dxa" w:w="2484"/>
             <w:tcMar>
               <w:top w:w="80" w:type="dxa"/>
               <w:start w:w="120" w:type="dxa"/>
@@ -1803,6 +2098,7 @@
               <w:end w:w="120" w:type="dxa"/>
             </w:tcMar>
             <w:vAlign w:val="center"/>
+            <w:tcW w:w="2420" w:type="dxa"/>
           </w:tcPr>
           <w:p>
             <w:pPr>
@@ -1835,31 +2131,31 @@
         <w:rPr>
           <w:rFonts w:ascii="Calibri" w:hAnsi="Calibri" w:eastAsia="STHeiti"/>
         </w:rPr>
-        <w:t>关键变量：</w:t>
+        <w:t>常用变量：</w:t>
       </w:r>
     </w:p>
     <w:tbl>
       <w:tblPr>
         <w:tblStyle w:val="TableGrid"/>
-        <w:tblW w:type="dxa" w:w="9360"/>
+        <w:tblW w:type="auto" w:w="0"/>
         <w:jc w:val="left"/>
         <w:tblLayout w:type="fixed"/>
         <w:tblLook w:firstColumn="1" w:firstRow="1" w:lastColumn="0" w:lastRow="0" w:noHBand="0" w:noVBand="1" w:val="04A0"/>
+        <w:tblW w:w="9360" w:type="dxa"/>
         <w:tblInd w:w="120" w:type="dxa"/>
       </w:tblPr>
       <w:tblGrid>
-        <w:gridCol w:w="1800"/>
-        <w:gridCol w:w="3780"/>
-        <w:gridCol w:w="3780"/>
+        <w:gridCol w:w="2100"/>
+        <w:gridCol w:w="7260"/>
       </w:tblGrid>
       <w:tr>
         <w:trPr>
           <w:tblHeader/>
+          <w:tblHeader/>
         </w:trPr>
         <w:tc>
           <w:tcPr>
-            <w:tcW w:type="dxa" w:w="1800"/>
-            <w:shd w:fill="E8EEF5"/>
+            <w:tcW w:type="dxa" w:w="4968"/>
             <w:tcMar>
               <w:top w:w="80" w:type="dxa"/>
               <w:start w:w="120" w:type="dxa"/>
@@ -1867,106 +2163,8 @@
               <w:end w:w="120" w:type="dxa"/>
             </w:tcMar>
             <w:vAlign w:val="center"/>
-          </w:tcPr>
-          <w:p>
-            <w:pPr>
-              <w:spacing w:after="0"/>
-            </w:pPr>
-            <w:r>
-              <w:rPr>
-                <w:rFonts w:ascii="Calibri" w:hAnsi="Calibri" w:eastAsia="STHeiti"/>
-                <w:b/>
-                <w:sz w:val="19"/>
-              </w:rPr>
-            </w:r>
-            <w:r>
-              <w:rPr>
-                <w:rFonts w:ascii="Calibri" w:hAnsi="Calibri" w:eastAsia="STHeiti"/>
-                <w:b/>
-                <w:sz w:val="19"/>
-              </w:rPr>
-              <w:t>变量</w:t>
-            </w:r>
-          </w:p>
-        </w:tc>
-        <w:tc>
-          <w:tcPr>
-            <w:tcW w:type="dxa" w:w="3780"/>
             <w:shd w:fill="E8EEF5"/>
-            <w:tcMar>
-              <w:top w:w="80" w:type="dxa"/>
-              <w:start w:w="120" w:type="dxa"/>
-              <w:bottom w:w="80" w:type="dxa"/>
-              <w:end w:w="120" w:type="dxa"/>
-            </w:tcMar>
-            <w:vAlign w:val="center"/>
-          </w:tcPr>
-          <w:p>
-            <w:pPr>
-              <w:spacing w:after="0"/>
-            </w:pPr>
-            <w:r>
-              <w:rPr>
-                <w:rFonts w:ascii="Calibri" w:hAnsi="Calibri" w:eastAsia="STHeiti"/>
-                <w:b/>
-                <w:sz w:val="19"/>
-              </w:rPr>
-            </w:r>
-            <w:r>
-              <w:rPr>
-                <w:rFonts w:ascii="Calibri" w:hAnsi="Calibri" w:eastAsia="STHeiti"/>
-                <w:b/>
-                <w:sz w:val="19"/>
-              </w:rPr>
-              <w:t>作用</w:t>
-            </w:r>
-          </w:p>
-        </w:tc>
-        <w:tc>
-          <w:tcPr>
-            <w:tcW w:type="dxa" w:w="3780"/>
-            <w:shd w:fill="E8EEF5"/>
-            <w:tcMar>
-              <w:top w:w="80" w:type="dxa"/>
-              <w:start w:w="120" w:type="dxa"/>
-              <w:bottom w:w="80" w:type="dxa"/>
-              <w:end w:w="120" w:type="dxa"/>
-            </w:tcMar>
-            <w:vAlign w:val="center"/>
-          </w:tcPr>
-          <w:p>
-            <w:pPr>
-              <w:spacing w:after="0"/>
-            </w:pPr>
-            <w:r>
-              <w:rPr>
-                <w:rFonts w:ascii="Calibri" w:hAnsi="Calibri" w:eastAsia="STHeiti"/>
-                <w:b/>
-                <w:sz w:val="19"/>
-              </w:rPr>
-            </w:r>
-            <w:r>
-              <w:rPr>
-                <w:rFonts w:ascii="Calibri" w:hAnsi="Calibri" w:eastAsia="STHeiti"/>
-                <w:b/>
-                <w:sz w:val="19"/>
-              </w:rPr>
-              <w:t>注意事项</w:t>
-            </w:r>
-          </w:p>
-        </w:tc>
-      </w:tr>
-      <w:tr>
-        <w:tc>
-          <w:tcPr>
-            <w:tcW w:type="dxa" w:w="1800"/>
-            <w:tcMar>
-              <w:top w:w="80" w:type="dxa"/>
-              <w:start w:w="120" w:type="dxa"/>
-              <w:bottom w:w="80" w:type="dxa"/>
-              <w:end w:w="120" w:type="dxa"/>
-            </w:tcMar>
-            <w:vAlign w:val="center"/>
+            <w:tcW w:w="2100" w:type="dxa"/>
           </w:tcPr>
           <w:p>
             <w:pPr>
@@ -1983,13 +2181,13 @@
                 <w:rFonts w:ascii="Calibri" w:hAnsi="Calibri" w:eastAsia="STHeiti"/>
                 <w:sz w:val="19"/>
               </w:rPr>
-              <w:t>VITE_BASE_URL</w:t>
+              <w:t>变量</w:t>
             </w:r>
           </w:p>
         </w:tc>
         <w:tc>
           <w:tcPr>
-            <w:tcW w:type="dxa" w:w="3780"/>
+            <w:tcW w:type="dxa" w:w="4968"/>
             <w:tcMar>
               <w:top w:w="80" w:type="dxa"/>
               <w:start w:w="120" w:type="dxa"/>
@@ -1997,6 +2195,8 @@
               <w:end w:w="120" w:type="dxa"/>
             </w:tcMar>
             <w:vAlign w:val="center"/>
+            <w:shd w:fill="E8EEF5"/>
+            <w:tcW w:w="7260" w:type="dxa"/>
           </w:tcPr>
           <w:p>
             <w:pPr>
@@ -2013,13 +2213,15 @@
                 <w:rFonts w:ascii="Calibri" w:hAnsi="Calibri" w:eastAsia="STHeiti"/>
                 <w:sz w:val="19"/>
               </w:rPr>
-              <w:t>API 服务根地址</w:t>
+              <w:t>作用</w:t>
             </w:r>
           </w:p>
         </w:tc>
+      </w:tr>
+      <w:tr>
         <w:tc>
           <w:tcPr>
-            <w:tcW w:type="dxa" w:w="3780"/>
+            <w:tcW w:type="dxa" w:w="4968"/>
             <w:tcMar>
               <w:top w:w="80" w:type="dxa"/>
               <w:start w:w="120" w:type="dxa"/>
@@ -2027,6 +2229,39 @@
               <w:end w:w="120" w:type="dxa"/>
             </w:tcMar>
             <w:vAlign w:val="center"/>
+            <w:tcW w:w="2100" w:type="dxa"/>
+          </w:tcPr>
+          <w:p>
+            <w:pPr>
+              <w:spacing w:after="0"/>
+            </w:pPr>
+            <w:r>
+              <w:rPr>
+                <w:rFonts w:ascii="Calibri" w:hAnsi="Calibri" w:eastAsia="STHeiti"/>
+                <w:sz w:val="19"/>
+              </w:rPr>
+            </w:r>
+            <w:r>
+              <w:rPr>
+                <w:rFonts w:ascii="Calibri" w:hAnsi="Calibri" w:eastAsia="STHeiti"/>
+                <w:color w:val="464646"/>
+                <w:sz w:val="19"/>
+              </w:rPr>
+              <w:t>VITE_BASE_URL</w:t>
+            </w:r>
+          </w:p>
+        </w:tc>
+        <w:tc>
+          <w:tcPr>
+            <w:tcW w:type="dxa" w:w="4968"/>
+            <w:tcMar>
+              <w:top w:w="80" w:type="dxa"/>
+              <w:start w:w="120" w:type="dxa"/>
+              <w:bottom w:w="80" w:type="dxa"/>
+              <w:end w:w="120" w:type="dxa"/>
+            </w:tcMar>
+            <w:vAlign w:val="center"/>
+            <w:tcW w:w="7260" w:type="dxa"/>
           </w:tcPr>
           <w:p>
             <w:pPr>
@@ -2043,7 +2278,7 @@
                 <w:rFonts w:ascii="Calibri" w:hAnsi="Calibri" w:eastAsia="STHeiti"/>
                 <w:sz w:val="19"/>
               </w:rPr>
-              <w:t>Web 可用完整 HTTPS；同域代理时可为空</w:t>
+              <w:t>API 服务根地址；同域代理时可以为空</w:t>
             </w:r>
           </w:p>
         </w:tc>
@@ -2051,7 +2286,7 @@
       <w:tr>
         <w:tc>
           <w:tcPr>
-            <w:tcW w:type="dxa" w:w="1800"/>
+            <w:tcW w:type="dxa" w:w="4968"/>
             <w:tcMar>
               <w:top w:w="80" w:type="dxa"/>
               <w:start w:w="120" w:type="dxa"/>
@@ -2059,6 +2294,39 @@
               <w:end w:w="120" w:type="dxa"/>
             </w:tcMar>
             <w:vAlign w:val="center"/>
+            <w:tcW w:w="2100" w:type="dxa"/>
+          </w:tcPr>
+          <w:p>
+            <w:pPr>
+              <w:spacing w:after="0"/>
+            </w:pPr>
+            <w:r>
+              <w:rPr>
+                <w:rFonts w:ascii="Calibri" w:hAnsi="Calibri" w:eastAsia="STHeiti"/>
+                <w:sz w:val="19"/>
+              </w:rPr>
+            </w:r>
+            <w:r>
+              <w:rPr>
+                <w:rFonts w:ascii="Calibri" w:hAnsi="Calibri" w:eastAsia="STHeiti"/>
+                <w:color w:val="464646"/>
+                <w:sz w:val="19"/>
+              </w:rPr>
+              <w:t>VITE_API_URL</w:t>
+            </w:r>
+          </w:p>
+        </w:tc>
+        <w:tc>
+          <w:tcPr>
+            <w:tcW w:type="dxa" w:w="4968"/>
+            <w:tcMar>
+              <w:top w:w="80" w:type="dxa"/>
+              <w:start w:w="120" w:type="dxa"/>
+              <w:bottom w:w="80" w:type="dxa"/>
+              <w:end w:w="120" w:type="dxa"/>
+            </w:tcMar>
+            <w:vAlign w:val="center"/>
+            <w:tcW w:w="7260" w:type="dxa"/>
           </w:tcPr>
           <w:p>
             <w:pPr>
@@ -2075,13 +2343,23 @@
                 <w:rFonts w:ascii="Calibri" w:hAnsi="Calibri" w:eastAsia="STHeiti"/>
                 <w:sz w:val="19"/>
               </w:rPr>
-              <w:t>VITE_API_URL</w:t>
+              <w:t xml:space="preserve">API 前缀，当前为 </w:t>
+            </w:r>
+            <w:r>
+              <w:rPr>
+                <w:rFonts w:ascii="Calibri" w:hAnsi="Calibri" w:eastAsia="STHeiti"/>
+                <w:color w:val="464646"/>
+                <w:sz w:val="19"/>
+              </w:rPr>
+              <w:t>/admin-api</w:t>
             </w:r>
           </w:p>
         </w:tc>
+      </w:tr>
+      <w:tr>
         <w:tc>
           <w:tcPr>
-            <w:tcW w:type="dxa" w:w="3780"/>
+            <w:tcW w:type="dxa" w:w="4968"/>
             <w:tcMar>
               <w:top w:w="80" w:type="dxa"/>
               <w:start w:w="120" w:type="dxa"/>
@@ -2089,6 +2367,7 @@
               <w:end w:w="120" w:type="dxa"/>
             </w:tcMar>
             <w:vAlign w:val="center"/>
+            <w:tcW w:w="2100" w:type="dxa"/>
           </w:tcPr>
           <w:p>
             <w:pPr>
@@ -2103,68 +2382,7 @@
             <w:r>
               <w:rPr>
                 <w:rFonts w:ascii="Calibri" w:hAnsi="Calibri" w:eastAsia="STHeiti"/>
-                <w:sz w:val="19"/>
-              </w:rPr>
-              <w:t>API 前缀</w:t>
-            </w:r>
-          </w:p>
-        </w:tc>
-        <w:tc>
-          <w:tcPr>
-            <w:tcW w:type="dxa" w:w="3780"/>
-            <w:tcMar>
-              <w:top w:w="80" w:type="dxa"/>
-              <w:start w:w="120" w:type="dxa"/>
-              <w:bottom w:w="80" w:type="dxa"/>
-              <w:end w:w="120" w:type="dxa"/>
-            </w:tcMar>
-            <w:vAlign w:val="center"/>
-          </w:tcPr>
-          <w:p>
-            <w:pPr>
-              <w:spacing w:after="0"/>
-            </w:pPr>
-            <w:r>
-              <w:rPr>
-                <w:rFonts w:ascii="Calibri" w:hAnsi="Calibri" w:eastAsia="STHeiti"/>
-                <w:sz w:val="19"/>
-              </w:rPr>
-            </w:r>
-            <w:r>
-              <w:rPr>
-                <w:rFonts w:ascii="Calibri" w:hAnsi="Calibri" w:eastAsia="STHeiti"/>
-                <w:sz w:val="19"/>
-              </w:rPr>
-              <w:t>当前为 /admin-api</w:t>
-            </w:r>
-          </w:p>
-        </w:tc>
-      </w:tr>
-      <w:tr>
-        <w:tc>
-          <w:tcPr>
-            <w:tcW w:type="dxa" w:w="1800"/>
-            <w:tcMar>
-              <w:top w:w="80" w:type="dxa"/>
-              <w:start w:w="120" w:type="dxa"/>
-              <w:bottom w:w="80" w:type="dxa"/>
-              <w:end w:w="120" w:type="dxa"/>
-            </w:tcMar>
-            <w:vAlign w:val="center"/>
-          </w:tcPr>
-          <w:p>
-            <w:pPr>
-              <w:spacing w:after="0"/>
-            </w:pPr>
-            <w:r>
-              <w:rPr>
-                <w:rFonts w:ascii="Calibri" w:hAnsi="Calibri" w:eastAsia="STHeiti"/>
-                <w:sz w:val="19"/>
-              </w:rPr>
-            </w:r>
-            <w:r>
-              <w:rPr>
-                <w:rFonts w:ascii="Calibri" w:hAnsi="Calibri" w:eastAsia="STHeiti"/>
+                <w:color w:val="464646"/>
                 <w:sz w:val="19"/>
               </w:rPr>
               <w:t>VITE_BASE_PATH</w:t>
@@ -2173,7 +2391,7 @@
         </w:tc>
         <w:tc>
           <w:tcPr>
-            <w:tcW w:type="dxa" w:w="3780"/>
+            <w:tcW w:type="dxa" w:w="4968"/>
             <w:tcMar>
               <w:top w:w="80" w:type="dxa"/>
               <w:start w:w="120" w:type="dxa"/>
@@ -2181,6 +2399,7 @@
               <w:end w:w="120" w:type="dxa"/>
             </w:tcMar>
             <w:vAlign w:val="center"/>
+            <w:tcW w:w="7260" w:type="dxa"/>
           </w:tcPr>
           <w:p>
             <w:pPr>
@@ -2201,9 +2420,11 @@
             </w:r>
           </w:p>
         </w:tc>
+      </w:tr>
+      <w:tr>
         <w:tc>
           <w:tcPr>
-            <w:tcW w:type="dxa" w:w="3780"/>
+            <w:tcW w:type="dxa" w:w="4968"/>
             <w:tcMar>
               <w:top w:w="80" w:type="dxa"/>
               <w:start w:w="120" w:type="dxa"/>
@@ -2211,6 +2432,7 @@
               <w:end w:w="120" w:type="dxa"/>
             </w:tcMar>
             <w:vAlign w:val="center"/>
+            <w:tcW w:w="2100" w:type="dxa"/>
           </w:tcPr>
           <w:p>
             <w:pPr>
@@ -2225,38 +2447,7 @@
             <w:r>
               <w:rPr>
                 <w:rFonts w:ascii="Calibri" w:hAnsi="Calibri" w:eastAsia="STHeiti"/>
-                <w:sz w:val="19"/>
-              </w:rPr>
-              <w:t>根路径用 /，子目录必须配置实际前缀</w:t>
-            </w:r>
-          </w:p>
-        </w:tc>
-      </w:tr>
-      <w:tr>
-        <w:tc>
-          <w:tcPr>
-            <w:tcW w:type="dxa" w:w="1800"/>
-            <w:tcMar>
-              <w:top w:w="80" w:type="dxa"/>
-              <w:start w:w="120" w:type="dxa"/>
-              <w:bottom w:w="80" w:type="dxa"/>
-              <w:end w:w="120" w:type="dxa"/>
-            </w:tcMar>
-            <w:vAlign w:val="center"/>
-          </w:tcPr>
-          <w:p>
-            <w:pPr>
-              <w:spacing w:after="0"/>
-            </w:pPr>
-            <w:r>
-              <w:rPr>
-                <w:rFonts w:ascii="Calibri" w:hAnsi="Calibri" w:eastAsia="STHeiti"/>
-                <w:sz w:val="19"/>
-              </w:rPr>
-            </w:r>
-            <w:r>
-              <w:rPr>
-                <w:rFonts w:ascii="Calibri" w:hAnsi="Calibri" w:eastAsia="STHeiti"/>
+                <w:color w:val="464646"/>
                 <w:sz w:val="19"/>
               </w:rPr>
               <w:t>VITE_OUT_DIR</w:t>
@@ -2265,7 +2456,7 @@
         </w:tc>
         <w:tc>
           <w:tcPr>
-            <w:tcW w:type="dxa" w:w="3780"/>
+            <w:tcW w:type="dxa" w:w="4968"/>
             <w:tcMar>
               <w:top w:w="80" w:type="dxa"/>
               <w:start w:w="120" w:type="dxa"/>
@@ -2273,6 +2464,7 @@
               <w:end w:w="120" w:type="dxa"/>
             </w:tcMar>
             <w:vAlign w:val="center"/>
+            <w:tcW w:w="7260" w:type="dxa"/>
           </w:tcPr>
           <w:p>
             <w:pPr>
@@ -2293,9 +2485,11 @@
             </w:r>
           </w:p>
         </w:tc>
+      </w:tr>
+      <w:tr>
         <w:tc>
           <w:tcPr>
-            <w:tcW w:type="dxa" w:w="3780"/>
+            <w:tcW w:type="dxa" w:w="4968"/>
             <w:tcMar>
               <w:top w:w="80" w:type="dxa"/>
               <w:start w:w="120" w:type="dxa"/>
@@ -2303,6 +2497,39 @@
               <w:end w:w="120" w:type="dxa"/>
             </w:tcMar>
             <w:vAlign w:val="center"/>
+            <w:tcW w:w="2100" w:type="dxa"/>
+          </w:tcPr>
+          <w:p>
+            <w:pPr>
+              <w:spacing w:after="0"/>
+            </w:pPr>
+            <w:r>
+              <w:rPr>
+                <w:rFonts w:ascii="Calibri" w:hAnsi="Calibri" w:eastAsia="STHeiti"/>
+                <w:sz w:val="19"/>
+              </w:rPr>
+            </w:r>
+            <w:r>
+              <w:rPr>
+                <w:rFonts w:ascii="Calibri" w:hAnsi="Calibri" w:eastAsia="STHeiti"/>
+                <w:color w:val="464646"/>
+                <w:sz w:val="19"/>
+              </w:rPr>
+              <w:t>VITE_UPLOAD_TYPE</w:t>
+            </w:r>
+          </w:p>
+        </w:tc>
+        <w:tc>
+          <w:tcPr>
+            <w:tcW w:type="dxa" w:w="4968"/>
+            <w:tcMar>
+              <w:top w:w="80" w:type="dxa"/>
+              <w:start w:w="120" w:type="dxa"/>
+              <w:bottom w:w="80" w:type="dxa"/>
+              <w:end w:w="120" w:type="dxa"/>
+            </w:tcMar>
+            <w:vAlign w:val="center"/>
+            <w:tcW w:w="7260" w:type="dxa"/>
           </w:tcPr>
           <w:p>
             <w:pPr>
@@ -2319,7 +2546,15 @@
                 <w:rFonts w:ascii="Calibri" w:hAnsi="Calibri" w:eastAsia="STHeiti"/>
                 <w:sz w:val="19"/>
               </w:rPr>
-              <w:t>不能与部署脚本目标混淆</w:t>
+              <w:t xml:space="preserve">上传方式，当前为 </w:t>
+            </w:r>
+            <w:r>
+              <w:rPr>
+                <w:rFonts w:ascii="Calibri" w:hAnsi="Calibri" w:eastAsia="STHeiti"/>
+                <w:color w:val="464646"/>
+                <w:sz w:val="19"/>
+              </w:rPr>
+              <w:t>server</w:t>
             </w:r>
           </w:p>
         </w:tc>
@@ -2327,7 +2562,7 @@
       <w:tr>
         <w:tc>
           <w:tcPr>
-            <w:tcW w:type="dxa" w:w="1800"/>
+            <w:tcW w:type="dxa" w:w="4968"/>
             <w:tcMar>
               <w:top w:w="80" w:type="dxa"/>
               <w:start w:w="120" w:type="dxa"/>
@@ -2335,6 +2570,7 @@
               <w:end w:w="120" w:type="dxa"/>
             </w:tcMar>
             <w:vAlign w:val="center"/>
+            <w:tcW w:w="2100" w:type="dxa"/>
           </w:tcPr>
           <w:p>
             <w:pPr>
@@ -2349,98 +2585,7 @@
             <w:r>
               <w:rPr>
                 <w:rFonts w:ascii="Calibri" w:hAnsi="Calibri" w:eastAsia="STHeiti"/>
-                <w:sz w:val="19"/>
-              </w:rPr>
-              <w:t>VITE_UPLOAD_TYPE</w:t>
-            </w:r>
-          </w:p>
-        </w:tc>
-        <w:tc>
-          <w:tcPr>
-            <w:tcW w:type="dxa" w:w="3780"/>
-            <w:tcMar>
-              <w:top w:w="80" w:type="dxa"/>
-              <w:start w:w="120" w:type="dxa"/>
-              <w:bottom w:w="80" w:type="dxa"/>
-              <w:end w:w="120" w:type="dxa"/>
-            </w:tcMar>
-            <w:vAlign w:val="center"/>
-          </w:tcPr>
-          <w:p>
-            <w:pPr>
-              <w:spacing w:after="0"/>
-            </w:pPr>
-            <w:r>
-              <w:rPr>
-                <w:rFonts w:ascii="Calibri" w:hAnsi="Calibri" w:eastAsia="STHeiti"/>
-                <w:sz w:val="19"/>
-              </w:rPr>
-            </w:r>
-            <w:r>
-              <w:rPr>
-                <w:rFonts w:ascii="Calibri" w:hAnsi="Calibri" w:eastAsia="STHeiti"/>
-                <w:sz w:val="19"/>
-              </w:rPr>
-              <w:t>上传模式</w:t>
-            </w:r>
-          </w:p>
-        </w:tc>
-        <w:tc>
-          <w:tcPr>
-            <w:tcW w:type="dxa" w:w="3780"/>
-            <w:tcMar>
-              <w:top w:w="80" w:type="dxa"/>
-              <w:start w:w="120" w:type="dxa"/>
-              <w:bottom w:w="80" w:type="dxa"/>
-              <w:end w:w="120" w:type="dxa"/>
-            </w:tcMar>
-            <w:vAlign w:val="center"/>
-          </w:tcPr>
-          <w:p>
-            <w:pPr>
-              <w:spacing w:after="0"/>
-            </w:pPr>
-            <w:r>
-              <w:rPr>
-                <w:rFonts w:ascii="Calibri" w:hAnsi="Calibri" w:eastAsia="STHeiti"/>
-                <w:sz w:val="19"/>
-              </w:rPr>
-            </w:r>
-            <w:r>
-              <w:rPr>
-                <w:rFonts w:ascii="Calibri" w:hAnsi="Calibri" w:eastAsia="STHeiti"/>
-                <w:sz w:val="19"/>
-              </w:rPr>
-              <w:t>当前为 server，后端上传接口必须可用</w:t>
-            </w:r>
-          </w:p>
-        </w:tc>
-      </w:tr>
-      <w:tr>
-        <w:tc>
-          <w:tcPr>
-            <w:tcW w:type="dxa" w:w="1800"/>
-            <w:tcMar>
-              <w:top w:w="80" w:type="dxa"/>
-              <w:start w:w="120" w:type="dxa"/>
-              <w:bottom w:w="80" w:type="dxa"/>
-              <w:end w:w="120" w:type="dxa"/>
-            </w:tcMar>
-            <w:vAlign w:val="center"/>
-          </w:tcPr>
-          <w:p>
-            <w:pPr>
-              <w:spacing w:after="0"/>
-            </w:pPr>
-            <w:r>
-              <w:rPr>
-                <w:rFonts w:ascii="Calibri" w:hAnsi="Calibri" w:eastAsia="STHeiti"/>
-                <w:sz w:val="19"/>
-              </w:rPr>
-            </w:r>
-            <w:r>
-              <w:rPr>
-                <w:rFonts w:ascii="Calibri" w:hAnsi="Calibri" w:eastAsia="STHeiti"/>
+                <w:color w:val="464646"/>
                 <w:sz w:val="19"/>
               </w:rPr>
               <w:t>VITE_APP_TENANT_ENABLE</w:t>
@@ -2449,7 +2594,7 @@
         </w:tc>
         <w:tc>
           <w:tcPr>
-            <w:tcW w:type="dxa" w:w="3780"/>
+            <w:tcW w:type="dxa" w:w="4968"/>
             <w:tcMar>
               <w:top w:w="80" w:type="dxa"/>
               <w:start w:w="120" w:type="dxa"/>
@@ -2457,6 +2602,7 @@
               <w:end w:w="120" w:type="dxa"/>
             </w:tcMar>
             <w:vAlign w:val="center"/>
+            <w:tcW w:w="7260" w:type="dxa"/>
           </w:tcPr>
           <w:p>
             <w:pPr>
@@ -2477,9 +2623,11 @@
             </w:r>
           </w:p>
         </w:tc>
+      </w:tr>
+      <w:tr>
         <w:tc>
           <w:tcPr>
-            <w:tcW w:type="dxa" w:w="3780"/>
+            <w:tcW w:type="dxa" w:w="4968"/>
             <w:tcMar>
               <w:top w:w="80" w:type="dxa"/>
               <w:start w:w="120" w:type="dxa"/>
@@ -2487,6 +2635,7 @@
               <w:end w:w="120" w:type="dxa"/>
             </w:tcMar>
             <w:vAlign w:val="center"/>
+            <w:tcW w:w="2100" w:type="dxa"/>
           </w:tcPr>
           <w:p>
             <w:pPr>
@@ -2501,38 +2650,7 @@
             <w:r>
               <w:rPr>
                 <w:rFonts w:ascii="Calibri" w:hAnsi="Calibri" w:eastAsia="STHeiti"/>
-                <w:sz w:val="19"/>
-              </w:rPr>
-              <w:t>必须与后端租户模式一致</w:t>
-            </w:r>
-          </w:p>
-        </w:tc>
-      </w:tr>
-      <w:tr>
-        <w:tc>
-          <w:tcPr>
-            <w:tcW w:type="dxa" w:w="1800"/>
-            <w:tcMar>
-              <w:top w:w="80" w:type="dxa"/>
-              <w:start w:w="120" w:type="dxa"/>
-              <w:bottom w:w="80" w:type="dxa"/>
-              <w:end w:w="120" w:type="dxa"/>
-            </w:tcMar>
-            <w:vAlign w:val="center"/>
-          </w:tcPr>
-          <w:p>
-            <w:pPr>
-              <w:spacing w:after="0"/>
-            </w:pPr>
-            <w:r>
-              <w:rPr>
-                <w:rFonts w:ascii="Calibri" w:hAnsi="Calibri" w:eastAsia="STHeiti"/>
-                <w:sz w:val="19"/>
-              </w:rPr>
-            </w:r>
-            <w:r>
-              <w:rPr>
-                <w:rFonts w:ascii="Calibri" w:hAnsi="Calibri" w:eastAsia="STHeiti"/>
+                <w:color w:val="464646"/>
                 <w:sz w:val="19"/>
               </w:rPr>
               <w:t>VITE_APP_CAPTCHA_ENABLE</w:t>
@@ -2541,7 +2659,7 @@
         </w:tc>
         <w:tc>
           <w:tcPr>
-            <w:tcW w:type="dxa" w:w="3780"/>
+            <w:tcW w:type="dxa" w:w="4968"/>
             <w:tcMar>
               <w:top w:w="80" w:type="dxa"/>
               <w:start w:w="120" w:type="dxa"/>
@@ -2549,6 +2667,7 @@
               <w:end w:w="120" w:type="dxa"/>
             </w:tcMar>
             <w:vAlign w:val="center"/>
+            <w:tcW w:w="7260" w:type="dxa"/>
           </w:tcPr>
           <w:p>
             <w:pPr>
@@ -2569,9 +2688,11 @@
             </w:r>
           </w:p>
         </w:tc>
+      </w:tr>
+      <w:tr>
         <w:tc>
           <w:tcPr>
-            <w:tcW w:type="dxa" w:w="3780"/>
+            <w:tcW w:type="dxa" w:w="4968"/>
             <w:tcMar>
               <w:top w:w="80" w:type="dxa"/>
               <w:start w:w="120" w:type="dxa"/>
@@ -2579,6 +2700,7 @@
               <w:end w:w="120" w:type="dxa"/>
             </w:tcMar>
             <w:vAlign w:val="center"/>
+            <w:tcW w:w="2100" w:type="dxa"/>
           </w:tcPr>
           <w:p>
             <w:pPr>
@@ -2593,38 +2715,7 @@
             <w:r>
               <w:rPr>
                 <w:rFonts w:ascii="Calibri" w:hAnsi="Calibri" w:eastAsia="STHeiti"/>
-                <w:sz w:val="19"/>
-              </w:rPr>
-              <w:t>必须与后端验证码接口一致</w:t>
-            </w:r>
-          </w:p>
-        </w:tc>
-      </w:tr>
-      <w:tr>
-        <w:tc>
-          <w:tcPr>
-            <w:tcW w:type="dxa" w:w="1800"/>
-            <w:tcMar>
-              <w:top w:w="80" w:type="dxa"/>
-              <w:start w:w="120" w:type="dxa"/>
-              <w:bottom w:w="80" w:type="dxa"/>
-              <w:end w:w="120" w:type="dxa"/>
-            </w:tcMar>
-            <w:vAlign w:val="center"/>
-          </w:tcPr>
-          <w:p>
-            <w:pPr>
-              <w:spacing w:after="0"/>
-            </w:pPr>
-            <w:r>
-              <w:rPr>
-                <w:rFonts w:ascii="Calibri" w:hAnsi="Calibri" w:eastAsia="STHeiti"/>
-                <w:sz w:val="19"/>
-              </w:rPr>
-            </w:r>
-            <w:r>
-              <w:rPr>
-                <w:rFonts w:ascii="Calibri" w:hAnsi="Calibri" w:eastAsia="STHeiti"/>
+                <w:color w:val="464646"/>
                 <w:sz w:val="19"/>
               </w:rPr>
               <w:t>VITE_APP_API_ENCRYPT_ENABLE</w:t>
@@ -2633,7 +2724,7 @@
         </w:tc>
         <w:tc>
           <w:tcPr>
-            <w:tcW w:type="dxa" w:w="3780"/>
+            <w:tcW w:type="dxa" w:w="4968"/>
             <w:tcMar>
               <w:top w:w="80" w:type="dxa"/>
               <w:start w:w="120" w:type="dxa"/>
@@ -2641,6 +2732,7 @@
               <w:end w:w="120" w:type="dxa"/>
             </w:tcMar>
             <w:vAlign w:val="center"/>
+            <w:tcW w:w="7260" w:type="dxa"/>
           </w:tcPr>
           <w:p>
             <w:pPr>
@@ -2661,9 +2753,11 @@
             </w:r>
           </w:p>
         </w:tc>
+      </w:tr>
+      <w:tr>
         <w:tc>
           <w:tcPr>
-            <w:tcW w:type="dxa" w:w="3780"/>
+            <w:tcW w:type="dxa" w:w="4968"/>
             <w:tcMar>
               <w:top w:w="80" w:type="dxa"/>
               <w:start w:w="120" w:type="dxa"/>
@@ -2671,6 +2765,39 @@
               <w:end w:w="120" w:type="dxa"/>
             </w:tcMar>
             <w:vAlign w:val="center"/>
+            <w:tcW w:w="2100" w:type="dxa"/>
+          </w:tcPr>
+          <w:p>
+            <w:pPr>
+              <w:spacing w:after="0"/>
+            </w:pPr>
+            <w:r>
+              <w:rPr>
+                <w:rFonts w:ascii="Calibri" w:hAnsi="Calibri" w:eastAsia="STHeiti"/>
+                <w:sz w:val="19"/>
+              </w:rPr>
+            </w:r>
+            <w:r>
+              <w:rPr>
+                <w:rFonts w:ascii="Calibri" w:hAnsi="Calibri" w:eastAsia="STHeiti"/>
+                <w:color w:val="464646"/>
+                <w:sz w:val="19"/>
+              </w:rPr>
+              <w:t>VITE_XFYUN_RTASR_SIGN_URL</w:t>
+            </w:r>
+          </w:p>
+        </w:tc>
+        <w:tc>
+          <w:tcPr>
+            <w:tcW w:type="dxa" w:w="4968"/>
+            <w:tcMar>
+              <w:top w:w="80" w:type="dxa"/>
+              <w:start w:w="120" w:type="dxa"/>
+              <w:bottom w:w="80" w:type="dxa"/>
+              <w:end w:w="120" w:type="dxa"/>
+            </w:tcMar>
+            <w:vAlign w:val="center"/>
+            <w:tcW w:w="7260" w:type="dxa"/>
           </w:tcPr>
           <w:p>
             <w:pPr>
@@ -2687,7 +2814,7 @@
                 <w:rFonts w:ascii="Calibri" w:hAnsi="Calibri" w:eastAsia="STHeiti"/>
                 <w:sz w:val="19"/>
               </w:rPr>
-              <w:t>前后端算法、请求头和密钥必须匹配</w:t>
+              <w:t>讯飞实时转写签名接口</w:t>
             </w:r>
           </w:p>
         </w:tc>
@@ -2695,7 +2822,7 @@
       <w:tr>
         <w:tc>
           <w:tcPr>
-            <w:tcW w:type="dxa" w:w="1800"/>
+            <w:tcW w:type="dxa" w:w="4968"/>
             <w:tcMar>
               <w:top w:w="80" w:type="dxa"/>
               <w:start w:w="120" w:type="dxa"/>
@@ -2703,6 +2830,39 @@
               <w:end w:w="120" w:type="dxa"/>
             </w:tcMar>
             <w:vAlign w:val="center"/>
+            <w:tcW w:w="2100" w:type="dxa"/>
+          </w:tcPr>
+          <w:p>
+            <w:pPr>
+              <w:spacing w:after="0"/>
+            </w:pPr>
+            <w:r>
+              <w:rPr>
+                <w:rFonts w:ascii="Calibri" w:hAnsi="Calibri" w:eastAsia="STHeiti"/>
+                <w:sz w:val="19"/>
+              </w:rPr>
+            </w:r>
+            <w:r>
+              <w:rPr>
+                <w:rFonts w:ascii="Calibri" w:hAnsi="Calibri" w:eastAsia="STHeiti"/>
+                <w:color w:val="464646"/>
+                <w:sz w:val="19"/>
+              </w:rPr>
+              <w:t>VITE_APP_DESKTOP</w:t>
+            </w:r>
+          </w:p>
+        </w:tc>
+        <w:tc>
+          <w:tcPr>
+            <w:tcW w:type="dxa" w:w="4968"/>
+            <w:tcMar>
+              <w:top w:w="80" w:type="dxa"/>
+              <w:start w:w="120" w:type="dxa"/>
+              <w:bottom w:w="80" w:type="dxa"/>
+              <w:end w:w="120" w:type="dxa"/>
+            </w:tcMar>
+            <w:vAlign w:val="center"/>
+            <w:tcW w:w="7260" w:type="dxa"/>
           </w:tcPr>
           <w:p>
             <w:pPr>
@@ -2719,527 +2879,30 @@
                 <w:rFonts w:ascii="Calibri" w:hAnsi="Calibri" w:eastAsia="STHeiti"/>
                 <w:sz w:val="19"/>
               </w:rPr>
-              <w:t>VITE_APP_API_ENCRYPT_HEADER</w:t>
+              <w:t>桌面模式标识，</w:t>
             </w:r>
-          </w:p>
-        </w:tc>
-        <w:tc>
-          <w:tcPr>
-            <w:tcW w:type="dxa" w:w="3780"/>
-            <w:tcMar>
-              <w:top w:w="80" w:type="dxa"/>
-              <w:start w:w="120" w:type="dxa"/>
-              <w:bottom w:w="80" w:type="dxa"/>
-              <w:end w:w="120" w:type="dxa"/>
-            </w:tcMar>
-            <w:vAlign w:val="center"/>
-          </w:tcPr>
-          <w:p>
-            <w:pPr>
-              <w:spacing w:after="0"/>
-            </w:pPr>
             <w:r>
               <w:rPr>
                 <w:rFonts w:ascii="Calibri" w:hAnsi="Calibri" w:eastAsia="STHeiti"/>
+                <w:color w:val="464646"/>
                 <w:sz w:val="19"/>
               </w:rPr>
+              <w:t>.env.desktop</w:t>
             </w:r>
             <w:r>
               <w:rPr>
                 <w:rFonts w:ascii="Calibri" w:hAnsi="Calibri" w:eastAsia="STHeiti"/>
                 <w:sz w:val="19"/>
               </w:rPr>
-              <w:t>加密标记头</w:t>
-            </w:r>
-          </w:p>
-        </w:tc>
-        <w:tc>
-          <w:tcPr>
-            <w:tcW w:type="dxa" w:w="3780"/>
-            <w:tcMar>
-              <w:top w:w="80" w:type="dxa"/>
-              <w:start w:w="120" w:type="dxa"/>
-              <w:bottom w:w="80" w:type="dxa"/>
-              <w:end w:w="120" w:type="dxa"/>
-            </w:tcMar>
-            <w:vAlign w:val="center"/>
-          </w:tcPr>
-          <w:p>
-            <w:pPr>
-              <w:spacing w:after="0"/>
-            </w:pPr>
-            <w:r>
-              <w:rPr>
-                <w:rFonts w:ascii="Calibri" w:hAnsi="Calibri" w:eastAsia="STHeiti"/>
-                <w:sz w:val="19"/>
-              </w:rPr>
+              <w:t xml:space="preserve"> 为 </w:t>
             </w:r>
             <w:r>
               <w:rPr>
                 <w:rFonts w:ascii="Calibri" w:hAnsi="Calibri" w:eastAsia="STHeiti"/>
+                <w:color w:val="464646"/>
                 <w:sz w:val="19"/>
               </w:rPr>
-              <w:t>当前默认 X-Api-Encrypt</w:t>
-            </w:r>
-          </w:p>
-        </w:tc>
-      </w:tr>
-      <w:tr>
-        <w:tc>
-          <w:tcPr>
-            <w:tcW w:type="dxa" w:w="1800"/>
-            <w:tcMar>
-              <w:top w:w="80" w:type="dxa"/>
-              <w:start w:w="120" w:type="dxa"/>
-              <w:bottom w:w="80" w:type="dxa"/>
-              <w:end w:w="120" w:type="dxa"/>
-            </w:tcMar>
-            <w:vAlign w:val="center"/>
-          </w:tcPr>
-          <w:p>
-            <w:pPr>
-              <w:spacing w:after="0"/>
-            </w:pPr>
-            <w:r>
-              <w:rPr>
-                <w:rFonts w:ascii="Calibri" w:hAnsi="Calibri" w:eastAsia="STHeiti"/>
-                <w:sz w:val="19"/>
-              </w:rPr>
-            </w:r>
-            <w:r>
-              <w:rPr>
-                <w:rFonts w:ascii="Calibri" w:hAnsi="Calibri" w:eastAsia="STHeiti"/>
-                <w:sz w:val="19"/>
-              </w:rPr>
-              <w:t>VITE_XFYUN_RTASR_APP_ID</w:t>
-            </w:r>
-          </w:p>
-        </w:tc>
-        <w:tc>
-          <w:tcPr>
-            <w:tcW w:type="dxa" w:w="3780"/>
-            <w:tcMar>
-              <w:top w:w="80" w:type="dxa"/>
-              <w:start w:w="120" w:type="dxa"/>
-              <w:bottom w:w="80" w:type="dxa"/>
-              <w:end w:w="120" w:type="dxa"/>
-            </w:tcMar>
-            <w:vAlign w:val="center"/>
-          </w:tcPr>
-          <w:p>
-            <w:pPr>
-              <w:spacing w:after="0"/>
-            </w:pPr>
-            <w:r>
-              <w:rPr>
-                <w:rFonts w:ascii="Calibri" w:hAnsi="Calibri" w:eastAsia="STHeiti"/>
-                <w:sz w:val="19"/>
-              </w:rPr>
-            </w:r>
-            <w:r>
-              <w:rPr>
-                <w:rFonts w:ascii="Calibri" w:hAnsi="Calibri" w:eastAsia="STHeiti"/>
-                <w:sz w:val="19"/>
-              </w:rPr>
-              <w:t>讯飞实时转写 APPID</w:t>
-            </w:r>
-          </w:p>
-        </w:tc>
-        <w:tc>
-          <w:tcPr>
-            <w:tcW w:type="dxa" w:w="3780"/>
-            <w:tcMar>
-              <w:top w:w="80" w:type="dxa"/>
-              <w:start w:w="120" w:type="dxa"/>
-              <w:bottom w:w="80" w:type="dxa"/>
-              <w:end w:w="120" w:type="dxa"/>
-            </w:tcMar>
-            <w:vAlign w:val="center"/>
-          </w:tcPr>
-          <w:p>
-            <w:pPr>
-              <w:spacing w:after="0"/>
-            </w:pPr>
-            <w:r>
-              <w:rPr>
-                <w:rFonts w:ascii="Calibri" w:hAnsi="Calibri" w:eastAsia="STHeiti"/>
-                <w:sz w:val="19"/>
-              </w:rPr>
-            </w:r>
-            <w:r>
-              <w:rPr>
-                <w:rFonts w:ascii="Calibri" w:hAnsi="Calibri" w:eastAsia="STHeiti"/>
-                <w:sz w:val="19"/>
-              </w:rPr>
-              <w:t>生产不建议直接编译进前端</w:t>
-            </w:r>
-          </w:p>
-        </w:tc>
-      </w:tr>
-      <w:tr>
-        <w:tc>
-          <w:tcPr>
-            <w:tcW w:type="dxa" w:w="1800"/>
-            <w:tcMar>
-              <w:top w:w="80" w:type="dxa"/>
-              <w:start w:w="120" w:type="dxa"/>
-              <w:bottom w:w="80" w:type="dxa"/>
-              <w:end w:w="120" w:type="dxa"/>
-            </w:tcMar>
-            <w:vAlign w:val="center"/>
-          </w:tcPr>
-          <w:p>
-            <w:pPr>
-              <w:spacing w:after="0"/>
-            </w:pPr>
-            <w:r>
-              <w:rPr>
-                <w:rFonts w:ascii="Calibri" w:hAnsi="Calibri" w:eastAsia="STHeiti"/>
-                <w:sz w:val="19"/>
-              </w:rPr>
-            </w:r>
-            <w:r>
-              <w:rPr>
-                <w:rFonts w:ascii="Calibri" w:hAnsi="Calibri" w:eastAsia="STHeiti"/>
-                <w:sz w:val="19"/>
-              </w:rPr>
-              <w:t>VITE_XFYUN_RTASR_API_KEY</w:t>
-            </w:r>
-          </w:p>
-        </w:tc>
-        <w:tc>
-          <w:tcPr>
-            <w:tcW w:type="dxa" w:w="3780"/>
-            <w:tcMar>
-              <w:top w:w="80" w:type="dxa"/>
-              <w:start w:w="120" w:type="dxa"/>
-              <w:bottom w:w="80" w:type="dxa"/>
-              <w:end w:w="120" w:type="dxa"/>
-            </w:tcMar>
-            <w:vAlign w:val="center"/>
-          </w:tcPr>
-          <w:p>
-            <w:pPr>
-              <w:spacing w:after="0"/>
-            </w:pPr>
-            <w:r>
-              <w:rPr>
-                <w:rFonts w:ascii="Calibri" w:hAnsi="Calibri" w:eastAsia="STHeiti"/>
-                <w:sz w:val="19"/>
-              </w:rPr>
-            </w:r>
-            <w:r>
-              <w:rPr>
-                <w:rFonts w:ascii="Calibri" w:hAnsi="Calibri" w:eastAsia="STHeiti"/>
-                <w:sz w:val="19"/>
-              </w:rPr>
-              <w:t>讯飞实时转写 API_KEY</w:t>
-            </w:r>
-          </w:p>
-        </w:tc>
-        <w:tc>
-          <w:tcPr>
-            <w:tcW w:type="dxa" w:w="3780"/>
-            <w:tcMar>
-              <w:top w:w="80" w:type="dxa"/>
-              <w:start w:w="120" w:type="dxa"/>
-              <w:bottom w:w="80" w:type="dxa"/>
-              <w:end w:w="120" w:type="dxa"/>
-            </w:tcMar>
-            <w:vAlign w:val="center"/>
-          </w:tcPr>
-          <w:p>
-            <w:pPr>
-              <w:spacing w:after="0"/>
-            </w:pPr>
-            <w:r>
-              <w:rPr>
-                <w:rFonts w:ascii="Calibri" w:hAnsi="Calibri" w:eastAsia="STHeiti"/>
-                <w:sz w:val="19"/>
-              </w:rPr>
-            </w:r>
-            <w:r>
-              <w:rPr>
-                <w:rFonts w:ascii="Calibri" w:hAnsi="Calibri" w:eastAsia="STHeiti"/>
-                <w:sz w:val="19"/>
-              </w:rPr>
-              <w:t>VITE 值会进入浏览器 bundle</w:t>
-            </w:r>
-          </w:p>
-        </w:tc>
-      </w:tr>
-      <w:tr>
-        <w:tc>
-          <w:tcPr>
-            <w:tcW w:type="dxa" w:w="1800"/>
-            <w:tcMar>
-              <w:top w:w="80" w:type="dxa"/>
-              <w:start w:w="120" w:type="dxa"/>
-              <w:bottom w:w="80" w:type="dxa"/>
-              <w:end w:w="120" w:type="dxa"/>
-            </w:tcMar>
-            <w:vAlign w:val="center"/>
-          </w:tcPr>
-          <w:p>
-            <w:pPr>
-              <w:spacing w:after="0"/>
-            </w:pPr>
-            <w:r>
-              <w:rPr>
-                <w:rFonts w:ascii="Calibri" w:hAnsi="Calibri" w:eastAsia="STHeiti"/>
-                <w:sz w:val="19"/>
-              </w:rPr>
-            </w:r>
-            <w:r>
-              <w:rPr>
-                <w:rFonts w:ascii="Calibri" w:hAnsi="Calibri" w:eastAsia="STHeiti"/>
-                <w:sz w:val="19"/>
-              </w:rPr>
-              <w:t>VITE_XFYUN_RTASR_SIGN_URL</w:t>
-            </w:r>
-          </w:p>
-        </w:tc>
-        <w:tc>
-          <w:tcPr>
-            <w:tcW w:type="dxa" w:w="3780"/>
-            <w:tcMar>
-              <w:top w:w="80" w:type="dxa"/>
-              <w:start w:w="120" w:type="dxa"/>
-              <w:bottom w:w="80" w:type="dxa"/>
-              <w:end w:w="120" w:type="dxa"/>
-            </w:tcMar>
-            <w:vAlign w:val="center"/>
-          </w:tcPr>
-          <w:p>
-            <w:pPr>
-              <w:spacing w:after="0"/>
-            </w:pPr>
-            <w:r>
-              <w:rPr>
-                <w:rFonts w:ascii="Calibri" w:hAnsi="Calibri" w:eastAsia="STHeiti"/>
-                <w:sz w:val="19"/>
-              </w:rPr>
-            </w:r>
-            <w:r>
-              <w:rPr>
-                <w:rFonts w:ascii="Calibri" w:hAnsi="Calibri" w:eastAsia="STHeiti"/>
-                <w:sz w:val="19"/>
-              </w:rPr>
-              <w:t>后端签名接口</w:t>
-            </w:r>
-          </w:p>
-        </w:tc>
-        <w:tc>
-          <w:tcPr>
-            <w:tcW w:type="dxa" w:w="3780"/>
-            <w:tcMar>
-              <w:top w:w="80" w:type="dxa"/>
-              <w:start w:w="120" w:type="dxa"/>
-              <w:bottom w:w="80" w:type="dxa"/>
-              <w:end w:w="120" w:type="dxa"/>
-            </w:tcMar>
-            <w:vAlign w:val="center"/>
-          </w:tcPr>
-          <w:p>
-            <w:pPr>
-              <w:spacing w:after="0"/>
-            </w:pPr>
-            <w:r>
-              <w:rPr>
-                <w:rFonts w:ascii="Calibri" w:hAnsi="Calibri" w:eastAsia="STHeiti"/>
-                <w:sz w:val="19"/>
-              </w:rPr>
-            </w:r>
-            <w:r>
-              <w:rPr>
-                <w:rFonts w:ascii="Calibri" w:hAnsi="Calibri" w:eastAsia="STHeiti"/>
-                <w:sz w:val="19"/>
-              </w:rPr>
-              <w:t>生产推荐使用，前端不持有 API_KEY</w:t>
-            </w:r>
-          </w:p>
-        </w:tc>
-      </w:tr>
-      <w:tr>
-        <w:tc>
-          <w:tcPr>
-            <w:tcW w:type="dxa" w:w="1800"/>
-            <w:tcMar>
-              <w:top w:w="80" w:type="dxa"/>
-              <w:start w:w="120" w:type="dxa"/>
-              <w:bottom w:w="80" w:type="dxa"/>
-              <w:end w:w="120" w:type="dxa"/>
-            </w:tcMar>
-            <w:vAlign w:val="center"/>
-          </w:tcPr>
-          <w:p>
-            <w:pPr>
-              <w:spacing w:after="0"/>
-            </w:pPr>
-            <w:r>
-              <w:rPr>
-                <w:rFonts w:ascii="Calibri" w:hAnsi="Calibri" w:eastAsia="STHeiti"/>
-                <w:sz w:val="19"/>
-              </w:rPr>
-            </w:r>
-            <w:r>
-              <w:rPr>
-                <w:rFonts w:ascii="Calibri" w:hAnsi="Calibri" w:eastAsia="STHeiti"/>
-                <w:sz w:val="19"/>
-              </w:rPr>
-              <w:t>VITE_APP_DESKTOP</w:t>
-            </w:r>
-          </w:p>
-        </w:tc>
-        <w:tc>
-          <w:tcPr>
-            <w:tcW w:type="dxa" w:w="3780"/>
-            <w:tcMar>
-              <w:top w:w="80" w:type="dxa"/>
-              <w:start w:w="120" w:type="dxa"/>
-              <w:bottom w:w="80" w:type="dxa"/>
-              <w:end w:w="120" w:type="dxa"/>
-            </w:tcMar>
-            <w:vAlign w:val="center"/>
-          </w:tcPr>
-          <w:p>
-            <w:pPr>
-              <w:spacing w:after="0"/>
-            </w:pPr>
-            <w:r>
-              <w:rPr>
-                <w:rFonts w:ascii="Calibri" w:hAnsi="Calibri" w:eastAsia="STHeiti"/>
-                <w:sz w:val="19"/>
-              </w:rPr>
-            </w:r>
-            <w:r>
-              <w:rPr>
-                <w:rFonts w:ascii="Calibri" w:hAnsi="Calibri" w:eastAsia="STHeiti"/>
-                <w:sz w:val="19"/>
-              </w:rPr>
-              <w:t>桌面模式标识</w:t>
-            </w:r>
-          </w:p>
-        </w:tc>
-        <w:tc>
-          <w:tcPr>
-            <w:tcW w:type="dxa" w:w="3780"/>
-            <w:tcMar>
-              <w:top w:w="80" w:type="dxa"/>
-              <w:start w:w="120" w:type="dxa"/>
-              <w:bottom w:w="80" w:type="dxa"/>
-              <w:end w:w="120" w:type="dxa"/>
-            </w:tcMar>
-            <w:vAlign w:val="center"/>
-          </w:tcPr>
-          <w:p>
-            <w:pPr>
-              <w:spacing w:after="0"/>
-            </w:pPr>
-            <w:r>
-              <w:rPr>
-                <w:rFonts w:ascii="Calibri" w:hAnsi="Calibri" w:eastAsia="STHeiti"/>
-                <w:sz w:val="19"/>
-              </w:rPr>
-            </w:r>
-            <w:r>
-              <w:rPr>
-                <w:rFonts w:ascii="Calibri" w:hAnsi="Calibri" w:eastAsia="STHeiti"/>
-                <w:sz w:val="19"/>
-              </w:rPr>
-              <w:t>.env.desktop 为 true</w:t>
-            </w:r>
-          </w:p>
-        </w:tc>
-      </w:tr>
-      <w:tr>
-        <w:tc>
-          <w:tcPr>
-            <w:tcW w:type="dxa" w:w="1800"/>
-            <w:tcMar>
-              <w:top w:w="80" w:type="dxa"/>
-              <w:start w:w="120" w:type="dxa"/>
-              <w:bottom w:w="80" w:type="dxa"/>
-              <w:end w:w="120" w:type="dxa"/>
-            </w:tcMar>
-            <w:vAlign w:val="center"/>
-          </w:tcPr>
-          <w:p>
-            <w:pPr>
-              <w:spacing w:after="0"/>
-            </w:pPr>
-            <w:r>
-              <w:rPr>
-                <w:rFonts w:ascii="Calibri" w:hAnsi="Calibri" w:eastAsia="STHeiti"/>
-                <w:sz w:val="19"/>
-              </w:rPr>
-            </w:r>
-            <w:r>
-              <w:rPr>
-                <w:rFonts w:ascii="Calibri" w:hAnsi="Calibri" w:eastAsia="STHeiti"/>
-                <w:sz w:val="19"/>
-              </w:rPr>
-              <w:t>VITE_BAIDU_MAP_KEY</w:t>
-            </w:r>
-          </w:p>
-        </w:tc>
-        <w:tc>
-          <w:tcPr>
-            <w:tcW w:type="dxa" w:w="3780"/>
-            <w:tcMar>
-              <w:top w:w="80" w:type="dxa"/>
-              <w:start w:w="120" w:type="dxa"/>
-              <w:bottom w:w="80" w:type="dxa"/>
-              <w:end w:w="120" w:type="dxa"/>
-            </w:tcMar>
-            <w:vAlign w:val="center"/>
-          </w:tcPr>
-          <w:p>
-            <w:pPr>
-              <w:spacing w:after="0"/>
-            </w:pPr>
-            <w:r>
-              <w:rPr>
-                <w:rFonts w:ascii="Calibri" w:hAnsi="Calibri" w:eastAsia="STHeiti"/>
-                <w:sz w:val="19"/>
-              </w:rPr>
-            </w:r>
-            <w:r>
-              <w:rPr>
-                <w:rFonts w:ascii="Calibri" w:hAnsi="Calibri" w:eastAsia="STHeiti"/>
-                <w:sz w:val="19"/>
-              </w:rPr>
-              <w:t>百度地图 Key</w:t>
-            </w:r>
-          </w:p>
-        </w:tc>
-        <w:tc>
-          <w:tcPr>
-            <w:tcW w:type="dxa" w:w="3780"/>
-            <w:tcMar>
-              <w:top w:w="80" w:type="dxa"/>
-              <w:start w:w="120" w:type="dxa"/>
-              <w:bottom w:w="80" w:type="dxa"/>
-              <w:end w:w="120" w:type="dxa"/>
-            </w:tcMar>
-            <w:vAlign w:val="center"/>
-          </w:tcPr>
-          <w:p>
-            <w:pPr>
-              <w:spacing w:after="0"/>
-            </w:pPr>
-            <w:r>
-              <w:rPr>
-                <w:rFonts w:ascii="Calibri" w:hAnsi="Calibri" w:eastAsia="STHeiti"/>
-                <w:sz w:val="19"/>
-              </w:rPr>
-            </w:r>
-            <w:r>
-              <w:rPr>
-                <w:rFonts w:ascii="Calibri" w:hAnsi="Calibri" w:eastAsia="STHeiti"/>
-                <w:sz w:val="19"/>
-              </w:rPr>
-              <w:t>配置来源/域名限制</w:t>
+              <w:t>true</w:t>
             </w:r>
           </w:p>
         </w:tc>
@@ -3255,7 +2918,72 @@
         <w:rPr>
           <w:rFonts w:ascii="Calibri" w:hAnsi="Calibri" w:eastAsia="STHeiti"/>
         </w:rPr>
-        <w:t>严禁提交：</w:t>
+        <w:t>当前生产 API 配置为：</w:t>
+      </w:r>
+    </w:p>
+    <w:p>
+      <w:pPr>
+        <w:pStyle w:val="CodeBlock"/>
+        <w:keepLines/>
+      </w:pPr>
+      <w:r>
+        <w:rPr>
+          <w:rFonts w:ascii="Calibri" w:hAnsi="Calibri" w:eastAsia="STHeiti"/>
+          <w:sz w:val="18"/>
+        </w:rPr>
+        <w:t>VITE_BASE_URL=https://yishizhijian.jikeyun.net</w:t>
+        <w:br/>
+      </w:r>
+      <w:r>
+        <w:rPr>
+          <w:rFonts w:ascii="Calibri" w:hAnsi="Calibri" w:eastAsia="STHeiti"/>
+          <w:sz w:val="18"/>
+        </w:rPr>
+        <w:t>VITE_API_URL=/admin-api</w:t>
+      </w:r>
+    </w:p>
+    <w:p>
+      <w:r>
+        <w:rPr>
+          <w:rFonts w:ascii="Calibri" w:hAnsi="Calibri" w:eastAsia="STHeiti"/>
+        </w:rPr>
+        <w:t xml:space="preserve">如果使用同域 Nginx 代理，建议把 </w:t>
+      </w:r>
+      <w:r>
+        <w:rPr>
+          <w:rFonts w:ascii="Calibri" w:hAnsi="Calibri" w:eastAsia="STHeiti"/>
+          <w:color w:val="464646"/>
+          <w:sz w:val="19"/>
+        </w:rPr>
+        <w:t>VITE_BASE_URL</w:t>
+      </w:r>
+      <w:r>
+        <w:rPr>
+          <w:rFonts w:ascii="Calibri" w:hAnsi="Calibri" w:eastAsia="STHeiti"/>
+        </w:rPr>
+        <w:t xml:space="preserve"> 设为空，只保留 </w:t>
+      </w:r>
+      <w:r>
+        <w:rPr>
+          <w:rFonts w:ascii="Calibri" w:hAnsi="Calibri" w:eastAsia="STHeiti"/>
+          <w:color w:val="464646"/>
+          <w:sz w:val="19"/>
+        </w:rPr>
+        <w:t>VITE_API_URL=/admin-api</w:t>
+      </w:r>
+      <w:r>
+        <w:rPr>
+          <w:rFonts w:ascii="Calibri" w:hAnsi="Calibri" w:eastAsia="STHeiti"/>
+        </w:rPr>
+        <w:t>。修改环境文件后必须重新构建。</w:t>
+      </w:r>
+    </w:p>
+    <w:p>
+      <w:r>
+        <w:rPr>
+          <w:rFonts w:ascii="Calibri" w:hAnsi="Calibri" w:eastAsia="STHeiti"/>
+        </w:rPr>
+        <w:t>不要提交以下内容：</w:t>
       </w:r>
     </w:p>
     <w:p>
@@ -3267,7 +2995,49 @@
         <w:rPr>
           <w:rFonts w:ascii="Calibri" w:hAnsi="Calibri" w:eastAsia="STHeiti"/>
         </w:rPr>
-        <w:t>讯飞 API_KEY、API_SECRET 和实时转写服务密钥。</w:t>
+        <w:t xml:space="preserve">讯飞 </w:t>
+      </w:r>
+      <w:r>
+        <w:rPr>
+          <w:rFonts w:ascii="Calibri" w:hAnsi="Calibri" w:eastAsia="STHeiti"/>
+          <w:color w:val="464646"/>
+          <w:sz w:val="19"/>
+        </w:rPr>
+        <w:t>APP_ID</w:t>
+      </w:r>
+      <w:r>
+        <w:rPr>
+          <w:rFonts w:ascii="Calibri" w:hAnsi="Calibri" w:eastAsia="STHeiti"/>
+        </w:rPr>
+        <w:t>、</w:t>
+      </w:r>
+      <w:r>
+        <w:rPr>
+          <w:rFonts w:ascii="Calibri" w:hAnsi="Calibri" w:eastAsia="STHeiti"/>
+          <w:color w:val="464646"/>
+          <w:sz w:val="19"/>
+        </w:rPr>
+        <w:t>API_KEY</w:t>
+      </w:r>
+      <w:r>
+        <w:rPr>
+          <w:rFonts w:ascii="Calibri" w:hAnsi="Calibri" w:eastAsia="STHeiti"/>
+        </w:rPr>
+        <w:t>、</w:t>
+      </w:r>
+      <w:r>
+        <w:rPr>
+          <w:rFonts w:ascii="Calibri" w:hAnsi="Calibri" w:eastAsia="STHeiti"/>
+          <w:color w:val="464646"/>
+          <w:sz w:val="19"/>
+        </w:rPr>
+        <w:t>API_SECRET</w:t>
+      </w:r>
+      <w:r>
+        <w:rPr>
+          <w:rFonts w:ascii="Calibri" w:hAnsi="Calibri" w:eastAsia="STHeiti"/>
+        </w:rPr>
+        <w:t xml:space="preserve"> 和实时转写密钥。</w:t>
       </w:r>
     </w:p>
     <w:p>
@@ -3291,39 +3061,7 @@
         <w:rPr>
           <w:rFonts w:ascii="Calibri" w:hAnsi="Calibri" w:eastAsia="STHeiti"/>
         </w:rPr>
-        <w:t>数据库、对象存储和后端签名密钥。</w:t>
-      </w:r>
-    </w:p>
-    <w:p>
-      <w:pPr>
-        <w:pStyle w:val="ListBullet"/>
-        <w:spacing w:after="80"/>
-      </w:pPr>
-      <w:r>
-        <w:rPr>
-          <w:rFonts w:ascii="Calibri" w:hAnsi="Calibri" w:eastAsia="STHeiti"/>
-        </w:rPr>
-        <w:t>管理员初始密码。</w:t>
-      </w:r>
-    </w:p>
-    <w:p>
-      <w:pPr>
-        <w:pStyle w:val="ListBullet"/>
-        <w:spacing w:after="80"/>
-      </w:pPr>
-      <w:r>
-        <w:rPr>
-          <w:rFonts w:ascii="Calibri" w:hAnsi="Calibri" w:eastAsia="STHeiti"/>
-        </w:rPr>
-        <w:t>生产 API 加密私钥（如协议使用私钥）。</w:t>
-      </w:r>
-    </w:p>
-    <w:p>
-      <w:r>
-        <w:rPr>
-          <w:rFonts w:ascii="Calibri" w:hAnsi="Calibri" w:eastAsia="STHeiti"/>
-        </w:rPr>
-        <w:t>Windows 唤醒配置 electron/native/xfyun-awake/runtime/xfyun-awake.ini 已被 .gitignore 忽略，CI 通过 GitHub Secrets 注入。</w:t>
+        <w:t>数据库、对象存储、API 加密私钥和管理员初始密码。</w:t>
       </w:r>
     </w:p>
     <w:p>
@@ -3334,7 +3072,7 @@
         <w:rPr>
           <w:rFonts w:ascii="Calibri" w:hAnsi="Calibri" w:eastAsia="STHeiti"/>
         </w:rPr>
-        <w:t>5. Web 部署</w:t>
+        <w:t>4. 本地启动</w:t>
       </w:r>
     </w:p>
     <w:p>
@@ -3345,7 +3083,15 @@
         <w:rPr>
           <w:rFonts w:ascii="Calibri" w:hAnsi="Calibri" w:eastAsia="STHeiti"/>
         </w:rPr>
-        <w:t>5.1 生产构建</w:t>
+        <w:t>4.1 启动 Web 前端</w:t>
+      </w:r>
+    </w:p>
+    <w:p>
+      <w:r>
+        <w:rPr>
+          <w:rFonts w:ascii="Calibri" w:hAnsi="Calibri" w:eastAsia="STHeiti"/>
+        </w:rPr>
+        <w:t>默认开发环境：</w:t>
       </w:r>
     </w:p>
     <w:p>
@@ -3356,22 +3102,9 @@
       <w:r>
         <w:rPr>
           <w:rFonts w:ascii="Calibri" w:hAnsi="Calibri" w:eastAsia="STHeiti"/>
-        </w:rPr>
-        <w:t>pnpm install --frozen-lockfile</w:t>
-        <w:br/>
-      </w:r>
-      <w:r>
-        <w:rPr>
-          <w:rFonts w:ascii="Calibri" w:hAnsi="Calibri" w:eastAsia="STHeiti"/>
-        </w:rPr>
-        <w:t>pnpm ts:check</w:t>
-        <w:br/>
-      </w:r>
-      <w:r>
-        <w:rPr>
-          <w:rFonts w:ascii="Calibri" w:hAnsi="Calibri" w:eastAsia="STHeiti"/>
-        </w:rPr>
-        <w:t>pnpm build:prod</w:t>
+          <w:sz w:val="18"/>
+        </w:rPr>
+        <w:t>pnpm dev</w:t>
       </w:r>
     </w:p>
     <w:p>
@@ -3379,7 +3112,7 @@
         <w:rPr>
           <w:rFonts w:ascii="Calibri" w:hAnsi="Calibri" w:eastAsia="STHeiti"/>
         </w:rPr>
-        <w:t>构建成功后必须存在：</w:t>
+        <w:t>开发后端联调环境：</w:t>
       </w:r>
     </w:p>
     <w:p>
@@ -3390,15 +3123,9 @@
       <w:r>
         <w:rPr>
           <w:rFonts w:ascii="Calibri" w:hAnsi="Calibri" w:eastAsia="STHeiti"/>
-        </w:rPr>
-        <w:t>dist-prod/index.html</w:t>
-        <w:br/>
-      </w:r>
-      <w:r>
-        <w:rPr>
-          <w:rFonts w:ascii="Calibri" w:hAnsi="Calibri" w:eastAsia="STHeiti"/>
-        </w:rPr>
-        <w:t>dist-prod/assets/</w:t>
+          <w:sz w:val="18"/>
+        </w:rPr>
+        <w:t>pnpm dev-server</w:t>
       </w:r>
     </w:p>
     <w:p>
@@ -3406,7 +3133,7 @@
         <w:rPr>
           <w:rFonts w:ascii="Calibri" w:hAnsi="Calibri" w:eastAsia="STHeiti"/>
         </w:rPr>
-        <w:t>检查产物：</w:t>
+        <w:t>启动后终端会显示本地地址。浏览器打开终端显示的地址，不要手工改端口。需要预览生产构建时：</w:t>
       </w:r>
     </w:p>
     <w:p>
@@ -3417,30 +3144,28 @@
       <w:r>
         <w:rPr>
           <w:rFonts w:ascii="Calibri" w:hAnsi="Calibri" w:eastAsia="STHeiti"/>
-        </w:rPr>
-        <w:t>test -f dist-prod/index.html</w:t>
+          <w:sz w:val="18"/>
+        </w:rPr>
+        <w:t>pnpm build:prod</w:t>
         <w:br/>
       </w:r>
       <w:r>
         <w:rPr>
           <w:rFonts w:ascii="Calibri" w:hAnsi="Calibri" w:eastAsia="STHeiti"/>
-        </w:rPr>
-        <w:t>find dist-prod/assets -type f | wc -l</w:t>
-        <w:br/>
-      </w:r>
-      <w:r>
-        <w:rPr>
-          <w:rFonts w:ascii="Calibri" w:hAnsi="Calibri" w:eastAsia="STHeiti"/>
-        </w:rPr>
-        <w:t>du -sh dist-prod</w:t>
+          <w:sz w:val="18"/>
+        </w:rPr>
+        <w:t>pnpm serve:prod</w:t>
       </w:r>
     </w:p>
     <w:p>
-      <w:r>
-        <w:rPr>
-          <w:rFonts w:ascii="Calibri" w:hAnsi="Calibri" w:eastAsia="STHeiti"/>
-        </w:rPr>
-        <w:t>Windows PowerShell：</w:t>
+      <w:pPr>
+        <w:pStyle w:val="Heading3"/>
+      </w:pPr>
+      <w:r>
+        <w:rPr>
+          <w:rFonts w:ascii="Calibri" w:hAnsi="Calibri" w:eastAsia="STHeiti"/>
+        </w:rPr>
+        <w:t>4.2 启动桌面应用</w:t>
       </w:r>
     </w:p>
     <w:p>
@@ -3451,22 +3176,9 @@
       <w:r>
         <w:rPr>
           <w:rFonts w:ascii="Calibri" w:hAnsi="Calibri" w:eastAsia="STHeiti"/>
-        </w:rPr>
-        <w:t>pnpm build:prod</w:t>
-        <w:br/>
-      </w:r>
-      <w:r>
-        <w:rPr>
-          <w:rFonts w:ascii="Calibri" w:hAnsi="Calibri" w:eastAsia="STHeiti"/>
-        </w:rPr>
-        <w:t>Test-Path .\dist-prod\index.html</w:t>
-        <w:br/>
-      </w:r>
-      <w:r>
-        <w:rPr>
-          <w:rFonts w:ascii="Calibri" w:hAnsi="Calibri" w:eastAsia="STHeiti"/>
-        </w:rPr>
-        <w:t>Get-ChildItem .\dist-prod\assets -Recurse -File | Measure-Object</w:t>
+          <w:sz w:val="18"/>
+        </w:rPr>
+        <w:t>pnpm desktop:dev</w:t>
       </w:r>
     </w:p>
     <w:p>
@@ -3474,18 +3186,29 @@
         <w:rPr>
           <w:rFonts w:ascii="Calibri" w:hAnsi="Calibri" w:eastAsia="STHeiti"/>
         </w:rPr>
-        <w:t>不要手工编辑 dist-prod；修改环境、API 或基础路径后重新构建。</w:t>
+        <w:t xml:space="preserve">该命令会启动桌面 mode 的 Vite 和 Electron。桌面开发 renderer 默认使用 </w:t>
+      </w:r>
+      <w:r>
+        <w:rPr>
+          <w:rFonts w:ascii="Calibri" w:hAnsi="Calibri" w:eastAsia="STHeiti"/>
+          <w:color w:val="464646"/>
+          <w:sz w:val="19"/>
+        </w:rPr>
+        <w:t>127.0.0.1:48081</w:t>
+      </w:r>
+      <w:r>
+        <w:rPr>
+          <w:rFonts w:ascii="Calibri" w:hAnsi="Calibri" w:eastAsia="STHeiti"/>
+        </w:rPr>
+        <w:t>，API 请求由 Electron 主进程转发。</w:t>
       </w:r>
     </w:p>
     <w:p>
-      <w:pPr>
-        <w:pStyle w:val="Heading3"/>
-      </w:pPr>
-      <w:r>
-        <w:rPr>
-          <w:rFonts w:ascii="Calibri" w:hAnsi="Calibri" w:eastAsia="STHeiti"/>
-        </w:rPr>
-        <w:t>5.2 测试和预发布</w:t>
+      <w:r>
+        <w:rPr>
+          <w:rFonts w:ascii="Calibri" w:hAnsi="Calibri" w:eastAsia="STHeiti"/>
+        </w:rPr>
+        <w:t>如果只想检查 renderer：</w:t>
       </w:r>
     </w:p>
     <w:p>
@@ -3496,15 +3219,17 @@
       <w:r>
         <w:rPr>
           <w:rFonts w:ascii="Calibri" w:hAnsi="Calibri" w:eastAsia="STHeiti"/>
-        </w:rPr>
-        <w:t>pnpm build:test</w:t>
+          <w:sz w:val="18"/>
+        </w:rPr>
+        <w:t>pnpm build:desktop</w:t>
         <w:br/>
       </w:r>
       <w:r>
         <w:rPr>
           <w:rFonts w:ascii="Calibri" w:hAnsi="Calibri" w:eastAsia="STHeiti"/>
-        </w:rPr>
-        <w:t>pnpm build:stage</w:t>
+          <w:sz w:val="18"/>
+        </w:rPr>
+        <w:t>pnpm desktop:prepare</w:t>
       </w:r>
     </w:p>
     <w:p>
@@ -3512,26 +3237,7 @@
         <w:rPr>
           <w:rFonts w:ascii="Calibri" w:hAnsi="Calibri" w:eastAsia="STHeiti"/>
         </w:rPr>
-        <w:t>当前 .env.test 使用子路径 /admin-ui-vue3/；.env.stage 使用静态资源域名。部署时必须保证服务器真实路径、VITE_BASE_PATH 和 HTML 中的资源 URL 一致。</w:t>
-      </w:r>
-    </w:p>
-    <w:p>
-      <w:pPr>
-        <w:pStyle w:val="Heading3"/>
-      </w:pPr>
-      <w:r>
-        <w:rPr>
-          <w:rFonts w:ascii="Calibri" w:hAnsi="Calibri" w:eastAsia="STHeiti"/>
-        </w:rPr>
-        <w:t>5.3 上传静态文件</w:t>
-      </w:r>
-    </w:p>
-    <w:p>
-      <w:r>
-        <w:rPr>
-          <w:rFonts w:ascii="Calibri" w:hAnsi="Calibri" w:eastAsia="STHeiti"/>
-        </w:rPr>
-        <w:t>将 dist-prod 内部内容部署到站点 root，不要多嵌套一层 dist-prod：</w:t>
+        <w:t>输出目录：</w:t>
       </w:r>
     </w:p>
     <w:p>
@@ -3542,16 +3248,47 @@
       <w:r>
         <w:rPr>
           <w:rFonts w:ascii="Calibri" w:hAnsi="Calibri" w:eastAsia="STHeiti"/>
-        </w:rPr>
-        <w:t>rsync -av --delete dist-prod/ deploy@server:/var/www/yishizhijian/</w:t>
+          <w:sz w:val="18"/>
+        </w:rPr>
+        <w:t>dist-desktop/    Vite 桌面静态文件</w:t>
+        <w:br/>
+      </w:r>
+      <w:r>
+        <w:rPr>
+          <w:rFonts w:ascii="Calibri" w:hAnsi="Calibri" w:eastAsia="STHeiti"/>
+          <w:sz w:val="18"/>
+        </w:rPr>
+        <w:t>desktop-app/     Electron staging 目录</w:t>
       </w:r>
     </w:p>
     <w:p>
-      <w:r>
-        <w:rPr>
-          <w:rFonts w:ascii="Calibri" w:hAnsi="Calibri" w:eastAsia="STHeiti"/>
-        </w:rPr>
-        <w:t>正确结构：</w:t>
+      <w:pPr>
+        <w:pStyle w:val="Heading2"/>
+      </w:pPr>
+      <w:r>
+        <w:rPr>
+          <w:rFonts w:ascii="Calibri" w:hAnsi="Calibri" w:eastAsia="STHeiti"/>
+        </w:rPr>
+        <w:t>5. Web 构建与部署</w:t>
+      </w:r>
+    </w:p>
+    <w:p>
+      <w:pPr>
+        <w:pStyle w:val="Heading3"/>
+      </w:pPr>
+      <w:r>
+        <w:rPr>
+          <w:rFonts w:ascii="Calibri" w:hAnsi="Calibri" w:eastAsia="STHeiti"/>
+        </w:rPr>
+        <w:t>5.1 构建</w:t>
+      </w:r>
+    </w:p>
+    <w:p>
+      <w:r>
+        <w:rPr>
+          <w:rFonts w:ascii="Calibri" w:hAnsi="Calibri" w:eastAsia="STHeiti"/>
+        </w:rPr>
+        <w:t>发布前建议依次执行：</w:t>
       </w:r>
     </w:p>
     <w:p>
@@ -3562,6 +3299,242 @@
       <w:r>
         <w:rPr>
           <w:rFonts w:ascii="Calibri" w:hAnsi="Calibri" w:eastAsia="STHeiti"/>
+          <w:sz w:val="18"/>
+        </w:rPr>
+        <w:t>pnpm install --frozen-lockfile</w:t>
+        <w:br/>
+      </w:r>
+      <w:r>
+        <w:rPr>
+          <w:rFonts w:ascii="Calibri" w:hAnsi="Calibri" w:eastAsia="STHeiti"/>
+          <w:sz w:val="18"/>
+        </w:rPr>
+        <w:t>pnpm ts:check</w:t>
+        <w:br/>
+      </w:r>
+      <w:r>
+        <w:rPr>
+          <w:rFonts w:ascii="Calibri" w:hAnsi="Calibri" w:eastAsia="STHeiti"/>
+          <w:sz w:val="18"/>
+        </w:rPr>
+        <w:t>pnpm build:prod</w:t>
+      </w:r>
+    </w:p>
+    <w:p>
+      <w:r>
+        <w:rPr>
+          <w:rFonts w:ascii="Calibri" w:hAnsi="Calibri" w:eastAsia="STHeiti"/>
+        </w:rPr>
+        <w:t>构建成功后检查：</w:t>
+      </w:r>
+    </w:p>
+    <w:p>
+      <w:pPr>
+        <w:pStyle w:val="CodeBlock"/>
+        <w:keepLines/>
+      </w:pPr>
+      <w:r>
+        <w:rPr>
+          <w:rFonts w:ascii="Calibri" w:hAnsi="Calibri" w:eastAsia="STHeiti"/>
+          <w:sz w:val="18"/>
+        </w:rPr>
+        <w:t>test -f dist-prod/index.html</w:t>
+        <w:br/>
+      </w:r>
+      <w:r>
+        <w:rPr>
+          <w:rFonts w:ascii="Calibri" w:hAnsi="Calibri" w:eastAsia="STHeiti"/>
+          <w:sz w:val="18"/>
+        </w:rPr>
+        <w:t>find dist-prod/assets -type f | wc -l</w:t>
+        <w:br/>
+      </w:r>
+      <w:r>
+        <w:rPr>
+          <w:rFonts w:ascii="Calibri" w:hAnsi="Calibri" w:eastAsia="STHeiti"/>
+          <w:sz w:val="18"/>
+        </w:rPr>
+        <w:t>du -sh dist-prod</w:t>
+      </w:r>
+    </w:p>
+    <w:p>
+      <w:r>
+        <w:rPr>
+          <w:rFonts w:ascii="Calibri" w:hAnsi="Calibri" w:eastAsia="STHeiti"/>
+        </w:rPr>
+        <w:t>Windows PowerShell：</w:t>
+      </w:r>
+    </w:p>
+    <w:p>
+      <w:pPr>
+        <w:pStyle w:val="CodeBlock"/>
+        <w:keepLines/>
+      </w:pPr>
+      <w:r>
+        <w:rPr>
+          <w:rFonts w:ascii="Calibri" w:hAnsi="Calibri" w:eastAsia="STHeiti"/>
+          <w:sz w:val="18"/>
+        </w:rPr>
+        <w:t>pnpm build:prod</w:t>
+        <w:br/>
+      </w:r>
+      <w:r>
+        <w:rPr>
+          <w:rFonts w:ascii="Calibri" w:hAnsi="Calibri" w:eastAsia="STHeiti"/>
+          <w:sz w:val="18"/>
+        </w:rPr>
+        <w:t>Test-Path .\\dist-prod\\index.html</w:t>
+        <w:br/>
+      </w:r>
+      <w:r>
+        <w:rPr>
+          <w:rFonts w:ascii="Calibri" w:hAnsi="Calibri" w:eastAsia="STHeiti"/>
+          <w:sz w:val="18"/>
+        </w:rPr>
+        <w:t>Get-ChildItem .\\dist-prod\\assets -Recurse -File | Measure-Object</w:t>
+      </w:r>
+    </w:p>
+    <w:p>
+      <w:r>
+        <w:rPr>
+          <w:rFonts w:ascii="Calibri" w:hAnsi="Calibri" w:eastAsia="STHeiti"/>
+        </w:rPr>
+        <w:t>测试和预发布构建：</w:t>
+      </w:r>
+    </w:p>
+    <w:p>
+      <w:pPr>
+        <w:pStyle w:val="CodeBlock"/>
+        <w:keepLines/>
+      </w:pPr>
+      <w:r>
+        <w:rPr>
+          <w:rFonts w:ascii="Calibri" w:hAnsi="Calibri" w:eastAsia="STHeiti"/>
+          <w:sz w:val="18"/>
+        </w:rPr>
+        <w:t>pnpm build:test</w:t>
+        <w:br/>
+      </w:r>
+      <w:r>
+        <w:rPr>
+          <w:rFonts w:ascii="Calibri" w:hAnsi="Calibri" w:eastAsia="STHeiti"/>
+          <w:sz w:val="18"/>
+        </w:rPr>
+        <w:t>pnpm build:stage</w:t>
+      </w:r>
+    </w:p>
+    <w:p>
+      <w:r>
+        <w:rPr>
+          <w:rFonts w:ascii="Calibri" w:hAnsi="Calibri" w:eastAsia="STHeiti"/>
+        </w:rPr>
+        <w:t xml:space="preserve">不要手工编辑 </w:t>
+      </w:r>
+      <w:r>
+        <w:rPr>
+          <w:rFonts w:ascii="Calibri" w:hAnsi="Calibri" w:eastAsia="STHeiti"/>
+          <w:color w:val="464646"/>
+          <w:sz w:val="19"/>
+        </w:rPr>
+        <w:t>dist-prod</w:t>
+      </w:r>
+      <w:r>
+        <w:rPr>
+          <w:rFonts w:ascii="Calibri" w:hAnsi="Calibri" w:eastAsia="STHeiti"/>
+        </w:rPr>
+        <w:t>。修改环境、API 或基础路径后重新执行构建。</w:t>
+      </w:r>
+    </w:p>
+    <w:p>
+      <w:pPr>
+        <w:pStyle w:val="Heading3"/>
+      </w:pPr>
+      <w:r>
+        <w:rPr>
+          <w:rFonts w:ascii="Calibri" w:hAnsi="Calibri" w:eastAsia="STHeiti"/>
+        </w:rPr>
+        <w:t>5.2 上传到服务器</w:t>
+      </w:r>
+    </w:p>
+    <w:p>
+      <w:r>
+        <w:rPr>
+          <w:rFonts w:ascii="Calibri" w:hAnsi="Calibri" w:eastAsia="STHeiti"/>
+        </w:rPr>
+        <w:t xml:space="preserve">上传 </w:t>
+      </w:r>
+      <w:r>
+        <w:rPr>
+          <w:rFonts w:ascii="Calibri" w:hAnsi="Calibri" w:eastAsia="STHeiti"/>
+          <w:color w:val="464646"/>
+          <w:sz w:val="19"/>
+        </w:rPr>
+        <w:t>dist-prod</w:t>
+      </w:r>
+      <w:r>
+        <w:rPr>
+          <w:rFonts w:ascii="Calibri" w:hAnsi="Calibri" w:eastAsia="STHeiti"/>
+        </w:rPr>
+        <w:t xml:space="preserve"> </w:t>
+      </w:r>
+      <w:r>
+        <w:rPr>
+          <w:rFonts w:ascii="Calibri" w:hAnsi="Calibri" w:eastAsia="STHeiti"/>
+          <w:b/>
+        </w:rPr>
+        <w:t>*里面的内容*</w:t>
+      </w:r>
+      <w:r>
+        <w:rPr>
+          <w:rFonts w:ascii="Calibri" w:hAnsi="Calibri" w:eastAsia="STHeiti"/>
+        </w:rPr>
+        <w:t xml:space="preserve">，不要再套一层 </w:t>
+      </w:r>
+      <w:r>
+        <w:rPr>
+          <w:rFonts w:ascii="Calibri" w:hAnsi="Calibri" w:eastAsia="STHeiti"/>
+          <w:color w:val="464646"/>
+          <w:sz w:val="19"/>
+        </w:rPr>
+        <w:t>dist-prod</w:t>
+      </w:r>
+      <w:r>
+        <w:rPr>
+          <w:rFonts w:ascii="Calibri" w:hAnsi="Calibri" w:eastAsia="STHeiti"/>
+        </w:rPr>
+        <w:t>：</w:t>
+      </w:r>
+    </w:p>
+    <w:p>
+      <w:pPr>
+        <w:pStyle w:val="CodeBlock"/>
+        <w:keepLines/>
+      </w:pPr>
+      <w:r>
+        <w:rPr>
+          <w:rFonts w:ascii="Calibri" w:hAnsi="Calibri" w:eastAsia="STHeiti"/>
+          <w:sz w:val="18"/>
+        </w:rPr>
+        <w:t>rsync -av --delete dist-prod/ deploy@server:/var/www/yishizhijian/</w:t>
+      </w:r>
+    </w:p>
+    <w:p>
+      <w:r>
+        <w:rPr>
+          <w:rFonts w:ascii="Calibri" w:hAnsi="Calibri" w:eastAsia="STHeiti"/>
+        </w:rPr>
+        <w:t>服务器目录应该是：</w:t>
+      </w:r>
+    </w:p>
+    <w:p>
+      <w:pPr>
+        <w:pStyle w:val="CodeBlock"/>
+        <w:keepLines/>
+      </w:pPr>
+      <w:r>
+        <w:rPr>
+          <w:rFonts w:ascii="Calibri" w:hAnsi="Calibri" w:eastAsia="STHeiti"/>
+          <w:sz w:val="18"/>
         </w:rPr>
         <w:t>/var/www/yishizhijian/index.html</w:t>
         <w:br/>
@@ -3569,16 +3542,20 @@
       <w:r>
         <w:rPr>
           <w:rFonts w:ascii="Calibri" w:hAnsi="Calibri" w:eastAsia="STHeiti"/>
+          <w:sz w:val="18"/>
         </w:rPr>
         <w:t>/var/www/yishizhijian/assets/...</w:t>
       </w:r>
     </w:p>
     <w:p>
-      <w:r>
-        <w:rPr>
-          <w:rFonts w:ascii="Calibri" w:hAnsi="Calibri" w:eastAsia="STHeiti"/>
-        </w:rPr>
-        <w:t>#### 宝塔文件管理上传</w:t>
+      <w:pPr>
+        <w:pStyle w:val="Heading3"/>
+      </w:pPr>
+      <w:r>
+        <w:rPr>
+          <w:rFonts w:ascii="Calibri" w:hAnsi="Calibri" w:eastAsia="STHeiti"/>
+        </w:rPr>
+        <w:t>5.3 宝塔文件管理上传</w:t>
       </w:r>
     </w:p>
     <w:p>
@@ -3586,7 +3563,7 @@
         <w:rPr>
           <w:rFonts w:ascii="Calibri" w:hAnsi="Calibri" w:eastAsia="STHeiti"/>
         </w:rPr>
-        <w:t>如果使用宝塔面板，可以进入目标站点的文件目录（示例：</w:t>
+        <w:t xml:space="preserve">进入目标站点目录，例如 </w:t>
       </w:r>
       <w:r>
         <w:rPr>
@@ -3600,7 +3577,7 @@
         <w:rPr>
           <w:rFonts w:ascii="Calibri" w:hAnsi="Calibri" w:eastAsia="STHeiti"/>
         </w:rPr>
-        <w:t xml:space="preserve">），选择“上传/下载” -&gt; “上传文件”，将 </w:t>
+        <w:t xml:space="preserve">，选择“上传/下载” -&gt; “上传文件”，把 </w:t>
       </w:r>
       <w:r>
         <w:rPr>
@@ -3614,7 +3591,7 @@
         <w:rPr>
           <w:rFonts w:ascii="Calibri" w:hAnsi="Calibri" w:eastAsia="STHeiti"/>
         </w:rPr>
-        <w:t xml:space="preserve"> 目录内的所有文件和目录上传到站点根目录。</w:t>
+        <w:t xml:space="preserve"> 内的全部文件和目录上传到站点根目录。</w:t>
       </w:r>
     </w:p>
     <w:p>
@@ -3670,7 +3647,7 @@
           <w:color w:val="646464"/>
           <w:sz w:val="18"/>
         </w:rPr>
-        <w:t>宝塔文件管理上传 dist-prod 文件</w:t>
+        <w:t>宝塔文件管理上传 dist-prod 文件截图</w:t>
       </w:r>
     </w:p>
     <w:p>
@@ -3678,7 +3655,7 @@
         <w:rPr>
           <w:rFonts w:ascii="Calibri" w:hAnsi="Calibri" w:eastAsia="STHeiti"/>
         </w:rPr>
-        <w:t xml:space="preserve">注意：上传时应上传 </w:t>
+        <w:t xml:space="preserve">上传完成后，站点根目录应直接看到 </w:t>
       </w:r>
       <w:r>
         <w:rPr>
@@ -3686,26 +3663,13 @@
           <w:color w:val="464646"/>
           <w:sz w:val="19"/>
         </w:rPr>
-        <w:t>dist-prod</w:t>
-      </w:r>
-      <w:r>
-        <w:rPr>
-          <w:rFonts w:ascii="Calibri" w:hAnsi="Calibri" w:eastAsia="STHeiti"/>
-        </w:rPr>
-        <w:t xml:space="preserve"> </w:t>
-      </w:r>
-      <w:r>
-        <w:rPr>
-          <w:rFonts w:ascii="Calibri" w:hAnsi="Calibri" w:eastAsia="STHeiti"/>
-          <w:b/>
-        </w:rPr>
-        <w:t>里面的内容</w:t>
-      </w:r>
-      <w:r>
-        <w:rPr>
-          <w:rFonts w:ascii="Calibri" w:hAnsi="Calibri" w:eastAsia="STHeiti"/>
-        </w:rPr>
-        <w:t xml:space="preserve">，不要把本地目录本身再套一层。上传完成后，宝塔站点目录应直接看到 </w:t>
+        <w:t>index.html</w:t>
+      </w:r>
+      <w:r>
+        <w:rPr>
+          <w:rFonts w:ascii="Calibri" w:hAnsi="Calibri" w:eastAsia="STHeiti"/>
+        </w:rPr>
+        <w:t>、</w:t>
       </w:r>
       <w:r>
         <w:rPr>
@@ -3713,7 +3677,7 @@
           <w:color w:val="464646"/>
           <w:sz w:val="19"/>
         </w:rPr>
-        <w:t>index.html</w:t>
+        <w:t>assets</w:t>
       </w:r>
       <w:r>
         <w:rPr>
@@ -3727,7 +3691,7 @@
           <w:color w:val="464646"/>
           <w:sz w:val="19"/>
         </w:rPr>
-        <w:t>assets</w:t>
+        <w:t>models</w:t>
       </w:r>
       <w:r>
         <w:rPr>
@@ -3741,13 +3705,13 @@
           <w:color w:val="464646"/>
           <w:sz w:val="19"/>
         </w:rPr>
-        <w:t>models</w:t>
-      </w:r>
-      <w:r>
-        <w:rPr>
-          <w:rFonts w:ascii="Calibri" w:hAnsi="Calibri" w:eastAsia="STHeiti"/>
-        </w:rPr>
-        <w:t>、</w:t>
+        <w:t>vendor</w:t>
+      </w:r>
+      <w:r>
+        <w:rPr>
+          <w:rFonts w:ascii="Calibri" w:hAnsi="Calibri" w:eastAsia="STHeiti"/>
+        </w:rPr>
+        <w:t xml:space="preserve"> 等内容。图片文件来自 </w:t>
       </w:r>
       <w:r>
         <w:rPr>
@@ -3755,13 +3719,13 @@
           <w:color w:val="464646"/>
           <w:sz w:val="19"/>
         </w:rPr>
-        <w:t>vendor</w:t>
-      </w:r>
-      <w:r>
-        <w:rPr>
-          <w:rFonts w:ascii="Calibri" w:hAnsi="Calibri" w:eastAsia="STHeiti"/>
-        </w:rPr>
-        <w:t xml:space="preserve"> 等文件或目录。截图资源位于仓库的 </w:t>
+        <w:t>public/deployment/baota-upload-files.png</w:t>
+      </w:r>
+      <w:r>
+        <w:rPr>
+          <w:rFonts w:ascii="Calibri" w:hAnsi="Calibri" w:eastAsia="STHeiti"/>
+        </w:rPr>
+        <w:t xml:space="preserve">，执行 </w:t>
       </w:r>
       <w:r>
         <w:rPr>
@@ -3769,13 +3733,13 @@
           <w:color w:val="464646"/>
           <w:sz w:val="19"/>
         </w:rPr>
-        <w:t>public/deployment/baota-upload-files.png</w:t>
-      </w:r>
-      <w:r>
-        <w:rPr>
-          <w:rFonts w:ascii="Calibri" w:hAnsi="Calibri" w:eastAsia="STHeiti"/>
-        </w:rPr>
-        <w:t xml:space="preserve">，执行 </w:t>
+        <w:t>pnpm build:prod</w:t>
+      </w:r>
+      <w:r>
+        <w:rPr>
+          <w:rFonts w:ascii="Calibri" w:hAnsi="Calibri" w:eastAsia="STHeiti"/>
+        </w:rPr>
+        <w:t xml:space="preserve"> 后会自动出现在 </w:t>
       </w:r>
       <w:r>
         <w:rPr>
@@ -3783,27 +3747,13 @@
           <w:color w:val="464646"/>
           <w:sz w:val="19"/>
         </w:rPr>
-        <w:t>pnpm build:prod</w:t>
-      </w:r>
-      <w:r>
-        <w:rPr>
-          <w:rFonts w:ascii="Calibri" w:hAnsi="Calibri" w:eastAsia="STHeiti"/>
-        </w:rPr>
-        <w:t xml:space="preserve"> 后会自动复制到 </w:t>
-      </w:r>
-      <w:r>
-        <w:rPr>
-          <w:rFonts w:ascii="Calibri" w:hAnsi="Calibri" w:eastAsia="STHeiti"/>
-          <w:color w:val="464646"/>
-          <w:sz w:val="19"/>
-        </w:rPr>
         <w:t>dist-prod/deployment/baota-upload-files.png</w:t>
       </w:r>
       <w:r>
         <w:rPr>
           <w:rFonts w:ascii="Calibri" w:hAnsi="Calibri" w:eastAsia="STHeiti"/>
         </w:rPr>
-        <w:t>，无需手工复制到构建目录。</w:t>
+        <w:t>。</w:t>
       </w:r>
     </w:p>
     <w:p>
@@ -3814,7 +3764,7 @@
         <w:rPr>
           <w:rFonts w:ascii="Calibri" w:hAnsi="Calibri" w:eastAsia="STHeiti"/>
         </w:rPr>
-        <w:t>5.4 Nginx 示例</w:t>
+        <w:t>5.4 Nginx 配置</w:t>
       </w:r>
     </w:p>
     <w:p>
@@ -3822,7 +3772,7 @@
         <w:rPr>
           <w:rFonts w:ascii="Calibri" w:hAnsi="Calibri" w:eastAsia="STHeiti"/>
         </w:rPr>
-        <w:t>以下示例为根路径部署，并把 /admin-api 同域转发到后端：</w:t>
+        <w:t>根路径部署时，静态文件和 Hash 路由可以这样配置：</w:t>
       </w:r>
     </w:p>
     <w:p>
@@ -3833,6 +3783,7 @@
       <w:r>
         <w:rPr>
           <w:rFonts w:ascii="Calibri" w:hAnsi="Calibri" w:eastAsia="STHeiti"/>
+          <w:sz w:val="18"/>
         </w:rPr>
         <w:t>server {</w:t>
         <w:br/>
@@ -3840,13 +3791,15 @@
       <w:r>
         <w:rPr>
           <w:rFonts w:ascii="Calibri" w:hAnsi="Calibri" w:eastAsia="STHeiti"/>
-        </w:rPr>
-        <w:t xml:space="preserve">    listen 80;</w:t>
+          <w:sz w:val="18"/>
+        </w:rPr>
+        <w:t xml:space="preserve">    listen 443 ssl http2;</w:t>
         <w:br/>
       </w:r>
       <w:r>
         <w:rPr>
           <w:rFonts w:ascii="Calibri" w:hAnsi="Calibri" w:eastAsia="STHeiti"/>
+          <w:sz w:val="18"/>
         </w:rPr>
         <w:t xml:space="preserve">    server_name admin.example.com;</w:t>
         <w:br/>
@@ -3854,73 +3807,7 @@
       <w:r>
         <w:rPr>
           <w:rFonts w:ascii="Calibri" w:hAnsi="Calibri" w:eastAsia="STHeiti"/>
-        </w:rPr>
-        <w:t xml:space="preserve">    return 301 https://$host$request_uri;</w:t>
-        <w:br/>
-      </w:r>
-      <w:r>
-        <w:rPr>
-          <w:rFonts w:ascii="Calibri" w:hAnsi="Calibri" w:eastAsia="STHeiti"/>
-        </w:rPr>
-        <w:t>}</w:t>
-        <w:br/>
-      </w:r>
-      <w:r>
-        <w:rPr>
-          <w:rFonts w:ascii="Calibri" w:hAnsi="Calibri" w:eastAsia="STHeiti"/>
-        </w:rPr>
-        <w:br/>
-      </w:r>
-      <w:r>
-        <w:rPr>
-          <w:rFonts w:ascii="Calibri" w:hAnsi="Calibri" w:eastAsia="STHeiti"/>
-        </w:rPr>
-        <w:t>server {</w:t>
-        <w:br/>
-      </w:r>
-      <w:r>
-        <w:rPr>
-          <w:rFonts w:ascii="Calibri" w:hAnsi="Calibri" w:eastAsia="STHeiti"/>
-        </w:rPr>
-        <w:t xml:space="preserve">    listen 443 ssl http2;</w:t>
-        <w:br/>
-      </w:r>
-      <w:r>
-        <w:rPr>
-          <w:rFonts w:ascii="Calibri" w:hAnsi="Calibri" w:eastAsia="STHeiti"/>
-        </w:rPr>
-        <w:t xml:space="preserve">    server_name admin.example.com;</w:t>
-        <w:br/>
-      </w:r>
-      <w:r>
-        <w:rPr>
-          <w:rFonts w:ascii="Calibri" w:hAnsi="Calibri" w:eastAsia="STHeiti"/>
-        </w:rPr>
-        <w:br/>
-      </w:r>
-      <w:r>
-        <w:rPr>
-          <w:rFonts w:ascii="Calibri" w:hAnsi="Calibri" w:eastAsia="STHeiti"/>
-        </w:rPr>
-        <w:t xml:space="preserve">    ssl_certificate /etc/letsencrypt/live/admin.example.com/fullchain.pem;</w:t>
-        <w:br/>
-      </w:r>
-      <w:r>
-        <w:rPr>
-          <w:rFonts w:ascii="Calibri" w:hAnsi="Calibri" w:eastAsia="STHeiti"/>
-        </w:rPr>
-        <w:t xml:space="preserve">    ssl_certificate_key /etc/letsencrypt/live/admin.example.com/privkey.pem;</w:t>
-        <w:br/>
-      </w:r>
-      <w:r>
-        <w:rPr>
-          <w:rFonts w:ascii="Calibri" w:hAnsi="Calibri" w:eastAsia="STHeiti"/>
-        </w:rPr>
-        <w:br/>
-      </w:r>
-      <w:r>
-        <w:rPr>
-          <w:rFonts w:ascii="Calibri" w:hAnsi="Calibri" w:eastAsia="STHeiti"/>
+          <w:sz w:val="18"/>
         </w:rPr>
         <w:t xml:space="preserve">    root /var/www/yishizhijian;</w:t>
         <w:br/>
@@ -3928,6 +3815,7 @@
       <w:r>
         <w:rPr>
           <w:rFonts w:ascii="Calibri" w:hAnsi="Calibri" w:eastAsia="STHeiti"/>
+          <w:sz w:val="18"/>
         </w:rPr>
         <w:t xml:space="preserve">    index index.html;</w:t>
         <w:br/>
@@ -3935,12 +3823,14 @@
       <w:r>
         <w:rPr>
           <w:rFonts w:ascii="Calibri" w:hAnsi="Calibri" w:eastAsia="STHeiti"/>
+          <w:sz w:val="18"/>
         </w:rPr>
         <w:br/>
       </w:r>
       <w:r>
         <w:rPr>
           <w:rFonts w:ascii="Calibri" w:hAnsi="Calibri" w:eastAsia="STHeiti"/>
+          <w:sz w:val="18"/>
         </w:rPr>
         <w:t xml:space="preserve">    location / {</w:t>
         <w:br/>
@@ -3948,6 +3838,7 @@
       <w:r>
         <w:rPr>
           <w:rFonts w:ascii="Calibri" w:hAnsi="Calibri" w:eastAsia="STHeiti"/>
+          <w:sz w:val="18"/>
         </w:rPr>
         <w:t xml:space="preserve">        try_files $uri $uri/ /index.html;</w:t>
         <w:br/>
@@ -3955,6 +3846,7 @@
       <w:r>
         <w:rPr>
           <w:rFonts w:ascii="Calibri" w:hAnsi="Calibri" w:eastAsia="STHeiti"/>
+          <w:sz w:val="18"/>
         </w:rPr>
         <w:t xml:space="preserve">    }</w:t>
         <w:br/>
@@ -3962,12 +3854,14 @@
       <w:r>
         <w:rPr>
           <w:rFonts w:ascii="Calibri" w:hAnsi="Calibri" w:eastAsia="STHeiti"/>
+          <w:sz w:val="18"/>
         </w:rPr>
         <w:br/>
       </w:r>
       <w:r>
         <w:rPr>
           <w:rFonts w:ascii="Calibri" w:hAnsi="Calibri" w:eastAsia="STHeiti"/>
+          <w:sz w:val="18"/>
         </w:rPr>
         <w:t xml:space="preserve">    location /admin-api/ {</w:t>
         <w:br/>
@@ -3975,6 +3869,7 @@
       <w:r>
         <w:rPr>
           <w:rFonts w:ascii="Calibri" w:hAnsi="Calibri" w:eastAsia="STHeiti"/>
+          <w:sz w:val="18"/>
         </w:rPr>
         <w:t xml:space="preserve">        proxy_pass https://yishizhijian.jikeyun.net/admin-api/;</w:t>
         <w:br/>
@@ -3982,6 +3877,7 @@
       <w:r>
         <w:rPr>
           <w:rFonts w:ascii="Calibri" w:hAnsi="Calibri" w:eastAsia="STHeiti"/>
+          <w:sz w:val="18"/>
         </w:rPr>
         <w:t xml:space="preserve">        proxy_ssl_server_name on;</w:t>
         <w:br/>
@@ -3989,6 +3885,7 @@
       <w:r>
         <w:rPr>
           <w:rFonts w:ascii="Calibri" w:hAnsi="Calibri" w:eastAsia="STHeiti"/>
+          <w:sz w:val="18"/>
         </w:rPr>
         <w:t xml:space="preserve">        proxy_set_header Host yishizhijian.jikeyun.net;</w:t>
         <w:br/>
@@ -3996,6 +3893,7 @@
       <w:r>
         <w:rPr>
           <w:rFonts w:ascii="Calibri" w:hAnsi="Calibri" w:eastAsia="STHeiti"/>
+          <w:sz w:val="18"/>
         </w:rPr>
         <w:t xml:space="preserve">        proxy_set_header X-Real-IP $remote_addr;</w:t>
         <w:br/>
@@ -4003,6 +3901,7 @@
       <w:r>
         <w:rPr>
           <w:rFonts w:ascii="Calibri" w:hAnsi="Calibri" w:eastAsia="STHeiti"/>
+          <w:sz w:val="18"/>
         </w:rPr>
         <w:t xml:space="preserve">        proxy_set_header X-Forwarded-For $proxy_add_x_forwarded_for;</w:t>
         <w:br/>
@@ -4010,6 +3909,7 @@
       <w:r>
         <w:rPr>
           <w:rFonts w:ascii="Calibri" w:hAnsi="Calibri" w:eastAsia="STHeiti"/>
+          <w:sz w:val="18"/>
         </w:rPr>
         <w:t xml:space="preserve">        proxy_set_header X-Forwarded-Proto $scheme;</w:t>
         <w:br/>
@@ -4017,6 +3917,7 @@
       <w:r>
         <w:rPr>
           <w:rFonts w:ascii="Calibri" w:hAnsi="Calibri" w:eastAsia="STHeiti"/>
+          <w:sz w:val="18"/>
         </w:rPr>
         <w:t xml:space="preserve">        proxy_read_timeout 60s;</w:t>
         <w:br/>
@@ -4024,6 +3925,7 @@
       <w:r>
         <w:rPr>
           <w:rFonts w:ascii="Calibri" w:hAnsi="Calibri" w:eastAsia="STHeiti"/>
+          <w:sz w:val="18"/>
         </w:rPr>
         <w:t xml:space="preserve">        proxy_send_timeout 60s;</w:t>
         <w:br/>
@@ -4031,6 +3933,7 @@
       <w:r>
         <w:rPr>
           <w:rFonts w:ascii="Calibri" w:hAnsi="Calibri" w:eastAsia="STHeiti"/>
+          <w:sz w:val="18"/>
         </w:rPr>
         <w:t xml:space="preserve">    }</w:t>
         <w:br/>
@@ -4038,12 +3941,14 @@
       <w:r>
         <w:rPr>
           <w:rFonts w:ascii="Calibri" w:hAnsi="Calibri" w:eastAsia="STHeiti"/>
+          <w:sz w:val="18"/>
         </w:rPr>
         <w:br/>
       </w:r>
       <w:r>
         <w:rPr>
           <w:rFonts w:ascii="Calibri" w:hAnsi="Calibri" w:eastAsia="STHeiti"/>
+          <w:sz w:val="18"/>
         </w:rPr>
         <w:t xml:space="preserve">    client_max_body_size 100m;</w:t>
         <w:br/>
@@ -4051,6 +3956,7 @@
       <w:r>
         <w:rPr>
           <w:rFonts w:ascii="Calibri" w:hAnsi="Calibri" w:eastAsia="STHeiti"/>
+          <w:sz w:val="18"/>
         </w:rPr>
         <w:t>}</w:t>
       </w:r>
@@ -4071,6 +3977,7 @@
       <w:r>
         <w:rPr>
           <w:rFonts w:ascii="Calibri" w:hAnsi="Calibri" w:eastAsia="STHeiti"/>
+          <w:sz w:val="18"/>
         </w:rPr>
         <w:t>sudo nginx -t</w:t>
         <w:br/>
@@ -4078,16 +3985,9 @@
       <w:r>
         <w:rPr>
           <w:rFonts w:ascii="Calibri" w:hAnsi="Calibri" w:eastAsia="STHeiti"/>
+          <w:sz w:val="18"/>
         </w:rPr>
         <w:t>sudo systemctl reload nginx</w:t>
-      </w:r>
-    </w:p>
-    <w:p>
-      <w:r>
-        <w:rPr>
-          <w:rFonts w:ascii="Calibri" w:hAnsi="Calibri" w:eastAsia="STHeiti"/>
-        </w:rPr>
-        <w:t>如果 VITE_BASE_URL 仍是完整后端域名，则必须确认后端 CORS、HTTPS、Authorization、tenant-id、上传和下载响应头配置正确。</w:t>
       </w:r>
     </w:p>
     <w:p>
@@ -4102,11 +4002,195 @@
       </w:r>
     </w:p>
     <w:p>
-      <w:r>
-        <w:rPr>
-          <w:rFonts w:ascii="Calibri" w:hAnsi="Calibri" w:eastAsia="STHeiti"/>
-        </w:rPr>
-        <w:t>打开：</w:t>
+      <w:pPr>
+        <w:pStyle w:val="ListNumber"/>
+        <w:spacing w:after="80"/>
+      </w:pPr>
+      <w:r>
+        <w:rPr>
+          <w:rFonts w:ascii="Calibri" w:hAnsi="Calibri" w:eastAsia="STHeiti"/>
+          <w:color w:val="464646"/>
+          <w:sz w:val="19"/>
+        </w:rPr>
+        <w:t>index.html</w:t>
+      </w:r>
+      <w:r>
+        <w:rPr>
+          <w:rFonts w:ascii="Calibri" w:hAnsi="Calibri" w:eastAsia="STHeiti"/>
+        </w:rPr>
+        <w:t xml:space="preserve"> 返回 200。</w:t>
+      </w:r>
+    </w:p>
+    <w:p>
+      <w:pPr>
+        <w:pStyle w:val="ListNumber"/>
+        <w:spacing w:after="80"/>
+      </w:pPr>
+      <w:r>
+        <w:rPr>
+          <w:rFonts w:ascii="Calibri" w:hAnsi="Calibri" w:eastAsia="STHeiti"/>
+        </w:rPr>
+        <w:t>JS、CSS、字体、图片和媒体没有 404。</w:t>
+      </w:r>
+    </w:p>
+    <w:p>
+      <w:pPr>
+        <w:pStyle w:val="ListNumber"/>
+        <w:spacing w:after="80"/>
+      </w:pPr>
+      <w:r>
+        <w:rPr>
+          <w:rFonts w:ascii="Calibri" w:hAnsi="Calibri" w:eastAsia="STHeiti"/>
+        </w:rPr>
+        <w:t>登录、退出、刷新和账号切换正常。</w:t>
+      </w:r>
+    </w:p>
+    <w:p>
+      <w:pPr>
+        <w:pStyle w:val="ListNumber"/>
+        <w:spacing w:after="80"/>
+      </w:pPr>
+      <w:r>
+        <w:rPr>
+          <w:rFonts w:ascii="Calibri" w:hAnsi="Calibri" w:eastAsia="STHeiti"/>
+        </w:rPr>
+        <w:t xml:space="preserve">请求带 </w:t>
+      </w:r>
+      <w:r>
+        <w:rPr>
+          <w:rFonts w:ascii="Calibri" w:hAnsi="Calibri" w:eastAsia="STHeiti"/>
+          <w:color w:val="464646"/>
+          <w:sz w:val="19"/>
+        </w:rPr>
+        <w:t>Authorization</w:t>
+      </w:r>
+      <w:r>
+        <w:rPr>
+          <w:rFonts w:ascii="Calibri" w:hAnsi="Calibri" w:eastAsia="STHeiti"/>
+        </w:rPr>
+        <w:t xml:space="preserve">；租户模式下带 </w:t>
+      </w:r>
+      <w:r>
+        <w:rPr>
+          <w:rFonts w:ascii="Calibri" w:hAnsi="Calibri" w:eastAsia="STHeiti"/>
+          <w:color w:val="464646"/>
+          <w:sz w:val="19"/>
+        </w:rPr>
+        <w:t>tenant-id</w:t>
+      </w:r>
+      <w:r>
+        <w:rPr>
+          <w:rFonts w:ascii="Calibri" w:hAnsi="Calibri" w:eastAsia="STHeiti"/>
+        </w:rPr>
+        <w:t>。</w:t>
+      </w:r>
+    </w:p>
+    <w:p>
+      <w:pPr>
+        <w:pStyle w:val="ListNumber"/>
+        <w:spacing w:after="80"/>
+      </w:pPr>
+      <w:r>
+        <w:rPr>
+          <w:rFonts w:ascii="Calibri" w:hAnsi="Calibri" w:eastAsia="STHeiti"/>
+        </w:rPr>
+        <w:t>上传、下载、导出和大文件请求正常。</w:t>
+      </w:r>
+    </w:p>
+    <w:p>
+      <w:pPr>
+        <w:pStyle w:val="ListNumber"/>
+        <w:spacing w:after="80"/>
+      </w:pPr>
+      <w:r>
+        <w:rPr>
+          <w:rFonts w:ascii="Calibri" w:hAnsi="Calibri" w:eastAsia="STHeiti"/>
+        </w:rPr>
+        <w:t xml:space="preserve">刷新 </w:t>
+      </w:r>
+      <w:r>
+        <w:rPr>
+          <w:rFonts w:ascii="Calibri" w:hAnsi="Calibri" w:eastAsia="STHeiti"/>
+          <w:color w:val="464646"/>
+          <w:sz w:val="19"/>
+        </w:rPr>
+        <w:t>#/ai-assistant</w:t>
+      </w:r>
+      <w:r>
+        <w:rPr>
+          <w:rFonts w:ascii="Calibri" w:hAnsi="Calibri" w:eastAsia="STHeiti"/>
+        </w:rPr>
+        <w:t>、</w:t>
+      </w:r>
+      <w:r>
+        <w:rPr>
+          <w:rFonts w:ascii="Calibri" w:hAnsi="Calibri" w:eastAsia="STHeiti"/>
+          <w:color w:val="464646"/>
+          <w:sz w:val="19"/>
+        </w:rPr>
+        <w:t>#/tutorial</w:t>
+      </w:r>
+      <w:r>
+        <w:rPr>
+          <w:rFonts w:ascii="Calibri" w:hAnsi="Calibri" w:eastAsia="STHeiti"/>
+        </w:rPr>
+        <w:t>、</w:t>
+      </w:r>
+      <w:r>
+        <w:rPr>
+          <w:rFonts w:ascii="Calibri" w:hAnsi="Calibri" w:eastAsia="STHeiti"/>
+          <w:color w:val="464646"/>
+          <w:sz w:val="19"/>
+        </w:rPr>
+        <w:t>#/infra/file/file</w:t>
+      </w:r>
+      <w:r>
+        <w:rPr>
+          <w:rFonts w:ascii="Calibri" w:hAnsi="Calibri" w:eastAsia="STHeiti"/>
+        </w:rPr>
+        <w:t xml:space="preserve"> 等 Hash 路由正常。</w:t>
+      </w:r>
+    </w:p>
+    <w:p>
+      <w:pPr>
+        <w:pStyle w:val="ListNumber"/>
+        <w:spacing w:after="80"/>
+      </w:pPr>
+      <w:r>
+        <w:rPr>
+          <w:rFonts w:ascii="Calibri" w:hAnsi="Calibri" w:eastAsia="STHeiti"/>
+        </w:rPr>
+        <w:t>Console 没有 CORS、Mixed Content、解密或资源加载错误。</w:t>
+      </w:r>
+    </w:p>
+    <w:p>
+      <w:pPr>
+        <w:pStyle w:val="Heading2"/>
+      </w:pPr>
+      <w:r>
+        <w:rPr>
+          <w:rFonts w:ascii="Calibri" w:hAnsi="Calibri" w:eastAsia="STHeiti"/>
+        </w:rPr>
+        <w:t>6. Electron 打包</w:t>
+      </w:r>
+    </w:p>
+    <w:p>
+      <w:pPr>
+        <w:pStyle w:val="Heading3"/>
+      </w:pPr>
+      <w:r>
+        <w:rPr>
+          <w:rFonts w:ascii="Calibri" w:hAnsi="Calibri" w:eastAsia="STHeiti"/>
+        </w:rPr>
+        <w:t>6.1 macOS</w:t>
+      </w:r>
+    </w:p>
+    <w:p>
+      <w:r>
+        <w:rPr>
+          <w:rFonts w:ascii="Calibri" w:hAnsi="Calibri" w:eastAsia="STHeiti"/>
+        </w:rPr>
+        <w:t>在 macOS 上执行：</w:t>
       </w:r>
     </w:p>
     <w:p>
@@ -4117,8 +4201,25 @@
       <w:r>
         <w:rPr>
           <w:rFonts w:ascii="Calibri" w:hAnsi="Calibri" w:eastAsia="STHeiti"/>
-        </w:rPr>
-        <w:t>https://admin.example.com/#/login</w:t>
+          <w:sz w:val="18"/>
+        </w:rPr>
+        <w:t>pnpm install --frozen-lockfile</w:t>
+        <w:br/>
+      </w:r>
+      <w:r>
+        <w:rPr>
+          <w:rFonts w:ascii="Calibri" w:hAnsi="Calibri" w:eastAsia="STHeiti"/>
+          <w:sz w:val="18"/>
+        </w:rPr>
+        <w:t>pnpm ts:check</w:t>
+        <w:br/>
+      </w:r>
+      <w:r>
+        <w:rPr>
+          <w:rFonts w:ascii="Calibri" w:hAnsi="Calibri" w:eastAsia="STHeiti"/>
+          <w:sz w:val="18"/>
+        </w:rPr>
+        <w:t>pnpm desktop:build -- --mac dmg zip</w:t>
       </w:r>
     </w:p>
     <w:p>
@@ -4126,7 +4227,77 @@
         <w:rPr>
           <w:rFonts w:ascii="Calibri" w:hAnsi="Calibri" w:eastAsia="STHeiti"/>
         </w:rPr>
-        <w:t>依次检查：</w:t>
+        <w:t>需要分步排查时：</w:t>
+      </w:r>
+    </w:p>
+    <w:p>
+      <w:pPr>
+        <w:pStyle w:val="CodeBlock"/>
+        <w:keepLines/>
+      </w:pPr>
+      <w:r>
+        <w:rPr>
+          <w:rFonts w:ascii="Calibri" w:hAnsi="Calibri" w:eastAsia="STHeiti"/>
+          <w:sz w:val="18"/>
+        </w:rPr>
+        <w:t>pnpm build:desktop</w:t>
+        <w:br/>
+      </w:r>
+      <w:r>
+        <w:rPr>
+          <w:rFonts w:ascii="Calibri" w:hAnsi="Calibri" w:eastAsia="STHeiti"/>
+          <w:sz w:val="18"/>
+        </w:rPr>
+        <w:t>pnpm desktop:prepare</w:t>
+        <w:br/>
+      </w:r>
+      <w:r>
+        <w:rPr>
+          <w:rFonts w:ascii="Calibri" w:hAnsi="Calibri" w:eastAsia="STHeiti"/>
+          <w:sz w:val="18"/>
+        </w:rPr>
+        <w:t>pnpm exec electron-builder --config electron-builder.yml --mac dmg zip</w:t>
+      </w:r>
+    </w:p>
+    <w:p>
+      <w:r>
+        <w:rPr>
+          <w:rFonts w:ascii="Calibri" w:hAnsi="Calibri" w:eastAsia="STHeiti"/>
+        </w:rPr>
+        <w:t xml:space="preserve">产物在 </w:t>
+      </w:r>
+      <w:r>
+        <w:rPr>
+          <w:rFonts w:ascii="Calibri" w:hAnsi="Calibri" w:eastAsia="STHeiti"/>
+          <w:color w:val="464646"/>
+          <w:sz w:val="19"/>
+        </w:rPr>
+        <w:t>release/desktop/</w:t>
+      </w:r>
+      <w:r>
+        <w:rPr>
+          <w:rFonts w:ascii="Calibri" w:hAnsi="Calibri" w:eastAsia="STHeiti"/>
+        </w:rPr>
+        <w:t>。当前目标为 DMG 和 ZIP。未配置签名、公证时，其他 Mac 可能被 Gatekeeper 拦截；正式发布需要 Developer ID Application 和 Apple 公证配置。</w:t>
+      </w:r>
+    </w:p>
+    <w:p>
+      <w:pPr>
+        <w:pStyle w:val="Heading3"/>
+      </w:pPr>
+      <w:r>
+        <w:rPr>
+          <w:rFonts w:ascii="Calibri" w:hAnsi="Calibri" w:eastAsia="STHeiti"/>
+        </w:rPr>
+        <w:t>6.2 Windows</w:t>
+      </w:r>
+    </w:p>
+    <w:p>
+      <w:r>
+        <w:rPr>
+          <w:rFonts w:ascii="Calibri" w:hAnsi="Calibri" w:eastAsia="STHeiti"/>
+        </w:rPr>
+        <w:t>Mac 不负责编译 Windows 原生唤醒 helper。Windows 包使用 GitHub Actions：</w:t>
       </w:r>
     </w:p>
     <w:p>
@@ -4138,7 +4309,21 @@
         <w:rPr>
           <w:rFonts w:ascii="Calibri" w:hAnsi="Calibri" w:eastAsia="STHeiti"/>
         </w:rPr>
-        <w:t>index.html 返回 200。</w:t>
+        <w:t xml:space="preserve">推送 </w:t>
+      </w:r>
+      <w:r>
+        <w:rPr>
+          <w:rFonts w:ascii="Calibri" w:hAnsi="Calibri" w:eastAsia="STHeiti"/>
+          <w:color w:val="464646"/>
+          <w:sz w:val="19"/>
+        </w:rPr>
+        <w:t>main</w:t>
+      </w:r>
+      <w:r>
+        <w:rPr>
+          <w:rFonts w:ascii="Calibri" w:hAnsi="Calibri" w:eastAsia="STHeiti"/>
+        </w:rPr>
+        <w:t>，或在 Actions 页面手动运行 workflow。</w:t>
       </w:r>
     </w:p>
     <w:p>
@@ -4150,7 +4335,7 @@
         <w:rPr>
           <w:rFonts w:ascii="Calibri" w:hAnsi="Calibri" w:eastAsia="STHeiti"/>
         </w:rPr>
-        <w:t>JS、CSS、字体、图片和媒体无 404。</w:t>
+        <w:t>Windows runner 使用 Node 20 和 pnpm 9.15.5。</w:t>
       </w:r>
     </w:p>
     <w:p>
@@ -4162,7 +4347,21 @@
         <w:rPr>
           <w:rFonts w:ascii="Calibri" w:hAnsi="Calibri" w:eastAsia="STHeiti"/>
         </w:rPr>
-        <w:t>登录接口地址、状态码和响应结构正确。</w:t>
+        <w:t xml:space="preserve">CI 安装依赖、编译 </w:t>
+      </w:r>
+      <w:r>
+        <w:rPr>
+          <w:rFonts w:ascii="Calibri" w:hAnsi="Calibri" w:eastAsia="STHeiti"/>
+          <w:color w:val="464646"/>
+          <w:sz w:val="19"/>
+        </w:rPr>
+        <w:t>xfyun-awake.exe</w:t>
+      </w:r>
+      <w:r>
+        <w:rPr>
+          <w:rFonts w:ascii="Calibri" w:hAnsi="Calibri" w:eastAsia="STHeiti"/>
+        </w:rPr>
+        <w:t>、构建 renderer、生成 NSIS x64 安装包。</w:t>
       </w:r>
     </w:p>
     <w:p>
@@ -4174,7 +4373,299 @@
         <w:rPr>
           <w:rFonts w:ascii="Calibri" w:hAnsi="Calibri" w:eastAsia="STHeiti"/>
         </w:rPr>
-        <w:t>请求带 Authorization。</w:t>
+        <w:t xml:space="preserve">从 Actions 的 artifact 下载经过校验的 </w:t>
+      </w:r>
+      <w:r>
+        <w:rPr>
+          <w:rFonts w:ascii="Calibri" w:hAnsi="Calibri" w:eastAsia="STHeiti"/>
+          <w:color w:val="464646"/>
+          <w:sz w:val="19"/>
+        </w:rPr>
+        <w:t>*-setup.exe</w:t>
+      </w:r>
+      <w:r>
+        <w:rPr>
+          <w:rFonts w:ascii="Calibri" w:hAnsi="Calibri" w:eastAsia="STHeiti"/>
+        </w:rPr>
+        <w:t>。</w:t>
+      </w:r>
+    </w:p>
+    <w:p>
+      <w:r>
+        <w:rPr>
+          <w:rFonts w:ascii="Calibri" w:hAnsi="Calibri" w:eastAsia="STHeiti"/>
+        </w:rPr>
+        <w:t>仓库需要配置以下 GitHub Secrets：</w:t>
+      </w:r>
+    </w:p>
+    <w:p>
+      <w:pPr>
+        <w:pStyle w:val="CodeBlock"/>
+        <w:keepLines/>
+      </w:pPr>
+      <w:r>
+        <w:rPr>
+          <w:rFonts w:ascii="Calibri" w:hAnsi="Calibri" w:eastAsia="STHeiti"/>
+          <w:sz w:val="18"/>
+        </w:rPr>
+        <w:t>XFYUN_APP_ID</w:t>
+        <w:br/>
+      </w:r>
+      <w:r>
+        <w:rPr>
+          <w:rFonts w:ascii="Calibri" w:hAnsi="Calibri" w:eastAsia="STHeiti"/>
+          <w:sz w:val="18"/>
+        </w:rPr>
+        <w:t>XFYUN_API_KEY</w:t>
+        <w:br/>
+      </w:r>
+      <w:r>
+        <w:rPr>
+          <w:rFonts w:ascii="Calibri" w:hAnsi="Calibri" w:eastAsia="STHeiti"/>
+          <w:sz w:val="18"/>
+        </w:rPr>
+        <w:t>XFYUN_API_SECRET</w:t>
+      </w:r>
+    </w:p>
+    <w:p>
+      <w:r>
+        <w:rPr>
+          <w:rFonts w:ascii="Calibri" w:hAnsi="Calibri" w:eastAsia="STHeiti"/>
+        </w:rPr>
+        <w:t>位置：GitHub 仓库 -&gt; Settings -&gt; Secrets and variables -&gt; Actions -&gt; New repository secret。</w:t>
+      </w:r>
+    </w:p>
+    <w:p>
+      <w:r>
+        <w:rPr>
+          <w:rFonts w:ascii="Calibri" w:hAnsi="Calibri" w:eastAsia="STHeiti"/>
+        </w:rPr>
+        <w:t xml:space="preserve">三个值只要有一个为空，唤醒配置就不完整。下载 artifact 后检查 Actions 的 commit SHA 与准备发布的提交一致，不要把 </w:t>
+      </w:r>
+      <w:r>
+        <w:rPr>
+          <w:rFonts w:ascii="Calibri" w:hAnsi="Calibri" w:eastAsia="STHeiti"/>
+          <w:color w:val="464646"/>
+          <w:sz w:val="19"/>
+        </w:rPr>
+        <w:t>win-unpacked</w:t>
+      </w:r>
+      <w:r>
+        <w:rPr>
+          <w:rFonts w:ascii="Calibri" w:hAnsi="Calibri" w:eastAsia="STHeiti"/>
+        </w:rPr>
+        <w:t xml:space="preserve"> 当成普通安装包。</w:t>
+      </w:r>
+    </w:p>
+    <w:p>
+      <w:pPr>
+        <w:pStyle w:val="Heading3"/>
+      </w:pPr>
+      <w:r>
+        <w:rPr>
+          <w:rFonts w:ascii="Calibri" w:hAnsi="Calibri" w:eastAsia="STHeiti"/>
+        </w:rPr>
+        <w:t>6.3 Windows 唤醒资源</w:t>
+      </w:r>
+    </w:p>
+    <w:p>
+      <w:r>
+        <w:rPr>
+          <w:rFonts w:ascii="Calibri" w:hAnsi="Calibri" w:eastAsia="STHeiti"/>
+        </w:rPr>
+        <w:t>源目录：</w:t>
+      </w:r>
+    </w:p>
+    <w:p>
+      <w:pPr>
+        <w:pStyle w:val="CodeBlock"/>
+        <w:keepLines/>
+      </w:pPr>
+      <w:r>
+        <w:rPr>
+          <w:rFonts w:ascii="Calibri" w:hAnsi="Calibri" w:eastAsia="STHeiti"/>
+          <w:sz w:val="18"/>
+        </w:rPr>
+        <w:t>electron/native/xfyun-awake/runtime/</w:t>
+      </w:r>
+    </w:p>
+    <w:p>
+      <w:r>
+        <w:rPr>
+          <w:rFonts w:ascii="Calibri" w:hAnsi="Calibri" w:eastAsia="STHeiti"/>
+        </w:rPr>
+        <w:t>主要文件：</w:t>
+      </w:r>
+    </w:p>
+    <w:p>
+      <w:pPr>
+        <w:pStyle w:val="CodeBlock"/>
+        <w:keepLines/>
+      </w:pPr>
+      <w:r>
+        <w:rPr>
+          <w:rFonts w:ascii="Calibri" w:hAnsi="Calibri" w:eastAsia="STHeiti"/>
+          <w:sz w:val="18"/>
+        </w:rPr>
+        <w:t>xfyun-awake.exe</w:t>
+        <w:br/>
+      </w:r>
+      <w:r>
+        <w:rPr>
+          <w:rFonts w:ascii="Calibri" w:hAnsi="Calibri" w:eastAsia="STHeiti"/>
+          <w:sz w:val="18"/>
+        </w:rPr>
+        <w:t>xfyun-awake.ini</w:t>
+        <w:br/>
+      </w:r>
+      <w:r>
+        <w:rPr>
+          <w:rFonts w:ascii="Calibri" w:hAnsi="Calibri" w:eastAsia="STHeiti"/>
+          <w:sz w:val="18"/>
+        </w:rPr>
+        <w:t>xfyun-awake.ini.example</w:t>
+        <w:br/>
+      </w:r>
+      <w:r>
+        <w:rPr>
+          <w:rFonts w:ascii="Calibri" w:hAnsi="Calibri" w:eastAsia="STHeiti"/>
+          <w:sz w:val="18"/>
+        </w:rPr>
+        <w:t>keyword.txt</w:t>
+        <w:br/>
+      </w:r>
+      <w:r>
+        <w:rPr>
+          <w:rFonts w:ascii="Calibri" w:hAnsi="Calibri" w:eastAsia="STHeiti"/>
+          <w:sz w:val="18"/>
+        </w:rPr>
+        <w:t>resource/</w:t>
+      </w:r>
+    </w:p>
+    <w:p>
+      <w:r>
+        <w:rPr>
+          <w:rFonts w:ascii="Calibri" w:hAnsi="Calibri" w:eastAsia="STHeiti"/>
+        </w:rPr>
+        <w:t xml:space="preserve">安装包中的 helper 位于 </w:t>
+      </w:r>
+      <w:r>
+        <w:rPr>
+          <w:rFonts w:ascii="Calibri" w:hAnsi="Calibri" w:eastAsia="STHeiti"/>
+          <w:color w:val="464646"/>
+          <w:sz w:val="19"/>
+        </w:rPr>
+        <w:t>resources/xfyun-awake</w:t>
+      </w:r>
+      <w:r>
+        <w:rPr>
+          <w:rFonts w:ascii="Calibri" w:hAnsi="Calibri" w:eastAsia="STHeiti"/>
+        </w:rPr>
+        <w:t>。</w:t>
+      </w:r>
+      <w:r>
+        <w:rPr>
+          <w:rFonts w:ascii="Calibri" w:hAnsi="Calibri" w:eastAsia="STHeiti"/>
+          <w:color w:val="464646"/>
+          <w:sz w:val="19"/>
+        </w:rPr>
+        <w:t>xfyun-awake.ini</w:t>
+      </w:r>
+      <w:r>
+        <w:rPr>
+          <w:rFonts w:ascii="Calibri" w:hAnsi="Calibri" w:eastAsia="STHeiti"/>
+        </w:rPr>
+        <w:t xml:space="preserve"> 不应提交到 Git，CI 负责注入凭据。唤醒阈值示例：</w:t>
+      </w:r>
+    </w:p>
+    <w:p>
+      <w:pPr>
+        <w:pStyle w:val="CodeBlock"/>
+        <w:keepLines/>
+      </w:pPr>
+      <w:r>
+        <w:rPr>
+          <w:rFonts w:ascii="Calibri" w:hAnsi="Calibri" w:eastAsia="STHeiti"/>
+          <w:sz w:val="18"/>
+        </w:rPr>
+        <w:t>[wake]</w:t>
+        <w:br/>
+      </w:r>
+      <w:r>
+        <w:rPr>
+          <w:rFonts w:ascii="Calibri" w:hAnsi="Calibri" w:eastAsia="STHeiti"/>
+          <w:sz w:val="18"/>
+        </w:rPr>
+        <w:t>threshold=0 0:999</w:t>
+      </w:r>
+    </w:p>
+    <w:p>
+      <w:r>
+        <w:rPr>
+          <w:rFonts w:ascii="Calibri" w:hAnsi="Calibri" w:eastAsia="STHeiti"/>
+        </w:rPr>
+        <w:t xml:space="preserve">不要把 </w:t>
+      </w:r>
+      <w:r>
+        <w:rPr>
+          <w:rFonts w:ascii="Calibri" w:hAnsi="Calibri" w:eastAsia="STHeiti"/>
+          <w:color w:val="464646"/>
+          <w:sz w:val="19"/>
+        </w:rPr>
+        <w:t>threshold</w:t>
+      </w:r>
+      <w:r>
+        <w:rPr>
+          <w:rFonts w:ascii="Calibri" w:hAnsi="Calibri" w:eastAsia="STHeiti"/>
+        </w:rPr>
+        <w:t xml:space="preserve"> 写成单独的 </w:t>
+      </w:r>
+      <w:r>
+        <w:rPr>
+          <w:rFonts w:ascii="Calibri" w:hAnsi="Calibri" w:eastAsia="STHeiti"/>
+          <w:color w:val="464646"/>
+          <w:sz w:val="19"/>
+        </w:rPr>
+        <w:t>0</w:t>
+      </w:r>
+      <w:r>
+        <w:rPr>
+          <w:rFonts w:ascii="Calibri" w:hAnsi="Calibri" w:eastAsia="STHeiti"/>
+        </w:rPr>
+        <w:t xml:space="preserve">，否则可能出现 </w:t>
+      </w:r>
+      <w:r>
+        <w:rPr>
+          <w:rFonts w:ascii="Calibri" w:hAnsi="Calibri" w:eastAsia="STHeiti"/>
+          <w:color w:val="464646"/>
+          <w:sz w:val="19"/>
+        </w:rPr>
+        <w:t>AIKIT_Start failed: 100011</w:t>
+      </w:r>
+      <w:r>
+        <w:rPr>
+          <w:rFonts w:ascii="Calibri" w:hAnsi="Calibri" w:eastAsia="STHeiti"/>
+        </w:rPr>
+        <w:t>。</w:t>
+      </w:r>
+    </w:p>
+    <w:p>
+      <w:pPr>
+        <w:pStyle w:val="Heading3"/>
+      </w:pPr>
+      <w:r>
+        <w:rPr>
+          <w:rFonts w:ascii="Calibri" w:hAnsi="Calibri" w:eastAsia="STHeiti"/>
+        </w:rPr>
+        <w:t>6.4 实时语音转写</w:t>
+      </w:r>
+    </w:p>
+    <w:p>
+      <w:r>
+        <w:rPr>
+          <w:rFonts w:ascii="Calibri" w:hAnsi="Calibri" w:eastAsia="STHeiti"/>
+        </w:rPr>
+        <w:t>生产环境建议由后端提供讯飞签名接口：</w:t>
       </w:r>
     </w:p>
     <w:p>
@@ -4186,7 +4677,21 @@
         <w:rPr>
           <w:rFonts w:ascii="Calibri" w:hAnsi="Calibri" w:eastAsia="STHeiti"/>
         </w:rPr>
-        <w:t>租户模式下带 tenant-id，访问租户时带 visit-tenant-id。</w:t>
+        <w:t xml:space="preserve">配置 </w:t>
+      </w:r>
+      <w:r>
+        <w:rPr>
+          <w:rFonts w:ascii="Calibri" w:hAnsi="Calibri" w:eastAsia="STHeiti"/>
+          <w:color w:val="464646"/>
+          <w:sz w:val="19"/>
+        </w:rPr>
+        <w:t>VITE_XFYUN_RTASR_SIGN_URL</w:t>
+      </w:r>
+      <w:r>
+        <w:rPr>
+          <w:rFonts w:ascii="Calibri" w:hAnsi="Calibri" w:eastAsia="STHeiti"/>
+        </w:rPr>
+        <w:t>。</w:t>
       </w:r>
     </w:p>
     <w:p>
@@ -4198,7 +4703,21 @@
         <w:rPr>
           <w:rFonts w:ascii="Calibri" w:hAnsi="Calibri" w:eastAsia="STHeiti"/>
         </w:rPr>
-        <w:t>API 加密响应头与前端解密配置一致。</w:t>
+        <w:t xml:space="preserve">重新执行 </w:t>
+      </w:r>
+      <w:r>
+        <w:rPr>
+          <w:rFonts w:ascii="Calibri" w:hAnsi="Calibri" w:eastAsia="STHeiti"/>
+          <w:color w:val="464646"/>
+          <w:sz w:val="19"/>
+        </w:rPr>
+        <w:t>pnpm build:desktop</w:t>
+      </w:r>
+      <w:r>
+        <w:rPr>
+          <w:rFonts w:ascii="Calibri" w:hAnsi="Calibri" w:eastAsia="STHeiti"/>
+        </w:rPr>
+        <w:t>。</w:t>
       </w:r>
     </w:p>
     <w:p>
@@ -4210,7 +4729,7 @@
         <w:rPr>
           <w:rFonts w:ascii="Calibri" w:hAnsi="Calibri" w:eastAsia="STHeiti"/>
         </w:rPr>
-        <w:t>上传、下载、导出和大文件请求正常。</w:t>
+        <w:t>再执行 Electron Builder 打包。</w:t>
       </w:r>
     </w:p>
     <w:p>
@@ -4222,7 +4741,40 @@
         <w:rPr>
           <w:rFonts w:ascii="Calibri" w:hAnsi="Calibri" w:eastAsia="STHeiti"/>
         </w:rPr>
-        <w:t>退出后切换账号，旧用户菜单和权限不残留。</w:t>
+        <w:t>前端只取得临时 WebSocket 地址。</w:t>
+      </w:r>
+    </w:p>
+    <w:p>
+      <w:r>
+        <w:rPr>
+          <w:rFonts w:ascii="Calibri" w:hAnsi="Calibri" w:eastAsia="STHeiti"/>
+        </w:rPr>
+        <w:t xml:space="preserve">没有签名接口时，前端回退签名只适合本地调试。不要把 </w:t>
+      </w:r>
+      <w:r>
+        <w:rPr>
+          <w:rFonts w:ascii="Calibri" w:hAnsi="Calibri" w:eastAsia="STHeiti"/>
+          <w:color w:val="464646"/>
+          <w:sz w:val="19"/>
+        </w:rPr>
+        <w:t>VITE_XFYUN_RTASR_API_KEY</w:t>
+      </w:r>
+      <w:r>
+        <w:rPr>
+          <w:rFonts w:ascii="Calibri" w:hAnsi="Calibri" w:eastAsia="STHeiti"/>
+        </w:rPr>
+        <w:t xml:space="preserve"> 编译进公开 Web 包。</w:t>
+      </w:r>
+    </w:p>
+    <w:p>
+      <w:pPr>
+        <w:pStyle w:val="Heading3"/>
+      </w:pPr>
+      <w:r>
+        <w:rPr>
+          <w:rFonts w:ascii="Calibri" w:hAnsi="Calibri" w:eastAsia="STHeiti"/>
+        </w:rPr>
+        <w:t>6.5 桌面包验收</w:t>
       </w:r>
     </w:p>
     <w:p>
@@ -4234,7 +4786,7 @@
         <w:rPr>
           <w:rFonts w:ascii="Calibri" w:hAnsi="Calibri" w:eastAsia="STHeiti"/>
         </w:rPr>
-        <w:t>刷新 #/ai-assistant、#/tutorial、#/infra/file/file 等 Hash 路由正常。</w:t>
+        <w:t>卸载旧版本后安装最新安装包。</w:t>
       </w:r>
     </w:p>
     <w:p>
@@ -4246,7 +4798,97 @@
         <w:rPr>
           <w:rFonts w:ascii="Calibri" w:hAnsi="Calibri" w:eastAsia="STHeiti"/>
         </w:rPr>
-        <w:t>Console 没有 CORS、Mixed Content、解密或资源加载异常。</w:t>
+        <w:t>允许应用使用麦克风。</w:t>
+      </w:r>
+    </w:p>
+    <w:p>
+      <w:pPr>
+        <w:pStyle w:val="ListNumber"/>
+        <w:spacing w:after="80"/>
+      </w:pPr>
+      <w:r>
+        <w:rPr>
+          <w:rFonts w:ascii="Calibri" w:hAnsi="Calibri" w:eastAsia="STHeiti"/>
+        </w:rPr>
+        <w:t>登录并测试手动录音转文字。</w:t>
+      </w:r>
+    </w:p>
+    <w:p>
+      <w:pPr>
+        <w:pStyle w:val="ListNumber"/>
+        <w:spacing w:after="80"/>
+      </w:pPr>
+      <w:r>
+        <w:rPr>
+          <w:rFonts w:ascii="Calibri" w:hAnsi="Calibri" w:eastAsia="STHeiti"/>
+        </w:rPr>
+        <w:t>测试唤醒词，确认状态变为“正在等待唤醒词”。</w:t>
+      </w:r>
+    </w:p>
+    <w:p>
+      <w:pPr>
+        <w:pStyle w:val="ListNumber"/>
+        <w:spacing w:after="80"/>
+      </w:pPr>
+      <w:r>
+        <w:rPr>
+          <w:rFonts w:ascii="Calibri" w:hAnsi="Calibri" w:eastAsia="STHeiti"/>
+        </w:rPr>
+        <w:t>结束录音，确认没有重复文本，唤醒监听按预期恢复。</w:t>
+      </w:r>
+    </w:p>
+    <w:p>
+      <w:pPr>
+        <w:pStyle w:val="ListNumber"/>
+        <w:spacing w:after="80"/>
+      </w:pPr>
+      <w:r>
+        <w:rPr>
+          <w:rFonts w:ascii="Calibri" w:hAnsi="Calibri" w:eastAsia="STHeiti"/>
+        </w:rPr>
+        <w:t xml:space="preserve">确认没有 </w:t>
+      </w:r>
+      <w:r>
+        <w:rPr>
+          <w:rFonts w:ascii="Calibri" w:hAnsi="Calibri" w:eastAsia="STHeiti"/>
+          <w:color w:val="464646"/>
+          <w:sz w:val="19"/>
+        </w:rPr>
+        <w:t>AIKIT_Init</w:t>
+      </w:r>
+      <w:r>
+        <w:rPr>
+          <w:rFonts w:ascii="Calibri" w:hAnsi="Calibri" w:eastAsia="STHeiti"/>
+        </w:rPr>
+        <w:t>、</w:t>
+      </w:r>
+      <w:r>
+        <w:rPr>
+          <w:rFonts w:ascii="Calibri" w:hAnsi="Calibri" w:eastAsia="STHeiti"/>
+          <w:color w:val="464646"/>
+          <w:sz w:val="19"/>
+        </w:rPr>
+        <w:t>AIKIT_Start</w:t>
+      </w:r>
+      <w:r>
+        <w:rPr>
+          <w:rFonts w:ascii="Calibri" w:hAnsi="Calibri" w:eastAsia="STHeiti"/>
+        </w:rPr>
+        <w:t>、</w:t>
+      </w:r>
+      <w:r>
+        <w:rPr>
+          <w:rFonts w:ascii="Calibri" w:hAnsi="Calibri" w:eastAsia="STHeiti"/>
+          <w:color w:val="464646"/>
+          <w:sz w:val="19"/>
+        </w:rPr>
+        <w:t>EPIPE</w:t>
+      </w:r>
+      <w:r>
+        <w:rPr>
+          <w:rFonts w:ascii="Calibri" w:hAnsi="Calibri" w:eastAsia="STHeiti"/>
+        </w:rPr>
+        <w:t xml:space="preserve"> 或重复错误弹窗。</w:t>
       </w:r>
     </w:p>
     <w:p>
@@ -4257,18 +4899,15 @@
         <w:rPr>
           <w:rFonts w:ascii="Calibri" w:hAnsi="Calibri" w:eastAsia="STHeiti"/>
         </w:rPr>
-        <w:t>6. Electron 桌面部署</w:t>
+        <w:t>7. 检查与故障排查</w:t>
       </w:r>
     </w:p>
     <w:p>
-      <w:pPr>
-        <w:pStyle w:val="Heading3"/>
-      </w:pPr>
-      <w:r>
-        <w:rPr>
-          <w:rFonts w:ascii="Calibri" w:hAnsi="Calibri" w:eastAsia="STHeiti"/>
-        </w:rPr>
-        <w:t>6.1 桌面开发</w:t>
+      <w:r>
+        <w:rPr>
+          <w:rFonts w:ascii="Calibri" w:hAnsi="Calibri" w:eastAsia="STHeiti"/>
+        </w:rPr>
+        <w:t>发布前检查：</w:t>
       </w:r>
     </w:p>
     <w:p>
@@ -4279,23 +4918,57 @@
       <w:r>
         <w:rPr>
           <w:rFonts w:ascii="Calibri" w:hAnsi="Calibri" w:eastAsia="STHeiti"/>
-        </w:rPr>
-        <w:t>pnpm install --frozen-lockfile</w:t>
+          <w:sz w:val="18"/>
+        </w:rPr>
+        <w:t>node --check electron/main.cjs</w:t>
         <w:br/>
       </w:r>
       <w:r>
         <w:rPr>
           <w:rFonts w:ascii="Calibri" w:hAnsi="Calibri" w:eastAsia="STHeiti"/>
-        </w:rPr>
-        <w:t>pnpm desktop:dev</w:t>
-      </w:r>
-    </w:p>
-    <w:p>
-      <w:r>
-        <w:rPr>
-          <w:rFonts w:ascii="Calibri" w:hAnsi="Calibri" w:eastAsia="STHeiti"/>
-        </w:rPr>
-        <w:t>该命令启动 Vite desktop mode（127.0.0.1:48081）和 Electron，并等待 renderer 就绪。开发模式通过 Vite 转发 /admin-api。</w:t>
+          <w:sz w:val="18"/>
+        </w:rPr>
+        <w:t>pnpm ts:check</w:t>
+        <w:br/>
+      </w:r>
+      <w:r>
+        <w:rPr>
+          <w:rFonts w:ascii="Calibri" w:hAnsi="Calibri" w:eastAsia="STHeiti"/>
+          <w:sz w:val="18"/>
+        </w:rPr>
+        <w:t>pnpm test:unit</w:t>
+        <w:br/>
+      </w:r>
+      <w:r>
+        <w:rPr>
+          <w:rFonts w:ascii="Calibri" w:hAnsi="Calibri" w:eastAsia="STHeiti"/>
+          <w:sz w:val="18"/>
+        </w:rPr>
+        <w:t>pnpm build:prod</w:t>
+        <w:br/>
+      </w:r>
+      <w:r>
+        <w:rPr>
+          <w:rFonts w:ascii="Calibri" w:hAnsi="Calibri" w:eastAsia="STHeiti"/>
+          <w:sz w:val="18"/>
+        </w:rPr>
+        <w:t>pnpm build:desktop</w:t>
+        <w:br/>
+      </w:r>
+      <w:r>
+        <w:rPr>
+          <w:rFonts w:ascii="Calibri" w:hAnsi="Calibri" w:eastAsia="STHeiti"/>
+          <w:sz w:val="18"/>
+        </w:rPr>
+        <w:t>pnpm desktop:prepare</w:t>
+        <w:br/>
+      </w:r>
+      <w:r>
+        <w:rPr>
+          <w:rFonts w:ascii="Calibri" w:hAnsi="Calibri" w:eastAsia="STHeiti"/>
+          <w:sz w:val="18"/>
+        </w:rPr>
+        <w:t>git diff --check</w:t>
       </w:r>
     </w:p>
     <w:p>
@@ -4306,142 +4979,7 @@
         <w:rPr>
           <w:rFonts w:ascii="Calibri" w:hAnsi="Calibri" w:eastAsia="STHeiti"/>
         </w:rPr>
-        <w:t>6.2 生成桌面 renderer</w:t>
-      </w:r>
-    </w:p>
-    <w:p>
-      <w:pPr>
-        <w:pStyle w:val="CodeBlock"/>
-        <w:keepLines/>
-      </w:pPr>
-      <w:r>
-        <w:rPr>
-          <w:rFonts w:ascii="Calibri" w:hAnsi="Calibri" w:eastAsia="STHeiti"/>
-        </w:rPr>
-        <w:t>pnpm build:desktop</w:t>
-        <w:br/>
-      </w:r>
-      <w:r>
-        <w:rPr>
-          <w:rFonts w:ascii="Calibri" w:hAnsi="Calibri" w:eastAsia="STHeiti"/>
-        </w:rPr>
-        <w:t>pnpm desktop:prepare</w:t>
-      </w:r>
-    </w:p>
-    <w:p>
-      <w:r>
-        <w:rPr>
-          <w:rFonts w:ascii="Calibri" w:hAnsi="Calibri" w:eastAsia="STHeiti"/>
-        </w:rPr>
-        <w:t>输出：</w:t>
-      </w:r>
-    </w:p>
-    <w:p>
-      <w:pPr>
-        <w:pStyle w:val="CodeBlock"/>
-        <w:keepLines/>
-      </w:pPr>
-      <w:r>
-        <w:rPr>
-          <w:rFonts w:ascii="Calibri" w:hAnsi="Calibri" w:eastAsia="STHeiti"/>
-        </w:rPr>
-        <w:t>dist-desktop/    Vite 桌面静态文件</w:t>
-        <w:br/>
-      </w:r>
-      <w:r>
-        <w:rPr>
-          <w:rFonts w:ascii="Calibri" w:hAnsi="Calibri" w:eastAsia="STHeiti"/>
-        </w:rPr>
-        <w:t>desktop-app/     Electron Builder 暂存目录</w:t>
-      </w:r>
-    </w:p>
-    <w:p>
-      <w:r>
-        <w:rPr>
-          <w:rFonts w:ascii="Calibri" w:hAnsi="Calibri" w:eastAsia="STHeiti"/>
-        </w:rPr>
-        <w:t>desktop:prepare 会复制 Electron 主进程、preload、staging package，并修补 Sherpa-ONNX Worker 运行时。不要直接修改构建输出替代源码。</w:t>
-      </w:r>
-    </w:p>
-    <w:p>
-      <w:pPr>
-        <w:pStyle w:val="Heading3"/>
-      </w:pPr>
-      <w:r>
-        <w:rPr>
-          <w:rFonts w:ascii="Calibri" w:hAnsi="Calibri" w:eastAsia="STHeiti"/>
-        </w:rPr>
-        <w:t>6.3 macOS</w:t>
-      </w:r>
-    </w:p>
-    <w:p>
-      <w:r>
-        <w:rPr>
-          <w:rFonts w:ascii="Calibri" w:hAnsi="Calibri" w:eastAsia="STHeiti"/>
-        </w:rPr>
-        <w:t>在 macOS 构建：</w:t>
-      </w:r>
-    </w:p>
-    <w:p>
-      <w:pPr>
-        <w:pStyle w:val="CodeBlock"/>
-        <w:keepLines/>
-      </w:pPr>
-      <w:r>
-        <w:rPr>
-          <w:rFonts w:ascii="Calibri" w:hAnsi="Calibri" w:eastAsia="STHeiti"/>
-        </w:rPr>
-        <w:t>pnpm desktop:build -- --mac dmg zip</w:t>
-      </w:r>
-    </w:p>
-    <w:p>
-      <w:r>
-        <w:rPr>
-          <w:rFonts w:ascii="Calibri" w:hAnsi="Calibri" w:eastAsia="STHeiti"/>
-        </w:rPr>
-        <w:t>排错时分步：</w:t>
-      </w:r>
-    </w:p>
-    <w:p>
-      <w:pPr>
-        <w:pStyle w:val="CodeBlock"/>
-        <w:keepLines/>
-      </w:pPr>
-      <w:r>
-        <w:rPr>
-          <w:rFonts w:ascii="Calibri" w:hAnsi="Calibri" w:eastAsia="STHeiti"/>
-        </w:rPr>
-        <w:t>pnpm build:desktop</w:t>
-        <w:br/>
-      </w:r>
-      <w:r>
-        <w:rPr>
-          <w:rFonts w:ascii="Calibri" w:hAnsi="Calibri" w:eastAsia="STHeiti"/>
-        </w:rPr>
-        <w:t>pnpm desktop:prepare</w:t>
-        <w:br/>
-      </w:r>
-      <w:r>
-        <w:rPr>
-          <w:rFonts w:ascii="Calibri" w:hAnsi="Calibri" w:eastAsia="STHeiti"/>
-        </w:rPr>
-        <w:t>pnpm exec electron-builder --config electron-builder.yml --mac dmg zip</w:t>
-      </w:r>
-    </w:p>
-    <w:p>
-      <w:r>
-        <w:rPr>
-          <w:rFonts w:ascii="Calibri" w:hAnsi="Calibri" w:eastAsia="STHeiti"/>
-        </w:rPr>
-        <w:t>产物在 release/desktop/。当前目标为 dmg 和 zip，应用声明了麦克风用途说明。</w:t>
-      </w:r>
-    </w:p>
-    <w:p>
-      <w:r>
-        <w:rPr>
-          <w:rFonts w:ascii="Calibri" w:hAnsi="Calibri" w:eastAsia="STHeiti"/>
-        </w:rPr>
-        <w:t>正式发布需要：</w:t>
+        <w:t>Web 白屏或资源 404</w:t>
       </w:r>
     </w:p>
     <w:p>
@@ -4453,7 +4991,21 @@
         <w:rPr>
           <w:rFonts w:ascii="Calibri" w:hAnsi="Calibri" w:eastAsia="STHeiti"/>
         </w:rPr>
-        <w:t>Developer ID Application 证书。</w:t>
+        <w:t xml:space="preserve">检查 </w:t>
+      </w:r>
+      <w:r>
+        <w:rPr>
+          <w:rFonts w:ascii="Calibri" w:hAnsi="Calibri" w:eastAsia="STHeiti"/>
+          <w:color w:val="464646"/>
+          <w:sz w:val="19"/>
+        </w:rPr>
+        <w:t>index.html</w:t>
+      </w:r>
+      <w:r>
+        <w:rPr>
+          <w:rFonts w:ascii="Calibri" w:hAnsi="Calibri" w:eastAsia="STHeiti"/>
+        </w:rPr>
+        <w:t xml:space="preserve"> 是否在站点根目录。</w:t>
       </w:r>
     </w:p>
     <w:p>
@@ -4465,7 +5017,21 @@
         <w:rPr>
           <w:rFonts w:ascii="Calibri" w:hAnsi="Calibri" w:eastAsia="STHeiti"/>
         </w:rPr>
-        <w:t>electron-builder 签名变量（例如 CSC_LINK、CSC_KEY_PASSWORD）。</w:t>
+        <w:t xml:space="preserve">检查 </w:t>
+      </w:r>
+      <w:r>
+        <w:rPr>
+          <w:rFonts w:ascii="Calibri" w:hAnsi="Calibri" w:eastAsia="STHeiti"/>
+          <w:color w:val="464646"/>
+          <w:sz w:val="19"/>
+        </w:rPr>
+        <w:t>VITE_BASE_PATH</w:t>
+      </w:r>
+      <w:r>
+        <w:rPr>
+          <w:rFonts w:ascii="Calibri" w:hAnsi="Calibri" w:eastAsia="STHeiti"/>
+        </w:rPr>
+        <w:t xml:space="preserve"> 和实际部署目录是否一致。</w:t>
       </w:r>
     </w:p>
     <w:p>
@@ -4477,7 +5043,7 @@
         <w:rPr>
           <w:rFonts w:ascii="Calibri" w:hAnsi="Calibri" w:eastAsia="STHeiti"/>
         </w:rPr>
-        <w:t>Apple 公证账号、Team ID 和 App-specific password。</w:t>
+        <w:t>检查浏览器 Network 中第一个 404。</w:t>
       </w:r>
     </w:p>
     <w:p>
@@ -4489,15 +5055,21 @@
         <w:rPr>
           <w:rFonts w:ascii="Calibri" w:hAnsi="Calibri" w:eastAsia="STHeiti"/>
         </w:rPr>
-        <w:t>真机验证麦克风权限和 Sherpa-ONNX 唤醒模型。</w:t>
-      </w:r>
-    </w:p>
-    <w:p>
-      <w:r>
-        <w:rPr>
-          <w:rFonts w:ascii="Calibri" w:hAnsi="Calibri" w:eastAsia="STHeiti"/>
-        </w:rPr>
-        <w:t>当前 electron-builder.yml 的 identity 为 null，本地包通常未签名/未公证，其他 Mac 可能被 Gatekeeper 拦截。</w:t>
+        <w:t xml:space="preserve">检查 Hash 路由是否回退到 </w:t>
+      </w:r>
+      <w:r>
+        <w:rPr>
+          <w:rFonts w:ascii="Calibri" w:hAnsi="Calibri" w:eastAsia="STHeiti"/>
+          <w:color w:val="464646"/>
+          <w:sz w:val="19"/>
+        </w:rPr>
+        <w:t>index.html</w:t>
+      </w:r>
+      <w:r>
+        <w:rPr>
+          <w:rFonts w:ascii="Calibri" w:hAnsi="Calibri" w:eastAsia="STHeiti"/>
+        </w:rPr>
+        <w:t>。</w:t>
       </w:r>
     </w:p>
     <w:p>
@@ -4508,23 +5080,7 @@
         <w:rPr>
           <w:rFonts w:ascii="Calibri" w:hAnsi="Calibri" w:eastAsia="STHeiti"/>
         </w:rPr>
-        <w:t>6.4 Windows 和 GitHub Actions</w:t>
-      </w:r>
-    </w:p>
-    <w:p>
-      <w:r>
-        <w:rPr>
-          <w:rFonts w:ascii="Calibri" w:hAnsi="Calibri" w:eastAsia="STHeiti"/>
-        </w:rPr>
-        <w:t>Mac 不建议交叉编译 Windows AIKit helper；使用 .github/workflows/windows-desktop.yml。</w:t>
-      </w:r>
-    </w:p>
-    <w:p>
-      <w:r>
-        <w:rPr>
-          <w:rFonts w:ascii="Calibri" w:hAnsi="Calibri" w:eastAsia="STHeiti"/>
-        </w:rPr>
-        <w:t>触发方式：</w:t>
+        <w:t>API 404、跨域或 401</w:t>
       </w:r>
     </w:p>
     <w:p>
@@ -4536,7 +5092,21 @@
         <w:rPr>
           <w:rFonts w:ascii="Calibri" w:hAnsi="Calibri" w:eastAsia="STHeiti"/>
         </w:rPr>
-        <w:t>推送 main。</w:t>
+        <w:t xml:space="preserve">检查请求是否包含 </w:t>
+      </w:r>
+      <w:r>
+        <w:rPr>
+          <w:rFonts w:ascii="Calibri" w:hAnsi="Calibri" w:eastAsia="STHeiti"/>
+          <w:color w:val="464646"/>
+          <w:sz w:val="19"/>
+        </w:rPr>
+        <w:t>/admin-api</w:t>
+      </w:r>
+      <w:r>
+        <w:rPr>
+          <w:rFonts w:ascii="Calibri" w:hAnsi="Calibri" w:eastAsia="STHeiti"/>
+        </w:rPr>
+        <w:t>。</w:t>
       </w:r>
     </w:p>
     <w:p>
@@ -4548,7 +5118,21 @@
         <w:rPr>
           <w:rFonts w:ascii="Calibri" w:hAnsi="Calibri" w:eastAsia="STHeiti"/>
         </w:rPr>
-        <w:t>推送 v* 标签。</w:t>
+        <w:t xml:space="preserve">检查 Nginx </w:t>
+      </w:r>
+      <w:r>
+        <w:rPr>
+          <w:rFonts w:ascii="Calibri" w:hAnsi="Calibri" w:eastAsia="STHeiti"/>
+          <w:color w:val="464646"/>
+          <w:sz w:val="19"/>
+        </w:rPr>
+        <w:t>proxy_pass</w:t>
+      </w:r>
+      <w:r>
+        <w:rPr>
+          <w:rFonts w:ascii="Calibri" w:hAnsi="Calibri" w:eastAsia="STHeiti"/>
+        </w:rPr>
+        <w:t xml:space="preserve"> 末尾斜杠。</w:t>
       </w:r>
     </w:p>
     <w:p>
@@ -4560,618 +5144,49 @@
         <w:rPr>
           <w:rFonts w:ascii="Calibri" w:hAnsi="Calibri" w:eastAsia="STHeiti"/>
         </w:rPr>
-        <w:t>Actions 页面手动 Run workflow。</w:t>
-      </w:r>
-    </w:p>
-    <w:p>
-      <w:r>
-        <w:rPr>
-          <w:rFonts w:ascii="Calibri" w:hAnsi="Calibri" w:eastAsia="STHeiti"/>
-        </w:rPr>
-        <w:t>工作流步骤：</w:t>
-      </w:r>
-    </w:p>
-    <w:p>
-      <w:pPr>
-        <w:pStyle w:val="ListNumber"/>
-        <w:spacing w:after="80"/>
-      </w:pPr>
-      <w:r>
-        <w:rPr>
-          <w:rFonts w:ascii="Calibri" w:hAnsi="Calibri" w:eastAsia="STHeiti"/>
-        </w:rPr>
-        <w:t>Windows runner、Node 20、pnpm 9.15.5。</w:t>
-      </w:r>
-    </w:p>
-    <w:p>
-      <w:pPr>
-        <w:pStyle w:val="ListNumber"/>
-        <w:spacing w:after="80"/>
-      </w:pPr>
-      <w:r>
-        <w:rPr>
-          <w:rFonts w:ascii="Calibri" w:hAnsi="Calibri" w:eastAsia="STHeiti"/>
-        </w:rPr>
-        <w:t>frozen lockfile 安装依赖。</w:t>
-      </w:r>
-    </w:p>
-    <w:p>
-      <w:pPr>
-        <w:pStyle w:val="ListNumber"/>
-        <w:spacing w:after="80"/>
-      </w:pPr>
-      <w:r>
-        <w:rPr>
-          <w:rFonts w:ascii="Calibri" w:hAnsi="Calibri" w:eastAsia="STHeiti"/>
-        </w:rPr>
-        <w:t>配置 MSBuild。</w:t>
-      </w:r>
-    </w:p>
-    <w:p>
-      <w:pPr>
-        <w:pStyle w:val="ListNumber"/>
-        <w:spacing w:after="80"/>
-      </w:pPr>
-      <w:r>
-        <w:rPr>
-          <w:rFonts w:ascii="Calibri" w:hAnsi="Calibri" w:eastAsia="STHeiti"/>
-        </w:rPr>
-        <w:t>从 GitHub Secrets 注入讯飞唤醒密钥。</w:t>
-      </w:r>
-    </w:p>
-    <w:p>
-      <w:pPr>
-        <w:pStyle w:val="ListNumber"/>
-        <w:spacing w:after="80"/>
-      </w:pPr>
-      <w:r>
-        <w:rPr>
-          <w:rFonts w:ascii="Calibri" w:hAnsi="Calibri" w:eastAsia="STHeiti"/>
-        </w:rPr>
-        <w:t>编译 xfyun-awake.exe x64。</w:t>
-      </w:r>
-    </w:p>
-    <w:p>
-      <w:pPr>
-        <w:pStyle w:val="ListNumber"/>
-        <w:spacing w:after="80"/>
-      </w:pPr>
-      <w:r>
-        <w:rPr>
-          <w:rFonts w:ascii="Calibri" w:hAnsi="Calibri" w:eastAsia="STHeiti"/>
-        </w:rPr>
-        <w:t>构建 renderer 和 Electron staging。</w:t>
-      </w:r>
-    </w:p>
-    <w:p>
-      <w:pPr>
-        <w:pStyle w:val="ListNumber"/>
-        <w:spacing w:after="80"/>
-      </w:pPr>
-      <w:r>
-        <w:rPr>
-          <w:rFonts w:ascii="Calibri" w:hAnsi="Calibri" w:eastAsia="STHeiti"/>
-        </w:rPr>
-        <w:t>生成 Windows NSIS x64。</w:t>
-      </w:r>
-    </w:p>
-    <w:p>
-      <w:pPr>
-        <w:pStyle w:val="ListNumber"/>
-        <w:spacing w:after="80"/>
-      </w:pPr>
-      <w:r>
-        <w:rPr>
-          <w:rFonts w:ascii="Calibri" w:hAnsi="Calibri" w:eastAsia="STHeiti"/>
-        </w:rPr>
-        <w:t>校验安装包内凭据和阈值。</w:t>
-      </w:r>
-    </w:p>
-    <w:p>
-      <w:pPr>
-        <w:pStyle w:val="ListNumber"/>
-        <w:spacing w:after="80"/>
-      </w:pPr>
-      <w:r>
-        <w:rPr>
-          <w:rFonts w:ascii="Calibri" w:hAnsi="Calibri" w:eastAsia="STHeiti"/>
-        </w:rPr>
-        <w:t>上传 windows-x64-installer。</w:t>
-      </w:r>
-    </w:p>
-    <w:p>
-      <w:r>
-        <w:rPr>
-          <w:rFonts w:ascii="Calibri" w:hAnsi="Calibri" w:eastAsia="STHeiti"/>
-        </w:rPr>
-        <w:t>必须配置的 GitHub Secrets：</w:t>
-      </w:r>
-    </w:p>
-    <w:p>
-      <w:pPr>
-        <w:pStyle w:val="CodeBlock"/>
-        <w:keepLines/>
-      </w:pPr>
-      <w:r>
-        <w:rPr>
-          <w:rFonts w:ascii="Calibri" w:hAnsi="Calibri" w:eastAsia="STHeiti"/>
-        </w:rPr>
-        <w:t>XFYUN_APP_ID</w:t>
-        <w:br/>
-      </w:r>
-      <w:r>
-        <w:rPr>
-          <w:rFonts w:ascii="Calibri" w:hAnsi="Calibri" w:eastAsia="STHeiti"/>
-        </w:rPr>
-        <w:t>XFYUN_API_KEY</w:t>
-        <w:br/>
-      </w:r>
-      <w:r>
-        <w:rPr>
-          <w:rFonts w:ascii="Calibri" w:hAnsi="Calibri" w:eastAsia="STHeiti"/>
-        </w:rPr>
-        <w:t>XFYUN_API_SECRET</w:t>
-      </w:r>
-    </w:p>
-    <w:p>
-      <w:r>
-        <w:rPr>
-          <w:rFonts w:ascii="Calibri" w:hAnsi="Calibri" w:eastAsia="STHeiti"/>
-        </w:rPr>
-        <w:t>位置：GitHub 仓库 -&gt; Settings -&gt; Secrets and variables -&gt; Actions -&gt; New repository secret。</w:t>
-      </w:r>
-    </w:p>
-    <w:p>
-      <w:r>
-        <w:rPr>
-          <w:rFonts w:ascii="Calibri" w:hAnsi="Calibri" w:eastAsia="STHeiti"/>
-        </w:rPr>
-        <w:t>任意一个为空，CI 必须失败，不应生成无法唤醒的安装包。成功后从 Actions 的 Artifacts 下载 windows-x64-installer。普通用户只交付经过验证的 *-setup.exe，不要把 win-unpacked 当普通安装包。</w:t>
-      </w:r>
-    </w:p>
-    <w:p>
-      <w:pPr>
-        <w:pStyle w:val="Heading3"/>
-      </w:pPr>
-      <w:r>
-        <w:rPr>
-          <w:rFonts w:ascii="Calibri" w:hAnsi="Calibri" w:eastAsia="STHeiti"/>
-        </w:rPr>
-        <w:t>6.5 Windows 唤醒资源</w:t>
-      </w:r>
-    </w:p>
-    <w:p>
-      <w:r>
-        <w:rPr>
-          <w:rFonts w:ascii="Calibri" w:hAnsi="Calibri" w:eastAsia="STHeiti"/>
-        </w:rPr>
-        <w:t>源目录：</w:t>
-      </w:r>
-    </w:p>
-    <w:p>
-      <w:pPr>
-        <w:pStyle w:val="CodeBlock"/>
-        <w:keepLines/>
-      </w:pPr>
-      <w:r>
-        <w:rPr>
-          <w:rFonts w:ascii="Calibri" w:hAnsi="Calibri" w:eastAsia="STHeiti"/>
-        </w:rPr>
-        <w:t>electron/native/xfyun-awake/runtime/</w:t>
-      </w:r>
-    </w:p>
-    <w:p>
-      <w:r>
-        <w:rPr>
-          <w:rFonts w:ascii="Calibri" w:hAnsi="Calibri" w:eastAsia="STHeiti"/>
-        </w:rPr>
-        <w:t>主要资源：</w:t>
-      </w:r>
-    </w:p>
-    <w:p>
-      <w:pPr>
-        <w:pStyle w:val="CodeBlock"/>
-        <w:keepLines/>
-      </w:pPr>
-      <w:r>
-        <w:rPr>
-          <w:rFonts w:ascii="Calibri" w:hAnsi="Calibri" w:eastAsia="STHeiti"/>
-        </w:rPr>
-        <w:t>xfyun-awake.exe</w:t>
-        <w:br/>
-      </w:r>
-      <w:r>
-        <w:rPr>
-          <w:rFonts w:ascii="Calibri" w:hAnsi="Calibri" w:eastAsia="STHeiti"/>
-        </w:rPr>
-        <w:t>xfyun-awake.ini</w:t>
-        <w:br/>
-      </w:r>
-      <w:r>
-        <w:rPr>
-          <w:rFonts w:ascii="Calibri" w:hAnsi="Calibri" w:eastAsia="STHeiti"/>
-        </w:rPr>
-        <w:t>xfyun-awake.ini.example</w:t>
-        <w:br/>
-      </w:r>
-      <w:r>
-        <w:rPr>
-          <w:rFonts w:ascii="Calibri" w:hAnsi="Calibri" w:eastAsia="STHeiti"/>
-        </w:rPr>
-        <w:t>keyword.txt</w:t>
-        <w:br/>
-      </w:r>
-      <w:r>
-        <w:rPr>
-          <w:rFonts w:ascii="Calibri" w:hAnsi="Calibri" w:eastAsia="STHeiti"/>
-        </w:rPr>
-        <w:t>resource/</w:t>
-      </w:r>
-    </w:p>
-    <w:p>
-      <w:r>
-        <w:rPr>
-          <w:rFonts w:ascii="Calibri" w:hAnsi="Calibri" w:eastAsia="STHeiti"/>
-        </w:rPr>
-        <w:t>安装包放在 resources/xfyun-awake。启动时主进程会复制配置和资源到用户数据下的可写目录，再以相对路径启动 helper。</w:t>
-      </w:r>
-    </w:p>
-    <w:p>
-      <w:r>
-        <w:rPr>
-          <w:rFonts w:ascii="Calibri" w:hAnsi="Calibri" w:eastAsia="STHeiti"/>
-        </w:rPr>
-        <w:t>阈值格式必须类似：</w:t>
-      </w:r>
-    </w:p>
-    <w:p>
-      <w:pPr>
-        <w:pStyle w:val="CodeBlock"/>
-        <w:keepLines/>
-      </w:pPr>
-      <w:r>
-        <w:rPr>
-          <w:rFonts w:ascii="Calibri" w:hAnsi="Calibri" w:eastAsia="STHeiti"/>
-        </w:rPr>
-        <w:t>[wake]</w:t>
-        <w:br/>
-      </w:r>
-      <w:r>
-        <w:rPr>
-          <w:rFonts w:ascii="Calibri" w:hAnsi="Calibri" w:eastAsia="STHeiti"/>
-        </w:rPr>
-        <w:t>threshold=0 0:999</w:t>
-      </w:r>
-    </w:p>
-    <w:p>
-      <w:r>
-        <w:rPr>
-          <w:rFonts w:ascii="Calibri" w:hAnsi="Calibri" w:eastAsia="STHeiti"/>
-        </w:rPr>
-        <w:t>threshold=0 会导致 AIKIT_Start 参数错误。不要提交 xfyun-awake.ini。</w:t>
-      </w:r>
-    </w:p>
-    <w:p>
-      <w:pPr>
-        <w:pStyle w:val="Heading3"/>
-      </w:pPr>
-      <w:r>
-        <w:rPr>
-          <w:rFonts w:ascii="Calibri" w:hAnsi="Calibri" w:eastAsia="STHeiti"/>
-        </w:rPr>
-        <w:t>6.6 实时语音转写</w:t>
-      </w:r>
-    </w:p>
-    <w:p>
-      <w:r>
-        <w:rPr>
-          <w:rFonts w:ascii="Calibri" w:hAnsi="Calibri" w:eastAsia="STHeiti"/>
-        </w:rPr>
-        <w:t>桌面端实时转写通过 WebSocket 连接讯飞 RTASR。生产建议：</w:t>
-      </w:r>
-    </w:p>
-    <w:p>
-      <w:pPr>
-        <w:pStyle w:val="ListNumber"/>
-        <w:spacing w:after="80"/>
-      </w:pPr>
-      <w:r>
-        <w:rPr>
-          <w:rFonts w:ascii="Calibri" w:hAnsi="Calibri" w:eastAsia="STHeiti"/>
-        </w:rPr>
-        <w:t>后端实现签名接口。</w:t>
-      </w:r>
-    </w:p>
-    <w:p>
-      <w:pPr>
-        <w:pStyle w:val="ListNumber"/>
-        <w:spacing w:after="80"/>
-      </w:pPr>
-      <w:r>
-        <w:rPr>
-          <w:rFonts w:ascii="Calibri" w:hAnsi="Calibri" w:eastAsia="STHeiti"/>
-        </w:rPr>
-        <w:t>专用构建环境设置 VITE_XFYUN_RTASR_SIGN_URL。</w:t>
-      </w:r>
-    </w:p>
-    <w:p>
-      <w:pPr>
-        <w:pStyle w:val="ListNumber"/>
-        <w:spacing w:after="80"/>
-      </w:pPr>
-      <w:r>
-        <w:rPr>
-          <w:rFonts w:ascii="Calibri" w:hAnsi="Calibri" w:eastAsia="STHeiti"/>
-        </w:rPr>
-        <w:t>重新 build:desktop 和 Electron Builder。</w:t>
-      </w:r>
-    </w:p>
-    <w:p>
-      <w:pPr>
-        <w:pStyle w:val="ListNumber"/>
-        <w:spacing w:after="80"/>
-      </w:pPr>
-      <w:r>
-        <w:rPr>
-          <w:rFonts w:ascii="Calibri" w:hAnsi="Calibri" w:eastAsia="STHeiti"/>
-        </w:rPr>
-        <w:t>前端只取得临时 WebSocket URL。</w:t>
-      </w:r>
-    </w:p>
-    <w:p>
-      <w:r>
-        <w:rPr>
-          <w:rFonts w:ascii="Calibri" w:hAnsi="Calibri" w:eastAsia="STHeiti"/>
-        </w:rPr>
-        <w:t>没有签名地址时，代码会回退到前端签名，仅适合本地调试，因为 VITE_XFYUN_RTASR_API_KEY 会进入前端资源。生产不要把 API_KEY 写入公开 .env.desktop。</w:t>
-      </w:r>
-    </w:p>
-    <w:p>
-      <w:pPr>
-        <w:pStyle w:val="Heading3"/>
-      </w:pPr>
-      <w:r>
-        <w:rPr>
-          <w:rFonts w:ascii="Calibri" w:hAnsi="Calibri" w:eastAsia="STHeiti"/>
-        </w:rPr>
-        <w:t>6.7 Windows 安装验收</w:t>
-      </w:r>
-    </w:p>
-    <w:p>
-      <w:pPr>
-        <w:pStyle w:val="ListNumber"/>
-        <w:spacing w:after="80"/>
-      </w:pPr>
-      <w:r>
-        <w:rPr>
-          <w:rFonts w:ascii="Calibri" w:hAnsi="Calibri" w:eastAsia="STHeiti"/>
-        </w:rPr>
-        <w:t>退出并卸载旧版本。</w:t>
-      </w:r>
-    </w:p>
-    <w:p>
-      <w:pPr>
-        <w:pStyle w:val="ListNumber"/>
-        <w:spacing w:after="80"/>
-      </w:pPr>
-      <w:r>
-        <w:rPr>
-          <w:rFonts w:ascii="Calibri" w:hAnsi="Calibri" w:eastAsia="STHeiti"/>
-        </w:rPr>
-        <w:t>安装最新 *-setup.exe。</w:t>
-      </w:r>
-    </w:p>
-    <w:p>
-      <w:pPr>
-        <w:pStyle w:val="ListNumber"/>
-        <w:spacing w:after="80"/>
-      </w:pPr>
-      <w:r>
-        <w:rPr>
-          <w:rFonts w:ascii="Calibri" w:hAnsi="Calibri" w:eastAsia="STHeiti"/>
-        </w:rPr>
-        <w:t>允许 Windows 桌面应用使用麦克风。</w:t>
-      </w:r>
-    </w:p>
-    <w:p>
-      <w:pPr>
-        <w:pStyle w:val="ListNumber"/>
-        <w:spacing w:after="80"/>
-      </w:pPr>
-      <w:r>
-        <w:rPr>
-          <w:rFonts w:ascii="Calibri" w:hAnsi="Calibri" w:eastAsia="STHeiti"/>
-        </w:rPr>
-        <w:t>登录并测试手动录音。</w:t>
-      </w:r>
-    </w:p>
-    <w:p>
-      <w:pPr>
-        <w:pStyle w:val="ListNumber"/>
-        <w:spacing w:after="80"/>
-      </w:pPr>
-      <w:r>
-        <w:rPr>
-          <w:rFonts w:ascii="Calibri" w:hAnsi="Calibri" w:eastAsia="STHeiti"/>
-        </w:rPr>
-        <w:t>开启唤醒监听，确认状态变为“正在等待唤醒词”。</w:t>
-      </w:r>
-    </w:p>
-    <w:p>
-      <w:pPr>
-        <w:pStyle w:val="ListNumber"/>
-        <w:spacing w:after="80"/>
-      </w:pPr>
-      <w:r>
-        <w:rPr>
-          <w:rFonts w:ascii="Calibri" w:hAnsi="Calibri" w:eastAsia="STHeiti"/>
-        </w:rPr>
-        <w:t>说出配置的唤醒词，确认进入实时转写。</w:t>
-      </w:r>
-    </w:p>
-    <w:p>
-      <w:pPr>
-        <w:pStyle w:val="ListNumber"/>
-        <w:spacing w:after="80"/>
-      </w:pPr>
-      <w:r>
-        <w:rPr>
-          <w:rFonts w:ascii="Calibri" w:hAnsi="Calibri" w:eastAsia="STHeiti"/>
-        </w:rPr>
-        <w:t>结束录音，确认无重复文本且唤醒恢复符合预期。</w:t>
-      </w:r>
-    </w:p>
-    <w:p>
-      <w:pPr>
-        <w:pStyle w:val="ListNumber"/>
-        <w:spacing w:after="80"/>
-      </w:pPr>
-      <w:r>
-        <w:rPr>
-          <w:rFonts w:ascii="Calibri" w:hAnsi="Calibri" w:eastAsia="STHeiti"/>
-        </w:rPr>
-        <w:t>确认无 AIKIT_Init、AIKIT_Start、EPIPE 或重复错误弹窗。</w:t>
-      </w:r>
-    </w:p>
-    <w:p>
-      <w:pPr>
-        <w:pStyle w:val="ListNumber"/>
-        <w:spacing w:after="80"/>
-      </w:pPr>
-      <w:r>
-        <w:rPr>
-          <w:rFonts w:ascii="Calibri" w:hAnsi="Calibri" w:eastAsia="STHeiti"/>
-        </w:rPr>
-        <w:t>若仍使用旧用户目录，必要时关闭应用后清理用户数据下的 xfyun-awake 目录再测试。</w:t>
-      </w:r>
-    </w:p>
-    <w:p>
-      <w:pPr>
-        <w:pStyle w:val="Heading2"/>
-      </w:pPr>
-      <w:r>
-        <w:rPr>
-          <w:rFonts w:ascii="Calibri" w:hAnsi="Calibri" w:eastAsia="STHeiti"/>
-        </w:rPr>
-        <w:t>7. CI/CD</w:t>
-      </w:r>
-    </w:p>
-    <w:p>
-      <w:pPr>
-        <w:pStyle w:val="Heading3"/>
-      </w:pPr>
-      <w:r>
-        <w:rPr>
-          <w:rFonts w:ascii="Calibri" w:hAnsi="Calibri" w:eastAsia="STHeiti"/>
-        </w:rPr>
-        <w:t>7.1 Web 发布</w:t>
-      </w:r>
-    </w:p>
-    <w:p>
-      <w:pPr>
-        <w:pStyle w:val="CodeBlock"/>
-        <w:keepLines/>
-      </w:pPr>
-      <w:r>
-        <w:rPr>
-          <w:rFonts w:ascii="Calibri" w:hAnsi="Calibri" w:eastAsia="STHeiti"/>
-        </w:rPr>
-        <w:t>git fetch --all --prune</w:t>
-        <w:br/>
-      </w:r>
-      <w:r>
-        <w:rPr>
-          <w:rFonts w:ascii="Calibri" w:hAnsi="Calibri" w:eastAsia="STHeiti"/>
-        </w:rPr>
-        <w:t>git checkout main</w:t>
-        <w:br/>
-      </w:r>
-      <w:r>
-        <w:rPr>
-          <w:rFonts w:ascii="Calibri" w:hAnsi="Calibri" w:eastAsia="STHeiti"/>
-        </w:rPr>
-        <w:t>git pull --ff-only</w:t>
-        <w:br/>
-      </w:r>
-      <w:r>
-        <w:rPr>
-          <w:rFonts w:ascii="Calibri" w:hAnsi="Calibri" w:eastAsia="STHeiti"/>
-        </w:rPr>
-        <w:t>pnpm install --frozen-lockfile</w:t>
-        <w:br/>
-      </w:r>
-      <w:r>
-        <w:rPr>
-          <w:rFonts w:ascii="Calibri" w:hAnsi="Calibri" w:eastAsia="STHeiti"/>
-        </w:rPr>
-        <w:t>pnpm ts:check</w:t>
-        <w:br/>
-      </w:r>
-      <w:r>
-        <w:rPr>
-          <w:rFonts w:ascii="Calibri" w:hAnsi="Calibri" w:eastAsia="STHeiti"/>
-        </w:rPr>
-        <w:t>pnpm build:prod</w:t>
-        <w:br/>
-      </w:r>
-      <w:r>
-        <w:rPr>
-          <w:rFonts w:ascii="Calibri" w:hAnsi="Calibri" w:eastAsia="STHeiti"/>
-        </w:rPr>
-        <w:t>test -f dist-prod/index.html</w:t>
-      </w:r>
-    </w:p>
-    <w:p>
-      <w:r>
-        <w:rPr>
-          <w:rFonts w:ascii="Calibri" w:hAnsi="Calibri" w:eastAsia="STHeiti"/>
-        </w:rPr>
-        <w:t>发布 dist-prod 内部内容，记录域名、环境、commit SHA、构建时间和回滚位置。</w:t>
-      </w:r>
-    </w:p>
-    <w:p>
-      <w:pPr>
-        <w:pStyle w:val="Heading3"/>
-      </w:pPr>
-      <w:r>
-        <w:rPr>
-          <w:rFonts w:ascii="Calibri" w:hAnsi="Calibri" w:eastAsia="STHeiti"/>
-        </w:rPr>
-        <w:t>7.2 Windows 发布</w:t>
-      </w:r>
-    </w:p>
-    <w:p>
-      <w:pPr>
-        <w:pStyle w:val="CodeBlock"/>
-        <w:keepLines/>
-      </w:pPr>
-      <w:r>
-        <w:rPr>
-          <w:rFonts w:ascii="Calibri" w:hAnsi="Calibri" w:eastAsia="STHeiti"/>
-        </w:rPr>
-        <w:t>git checkout main</w:t>
-        <w:br/>
-      </w:r>
-      <w:r>
-        <w:rPr>
-          <w:rFonts w:ascii="Calibri" w:hAnsi="Calibri" w:eastAsia="STHeiti"/>
-        </w:rPr>
-        <w:t>git pull --ff-only</w:t>
-        <w:br/>
-      </w:r>
-      <w:r>
-        <w:rPr>
-          <w:rFonts w:ascii="Calibri" w:hAnsi="Calibri" w:eastAsia="STHeiti"/>
-        </w:rPr>
-        <w:t>git push github main</w:t>
-      </w:r>
-    </w:p>
-    <w:p>
-      <w:r>
-        <w:rPr>
-          <w:rFonts w:ascii="Calibri" w:hAnsi="Calibri" w:eastAsia="STHeiti"/>
-        </w:rPr>
-        <w:t>推送后检查 Actions 的 head_sha 与刚推送提交一致。必须确认以下步骤均 success：</w:t>
+        <w:t xml:space="preserve">检查 </w:t>
+      </w:r>
+      <w:r>
+        <w:rPr>
+          <w:rFonts w:ascii="Calibri" w:hAnsi="Calibri" w:eastAsia="STHeiti"/>
+          <w:color w:val="464646"/>
+          <w:sz w:val="19"/>
+        </w:rPr>
+        <w:t>Authorization</w:t>
+      </w:r>
+      <w:r>
+        <w:rPr>
+          <w:rFonts w:ascii="Calibri" w:hAnsi="Calibri" w:eastAsia="STHeiti"/>
+        </w:rPr>
+        <w:t>、</w:t>
+      </w:r>
+      <w:r>
+        <w:rPr>
+          <w:rFonts w:ascii="Calibri" w:hAnsi="Calibri" w:eastAsia="STHeiti"/>
+          <w:color w:val="464646"/>
+          <w:sz w:val="19"/>
+        </w:rPr>
+        <w:t>tenant-id</w:t>
+      </w:r>
+      <w:r>
+        <w:rPr>
+          <w:rFonts w:ascii="Calibri" w:hAnsi="Calibri" w:eastAsia="STHeiti"/>
+        </w:rPr>
+        <w:t xml:space="preserve"> 和 </w:t>
+      </w:r>
+      <w:r>
+        <w:rPr>
+          <w:rFonts w:ascii="Calibri" w:hAnsi="Calibri" w:eastAsia="STHeiti"/>
+          <w:color w:val="464646"/>
+          <w:sz w:val="19"/>
+        </w:rPr>
+        <w:t>visit-tenant-id</w:t>
+      </w:r>
+      <w:r>
+        <w:rPr>
+          <w:rFonts w:ascii="Calibri" w:hAnsi="Calibri" w:eastAsia="STHeiti"/>
+        </w:rPr>
+        <w:t>。</w:t>
       </w:r>
     </w:p>
     <w:p>
@@ -5183,7 +5198,18 @@
         <w:rPr>
           <w:rFonts w:ascii="Calibri" w:hAnsi="Calibri" w:eastAsia="STHeiti"/>
         </w:rPr>
-        <w:t>Configure XFYUN wake credentials</w:t>
+        <w:t>检查后端 CORS、HTTPS 和网关路径。</w:t>
+      </w:r>
+    </w:p>
+    <w:p>
+      <w:pPr>
+        <w:pStyle w:val="Heading3"/>
+      </w:pPr>
+      <w:r>
+        <w:rPr>
+          <w:rFonts w:ascii="Calibri" w:hAnsi="Calibri" w:eastAsia="STHeiti"/>
+        </w:rPr>
+        <w:t>Windows 唤醒问题</w:t>
       </w:r>
     </w:p>
     <w:p>
@@ -5194,8 +5220,16 @@
       <w:r>
         <w:rPr>
           <w:rFonts w:ascii="Calibri" w:hAnsi="Calibri" w:eastAsia="STHeiti"/>
-        </w:rPr>
-        <w:t>Build XFYUN Windows wake helper</w:t>
+          <w:color w:val="464646"/>
+          <w:sz w:val="19"/>
+        </w:rPr>
+        <w:t>Please fill app_id...</w:t>
+      </w:r>
+      <w:r>
+        <w:rPr>
+          <w:rFonts w:ascii="Calibri" w:hAnsi="Calibri" w:eastAsia="STHeiti"/>
+        </w:rPr>
+        <w:t>：检查是否安装了旧 artifact，或 GitHub Secrets 没有注入。</w:t>
       </w:r>
     </w:p>
     <w:p>
@@ -5206,8 +5240,44 @@
       <w:r>
         <w:rPr>
           <w:rFonts w:ascii="Calibri" w:hAnsi="Calibri" w:eastAsia="STHeiti"/>
-        </w:rPr>
-        <w:t>Build renderer</w:t>
+          <w:color w:val="464646"/>
+          <w:sz w:val="19"/>
+        </w:rPr>
+        <w:t>AIKIT_Start failed: 100011</w:t>
+      </w:r>
+      <w:r>
+        <w:rPr>
+          <w:rFonts w:ascii="Calibri" w:hAnsi="Calibri" w:eastAsia="STHeiti"/>
+        </w:rPr>
+        <w:t xml:space="preserve">：检查 </w:t>
+      </w:r>
+      <w:r>
+        <w:rPr>
+          <w:rFonts w:ascii="Calibri" w:hAnsi="Calibri" w:eastAsia="STHeiti"/>
+          <w:color w:val="464646"/>
+          <w:sz w:val="19"/>
+        </w:rPr>
+        <w:t>[wake]</w:t>
+      </w:r>
+      <w:r>
+        <w:rPr>
+          <w:rFonts w:ascii="Calibri" w:hAnsi="Calibri" w:eastAsia="STHeiti"/>
+        </w:rPr>
+        <w:t xml:space="preserve"> 和 </w:t>
+      </w:r>
+      <w:r>
+        <w:rPr>
+          <w:rFonts w:ascii="Calibri" w:hAnsi="Calibri" w:eastAsia="STHeiti"/>
+          <w:color w:val="464646"/>
+          <w:sz w:val="19"/>
+        </w:rPr>
+        <w:t>threshold=0 0:999</w:t>
+      </w:r>
+      <w:r>
+        <w:rPr>
+          <w:rFonts w:ascii="Calibri" w:hAnsi="Calibri" w:eastAsia="STHeiti"/>
+        </w:rPr>
+        <w:t>。</w:t>
       </w:r>
     </w:p>
     <w:p>
@@ -5218,8 +5288,16 @@
       <w:r>
         <w:rPr>
           <w:rFonts w:ascii="Calibri" w:hAnsi="Calibri" w:eastAsia="STHeiti"/>
-        </w:rPr>
-        <w:t>Package Windows NSIS x64</w:t>
+          <w:color w:val="464646"/>
+          <w:sz w:val="19"/>
+        </w:rPr>
+        <w:t>AIKIT_Init failed: 18400</w:t>
+      </w:r>
+      <w:r>
+        <w:rPr>
+          <w:rFonts w:ascii="Calibri" w:hAnsi="Calibri" w:eastAsia="STHeiti"/>
+        </w:rPr>
+        <w:t>：检查用户数据目录权限、helper 相对路径、keyword、resource 和 DLL。</w:t>
       </w:r>
     </w:p>
     <w:p>
@@ -5230,28 +5308,16 @@
       <w:r>
         <w:rPr>
           <w:rFonts w:ascii="Calibri" w:hAnsi="Calibri" w:eastAsia="STHeiti"/>
-        </w:rPr>
-        <w:t>Verify packaged XFYUN config</w:t>
-      </w:r>
-    </w:p>
-    <w:p>
-      <w:pPr>
-        <w:pStyle w:val="ListBullet"/>
-        <w:spacing w:after="80"/>
-      </w:pPr>
-      <w:r>
-        <w:rPr>
-          <w:rFonts w:ascii="Calibri" w:hAnsi="Calibri" w:eastAsia="STHeiti"/>
-        </w:rPr>
-        <w:t>Upload Windows installer</w:t>
-      </w:r>
-    </w:p>
-    <w:p>
-      <w:r>
-        <w:rPr>
-          <w:rFonts w:ascii="Calibri" w:hAnsi="Calibri" w:eastAsia="STHeiti"/>
-        </w:rPr>
-        <w:t>当前 Windows workflow 只构建 x64，不构建 ARM64。当前没有 macOS GitHub Actions workflow。</w:t>
+          <w:color w:val="464646"/>
+          <w:sz w:val="19"/>
+        </w:rPr>
+        <w:t>Error: write EPIPE</w:t>
+      </w:r>
+      <w:r>
+        <w:rPr>
+          <w:rFonts w:ascii="Calibri" w:hAnsi="Calibri" w:eastAsia="STHeiti"/>
+        </w:rPr>
+        <w:t>：通常是 helper 已退出但主进程仍在写入。升级完整安装包，不要只替换 renderer 文件。</w:t>
       </w:r>
     </w:p>
     <w:p>
@@ -5262,7 +5328,7 @@
         <w:rPr>
           <w:rFonts w:ascii="Calibri" w:hAnsi="Calibri" w:eastAsia="STHeiti"/>
         </w:rPr>
-        <w:t>7.3 deploy.js 注意事项</w:t>
+        <w:t>macOS 麦克风权限</w:t>
       </w:r>
     </w:p>
     <w:p>
@@ -5270,449 +5336,7 @@
         <w:rPr>
           <w:rFonts w:ascii="Calibri" w:hAnsi="Calibri" w:eastAsia="STHeiti"/>
         </w:rPr>
-        <w:t>仓库的 deploy.js 仍包含 YOUR_SERVER_IP、YOUR_SSH_PASSWORD、示例远程目录等占位符，并调用当前 package.json 不存在的 npm run build。不要直接把 node deploy.js 当作生产部署命令；应使用人工审核的 rsync/scp，或先修订脚本并通过安全凭据注入。</w:t>
-      </w:r>
-    </w:p>
-    <w:p>
-      <w:pPr>
-        <w:pStyle w:val="Heading2"/>
-      </w:pPr>
-      <w:r>
-        <w:rPr>
-          <w:rFonts w:ascii="Calibri" w:hAnsi="Calibri" w:eastAsia="STHeiti"/>
-        </w:rPr>
-        <w:t>8. 检查和故障排查</w:t>
-      </w:r>
-    </w:p>
-    <w:p>
-      <w:r>
-        <w:rPr>
-          <w:rFonts w:ascii="Calibri" w:hAnsi="Calibri" w:eastAsia="STHeiti"/>
-        </w:rPr>
-        <w:t>构建检查：</w:t>
-      </w:r>
-    </w:p>
-    <w:p>
-      <w:pPr>
-        <w:pStyle w:val="CodeBlock"/>
-        <w:keepLines/>
-      </w:pPr>
-      <w:r>
-        <w:rPr>
-          <w:rFonts w:ascii="Calibri" w:hAnsi="Calibri" w:eastAsia="STHeiti"/>
-        </w:rPr>
-        <w:t>node --check electron/main.cjs</w:t>
-        <w:br/>
-      </w:r>
-      <w:r>
-        <w:rPr>
-          <w:rFonts w:ascii="Calibri" w:hAnsi="Calibri" w:eastAsia="STHeiti"/>
-        </w:rPr>
-        <w:t>pnpm exec eslint src/views/ai/ChatAssistant.vue</w:t>
-        <w:br/>
-      </w:r>
-      <w:r>
-        <w:rPr>
-          <w:rFonts w:ascii="Calibri" w:hAnsi="Calibri" w:eastAsia="STHeiti"/>
-        </w:rPr>
-        <w:t>pnpm ts:check</w:t>
-        <w:br/>
-      </w:r>
-      <w:r>
-        <w:rPr>
-          <w:rFonts w:ascii="Calibri" w:hAnsi="Calibri" w:eastAsia="STHeiti"/>
-        </w:rPr>
-        <w:t>pnpm build:prod</w:t>
-        <w:br/>
-      </w:r>
-      <w:r>
-        <w:rPr>
-          <w:rFonts w:ascii="Calibri" w:hAnsi="Calibri" w:eastAsia="STHeiti"/>
-        </w:rPr>
-        <w:t>pnpm build:desktop</w:t>
-        <w:br/>
-      </w:r>
-      <w:r>
-        <w:rPr>
-          <w:rFonts w:ascii="Calibri" w:hAnsi="Calibri" w:eastAsia="STHeiti"/>
-        </w:rPr>
-        <w:t>pnpm desktop:prepare</w:t>
-        <w:br/>
-      </w:r>
-      <w:r>
-        <w:rPr>
-          <w:rFonts w:ascii="Calibri" w:hAnsi="Calibri" w:eastAsia="STHeiti"/>
-        </w:rPr>
-        <w:t>git diff --check</w:t>
-      </w:r>
-    </w:p>
-    <w:p>
-      <w:r>
-        <w:rPr>
-          <w:rFonts w:ascii="Calibri" w:hAnsi="Calibri" w:eastAsia="STHeiti"/>
-        </w:rPr>
-        <w:t>完整 ts:check 或 test:unit 若出现仓库基线已有错误，要记录具体错误并区分本次变更，不要用跳过检查掩盖失败。</w:t>
-      </w:r>
-    </w:p>
-    <w:p>
-      <w:pPr>
-        <w:pStyle w:val="Heading3"/>
-      </w:pPr>
-      <w:r>
-        <w:rPr>
-          <w:rFonts w:ascii="Calibri" w:hAnsi="Calibri" w:eastAsia="STHeiti"/>
-        </w:rPr>
-        <w:t>Web 白屏或资源 404</w:t>
-      </w:r>
-    </w:p>
-    <w:p>
-      <w:pPr>
-        <w:pStyle w:val="ListBullet"/>
-        <w:spacing w:after="80"/>
-      </w:pPr>
-      <w:r>
-        <w:rPr>
-          <w:rFonts w:ascii="Calibri" w:hAnsi="Calibri" w:eastAsia="STHeiti"/>
-        </w:rPr>
-        <w:t>检查 index.html 是否在 root。</w:t>
-      </w:r>
-    </w:p>
-    <w:p>
-      <w:pPr>
-        <w:pStyle w:val="ListBullet"/>
-        <w:spacing w:after="80"/>
-      </w:pPr>
-      <w:r>
-        <w:rPr>
-          <w:rFonts w:ascii="Calibri" w:hAnsi="Calibri" w:eastAsia="STHeiti"/>
-        </w:rPr>
-        <w:t>检查 VITE_BASE_PATH 和部署目录。</w:t>
-      </w:r>
-    </w:p>
-    <w:p>
-      <w:pPr>
-        <w:pStyle w:val="ListBullet"/>
-        <w:spacing w:after="80"/>
-      </w:pPr>
-      <w:r>
-        <w:rPr>
-          <w:rFonts w:ascii="Calibri" w:hAnsi="Calibri" w:eastAsia="STHeiti"/>
-        </w:rPr>
-        <w:t>检查首个 Network 404。</w:t>
-      </w:r>
-    </w:p>
-    <w:p>
-      <w:pPr>
-        <w:pStyle w:val="ListBullet"/>
-        <w:spacing w:after="80"/>
-      </w:pPr>
-      <w:r>
-        <w:rPr>
-          <w:rFonts w:ascii="Calibri" w:hAnsi="Calibri" w:eastAsia="STHeiti"/>
-        </w:rPr>
-        <w:t>检查服务器是否正确返回 gzip/br 和字体。</w:t>
-      </w:r>
-    </w:p>
-    <w:p>
-      <w:pPr>
-        <w:pStyle w:val="ListBullet"/>
-        <w:spacing w:after="80"/>
-      </w:pPr>
-      <w:r>
-        <w:rPr>
-          <w:rFonts w:ascii="Calibri" w:hAnsi="Calibri" w:eastAsia="STHeiti"/>
-        </w:rPr>
-        <w:t>检查 Hash 路由是否回退到 index.html。</w:t>
-      </w:r>
-    </w:p>
-    <w:p>
-      <w:pPr>
-        <w:pStyle w:val="Heading3"/>
-      </w:pPr>
-      <w:r>
-        <w:rPr>
-          <w:rFonts w:ascii="Calibri" w:hAnsi="Calibri" w:eastAsia="STHeiti"/>
-        </w:rPr>
-        <w:t>API 404、跨域或 401</w:t>
-      </w:r>
-    </w:p>
-    <w:p>
-      <w:pPr>
-        <w:pStyle w:val="ListBullet"/>
-        <w:spacing w:after="80"/>
-      </w:pPr>
-      <w:r>
-        <w:rPr>
-          <w:rFonts w:ascii="Calibri" w:hAnsi="Calibri" w:eastAsia="STHeiti"/>
-        </w:rPr>
-        <w:t>检查 API 是否包含 /admin-api。</w:t>
-      </w:r>
-    </w:p>
-    <w:p>
-      <w:pPr>
-        <w:pStyle w:val="ListBullet"/>
-        <w:spacing w:after="80"/>
-      </w:pPr>
-      <w:r>
-        <w:rPr>
-          <w:rFonts w:ascii="Calibri" w:hAnsi="Calibri" w:eastAsia="STHeiti"/>
-        </w:rPr>
-        <w:t>检查 Nginx proxy_pass 斜杠。</w:t>
-      </w:r>
-    </w:p>
-    <w:p>
-      <w:pPr>
-        <w:pStyle w:val="ListBullet"/>
-        <w:spacing w:after="80"/>
-      </w:pPr>
-      <w:r>
-        <w:rPr>
-          <w:rFonts w:ascii="Calibri" w:hAnsi="Calibri" w:eastAsia="STHeiti"/>
-        </w:rPr>
-        <w:t>检查后端 CORS、HTTPS 和网关路径。</w:t>
-      </w:r>
-    </w:p>
-    <w:p>
-      <w:pPr>
-        <w:pStyle w:val="ListBullet"/>
-        <w:spacing w:after="80"/>
-      </w:pPr>
-      <w:r>
-        <w:rPr>
-          <w:rFonts w:ascii="Calibri" w:hAnsi="Calibri" w:eastAsia="STHeiti"/>
-        </w:rPr>
-        <w:t>检查 Authorization、tenant-id、visit-tenant-id。</w:t>
-      </w:r>
-    </w:p>
-    <w:p>
-      <w:pPr>
-        <w:pStyle w:val="ListBullet"/>
-        <w:spacing w:after="80"/>
-      </w:pPr>
-      <w:r>
-        <w:rPr>
-          <w:rFonts w:ascii="Calibri" w:hAnsi="Calibri" w:eastAsia="STHeiti"/>
-        </w:rPr>
-        <w:t>检查 Token 刷新和账号权限。</w:t>
-      </w:r>
-    </w:p>
-    <w:p>
-      <w:pPr>
-        <w:pStyle w:val="Heading3"/>
-      </w:pPr>
-      <w:r>
-        <w:rPr>
-          <w:rFonts w:ascii="Calibri" w:hAnsi="Calibri" w:eastAsia="STHeiti"/>
-        </w:rPr>
-        <w:t>Windows 配置错误</w:t>
-      </w:r>
-    </w:p>
-    <w:p>
-      <w:r>
-        <w:rPr>
-          <w:rFonts w:ascii="Calibri" w:hAnsi="Calibri" w:eastAsia="STHeiti"/>
-        </w:rPr>
-        <w:t>提示“Please fill app_id...”：通常是旧 artifact、CI Secret 未注入或安装了错误包；检查配置步骤和 artifact 的 commit SHA。</w:t>
-      </w:r>
-    </w:p>
-    <w:p>
-      <w:r>
-        <w:rPr>
-          <w:rFonts w:ascii="Calibri" w:hAnsi="Calibri" w:eastAsia="STHeiti"/>
-        </w:rPr>
-        <w:t>提示 AIKIT_Start failed: 100011：检查 [wake] 下是否为 threshold=0 0:999；同时确认 keyword.txt、resource 和 DLL 随包存在。</w:t>
-      </w:r>
-    </w:p>
-    <w:p>
-      <w:r>
-        <w:rPr>
-          <w:rFonts w:ascii="Calibri" w:hAnsi="Calibri" w:eastAsia="STHeiti"/>
-        </w:rPr>
-        <w:t>提示 AIKIT_Init failed: 18400：检查用户数据目录可写、helper 使用相对路径，并查看 xfyun-awake.log。</w:t>
-      </w:r>
-    </w:p>
-    <w:p>
-      <w:r>
-        <w:rPr>
-          <w:rFonts w:ascii="Calibri" w:hAnsi="Calibri" w:eastAsia="STHeiti"/>
-        </w:rPr>
-        <w:t>提示 Error: write EPIPE：通常是旧主进程向已退出 helper 写 stdin；升级到包含 EPIPE 处理的完整安装包，不要只替换 renderer 文件。</w:t>
-      </w:r>
-    </w:p>
-    <w:p>
-      <w:pPr>
-        <w:pStyle w:val="Heading3"/>
-      </w:pPr>
-      <w:r>
-        <w:rPr>
-          <w:rFonts w:ascii="Calibri" w:hAnsi="Calibri" w:eastAsia="STHeiti"/>
-        </w:rPr>
-        <w:t>macOS 权限</w:t>
-      </w:r>
-    </w:p>
-    <w:p>
-      <w:r>
-        <w:rPr>
-          <w:rFonts w:ascii="Calibri" w:hAnsi="Calibri" w:eastAsia="STHeiti"/>
-        </w:rPr>
-        <w:t>在系统设置 -&gt; 隐私与安全性 -&gt; 麦克风中允许应用。未签名应用可能被 Gatekeeper 拦截；重新授权后完全退出并重新打开应用。</w:t>
-      </w:r>
-    </w:p>
-    <w:p>
-      <w:pPr>
-        <w:pStyle w:val="Heading2"/>
-      </w:pPr>
-      <w:r>
-        <w:rPr>
-          <w:rFonts w:ascii="Calibri" w:hAnsi="Calibri" w:eastAsia="STHeiti"/>
-        </w:rPr>
-        <w:t>9. 回滚</w:t>
-      </w:r>
-    </w:p>
-    <w:p>
-      <w:pPr>
-        <w:pStyle w:val="Heading3"/>
-      </w:pPr>
-      <w:r>
-        <w:rPr>
-          <w:rFonts w:ascii="Calibri" w:hAnsi="Calibri" w:eastAsia="STHeiti"/>
-        </w:rPr>
-        <w:t>9.1 Web</w:t>
-      </w:r>
-    </w:p>
-    <w:p>
-      <w:r>
-        <w:rPr>
-          <w:rFonts w:ascii="Calibri" w:hAnsi="Calibri" w:eastAsia="STHeiti"/>
-        </w:rPr>
-        <w:t>建议按版本保存目录：</w:t>
-      </w:r>
-    </w:p>
-    <w:p>
-      <w:pPr>
-        <w:pStyle w:val="CodeBlock"/>
-        <w:keepLines/>
-      </w:pPr>
-      <w:r>
-        <w:rPr>
-          <w:rFonts w:ascii="Calibri" w:hAnsi="Calibri" w:eastAsia="STHeiti"/>
-        </w:rPr>
-        <w:t>/var/www/releases/2026-08-24-001/</w:t>
-        <w:br/>
-      </w:r>
-      <w:r>
-        <w:rPr>
-          <w:rFonts w:ascii="Calibri" w:hAnsi="Calibri" w:eastAsia="STHeiti"/>
-        </w:rPr>
-        <w:t>/var/www/releases/2026-08-24-002/</w:t>
-        <w:br/>
-      </w:r>
-      <w:r>
-        <w:rPr>
-          <w:rFonts w:ascii="Calibri" w:hAnsi="Calibri" w:eastAsia="STHeiti"/>
-        </w:rPr>
-        <w:t>/var/www/yishizhijian -&gt; /var/www/releases/2026-08-24-002</w:t>
-      </w:r>
-    </w:p>
-    <w:p>
-      <w:r>
-        <w:rPr>
-          <w:rFonts w:ascii="Calibri" w:hAnsi="Calibri" w:eastAsia="STHeiti"/>
-        </w:rPr>
-        <w:t>回滚：</w:t>
-      </w:r>
-    </w:p>
-    <w:p>
-      <w:pPr>
-        <w:pStyle w:val="CodeBlock"/>
-        <w:keepLines/>
-      </w:pPr>
-      <w:r>
-        <w:rPr>
-          <w:rFonts w:ascii="Calibri" w:hAnsi="Calibri" w:eastAsia="STHeiti"/>
-        </w:rPr>
-        <w:t>ln -sfn /var/www/releases/2026-08-24-001 /var/www/yishizhijian</w:t>
-        <w:br/>
-      </w:r>
-      <w:r>
-        <w:rPr>
-          <w:rFonts w:ascii="Calibri" w:hAnsi="Calibri" w:eastAsia="STHeiti"/>
-        </w:rPr>
-        <w:t>sudo nginx -t</w:t>
-        <w:br/>
-      </w:r>
-      <w:r>
-        <w:rPr>
-          <w:rFonts w:ascii="Calibri" w:hAnsi="Calibri" w:eastAsia="STHeiti"/>
-        </w:rPr>
-        <w:t>sudo systemctl reload nginx</w:t>
-      </w:r>
-    </w:p>
-    <w:p>
-      <w:r>
-        <w:rPr>
-          <w:rFonts w:ascii="Calibri" w:hAnsi="Calibri" w:eastAsia="STHeiti"/>
-        </w:rPr>
-        <w:t>回滚后清理 CDN 缓存，避免 HTML 和 hashed assets 不匹配。</w:t>
-      </w:r>
-    </w:p>
-    <w:p>
-      <w:pPr>
-        <w:pStyle w:val="Heading3"/>
-      </w:pPr>
-      <w:r>
-        <w:rPr>
-          <w:rFonts w:ascii="Calibri" w:hAnsi="Calibri" w:eastAsia="STHeiti"/>
-        </w:rPr>
-        <w:t>9.2 Electron</w:t>
-      </w:r>
-    </w:p>
-    <w:p>
-      <w:pPr>
-        <w:pStyle w:val="ListBullet"/>
-        <w:spacing w:after="80"/>
-      </w:pPr>
-      <w:r>
-        <w:rPr>
-          <w:rFonts w:ascii="Calibri" w:hAnsi="Calibri" w:eastAsia="STHeiti"/>
-        </w:rPr>
-        <w:t>保留每个 CI run、artifact 和 commit SHA。</w:t>
-      </w:r>
-    </w:p>
-    <w:p>
-      <w:pPr>
-        <w:pStyle w:val="ListBullet"/>
-        <w:spacing w:after="80"/>
-      </w:pPr>
-      <w:r>
-        <w:rPr>
-          <w:rFonts w:ascii="Calibri" w:hAnsi="Calibri" w:eastAsia="STHeiti"/>
-        </w:rPr>
-        <w:t>回滚时分发同一构建的旧 *-setup.exe 或 macOS 包。</w:t>
-      </w:r>
-    </w:p>
-    <w:p>
-      <w:pPr>
-        <w:pStyle w:val="ListBullet"/>
-        <w:spacing w:after="80"/>
-      </w:pPr>
-      <w:r>
-        <w:rPr>
-          <w:rFonts w:ascii="Calibri" w:hAnsi="Calibri" w:eastAsia="STHeiti"/>
-        </w:rPr>
-        <w:t>不要只替换 renderer；main、preload、native helper 和资源必须来自同一构建。</w:t>
-      </w:r>
-    </w:p>
-    <w:p>
-      <w:pPr>
-        <w:pStyle w:val="ListBullet"/>
-        <w:spacing w:after="80"/>
-      </w:pPr>
-      <w:r>
-        <w:rPr>
-          <w:rFonts w:ascii="Calibri" w:hAnsi="Calibri" w:eastAsia="STHeiti"/>
-        </w:rPr>
-        <w:t>记录用户数据目录和配置迁移策略。</w:t>
+        <w:t>系统设置 -&gt; 隐私与安全性 -&gt; 麦克风，允许应用后完全退出并重新打开。未签名应用可能被 Gatekeeper 拦截。</w:t>
       </w:r>
     </w:p>
     <w:sectPr>
@@ -5759,7 +5383,7 @@
         <w:color w:val="787878"/>
         <w:sz w:val="16"/>
       </w:rPr>
-      <w:t>壹拾智检数智服务平台 · 部署文档</w:t>
+      <w:t>壹拾智检数智服务平台 · 部署手册</w:t>
     </w:r>
   </w:p>
 </w:hdr>
@@ -17822,12 +17446,11 @@
   <w:style w:type="paragraph" w:customStyle="1" w:styleId="CodeBlock">
     <w:name w:val="Code Block"/>
     <w:pPr>
-      <w:spacing w:before="60" w:after="140" w:line="240" w:lineRule="auto"/>
+      <w:spacing w:after="140" w:line="240" w:lineRule="auto"/>
       <w:ind w:left="259" w:right="259"/>
     </w:pPr>
     <w:rPr>
       <w:rFonts w:ascii="Consolas" w:hAnsi="Consolas" w:eastAsia="STHeiti"/>
-      <w:color w:val="323232"/>
       <w:sz w:val="18"/>
     </w:rPr>
   </w:style>
